--- a/15-gestion-de-projet-budgetisation/budget-picard-03-07.docx
+++ b/15-gestion-de-projet-budgetisation/budget-picard-03-07.docx
@@ -7,6 +7,9 @@
         <w:pStyle w:val="Title"/>
       </w:pPr>
       <w:r>
+        <w:rPr>
+          <w:rFonts w:ascii="Arial" w:hAnsi="Arial"/>
+        </w:rPr>
         <w:t>Budgétisation projets 03 et 07, Picard</w:t>
       </w:r>
     </w:p>
@@ -15,6 +18,9 @@
         <w:pStyle w:val="Heading1"/>
       </w:pPr>
       <w:r>
+        <w:rPr>
+          <w:rFonts w:ascii="Arial" w:hAnsi="Arial"/>
+        </w:rPr>
         <w:t>Contexte</w:t>
       </w:r>
     </w:p>
@@ -31,6 +37,9 @@
         <w:pStyle w:val="Heading1"/>
       </w:pPr>
       <w:r>
+        <w:rPr>
+          <w:rFonts w:ascii="Arial" w:hAnsi="Arial"/>
+        </w:rPr>
         <w:t>Données d'entrée</w:t>
       </w:r>
     </w:p>
@@ -47,7 +56,7 @@
         <w:jc w:val="both"/>
       </w:pPr>
       <w:r>
-        <w:t>Ce que le sujet ne dit pas et que je suppose : l'équipe est une petite équipe type agence ou freelances, pas une équipe interne Picard. Le catalogue fait une cinquantaine de produits par machine, l'outil 03 est utilisé par une ou deux personnes chez Picard qui gèrent le réapprovisionnement, et le 07 tourne sur la borne (écran tactile) et sur téléphone via un QR code. La borne elle-même, l'écran, le lecteur de carte physique et le réseau dans l'école sont fournis par Picard, je ne les compte pas. Pas de vrai prestataire de paiement (Stripe, Adyen) non plus, et si Picard veut du vrai paiement un jour ce sera un avenant. Pas de nom de domaine à acheter (Picard en a un), pas de reprise de données existantes, pas d'application mobile native, et une seule borne pour commencer, la synchro entre plusieurs machines est exclue.</w:t>
+        <w:t>Ce que le sujet ne dit pas et que je suppose : l'équipe est une petite équipe type agence ou freelances, pas une équipe interne Picard. Le catalogue fait une cinquantaine de produits par machine, l'outil 03 est utilisé par une ou deux personnes chez Picard qui gère le réapprovisionnement, et le 07 tourne sur la borne (écran tactile) et sur téléphone via un QR code. La borne elle-même, l'écran, le lecteur de carte physique et le réseau dans l'école sont fournis par Picard, je ne les compte pas. Pas de vrai prestataire de paiement (Stripe, Adyen) non plus, et si Picard veut du vrai paiement un jour ce sera un avenant. Pas de nom de domaine à acheter (Picard en a un), pas de reprise de données existantes, pas d'application mobile native, et une seule borne pour commencer, la synchro entre plusieurs machines est exclue.</w:t>
       </w:r>
     </w:p>
     <w:p>
@@ -55,6 +64,9 @@
         <w:pStyle w:val="Heading1"/>
       </w:pPr>
       <w:r>
+        <w:rPr>
+          <w:rFonts w:ascii="Arial" w:hAnsi="Arial"/>
+        </w:rPr>
         <w:t>Méthode et TJM</w:t>
       </w:r>
     </w:p>
@@ -63,7 +75,7 @@
         <w:jc w:val="both"/>
       </w:pPr>
       <w:r>
-        <w:t>J'ai fait du bottom-up : chaque lot est découpé en tâches de 7 jours maximum comme le demande le cours, chaque tâche a une charge en jours-homme (j.h), un rôle et un TJM, et le sous-total c'est charge × TJM. Pour les postes incertains (paiement, intégration front/back) j'ai pris une valeur probable un peu au dessus de l'optimiste plutôt qu'une méthode des 3 points complète, parce qu'à ce stade on n'a pas de cahier des charges validé.</w:t>
+        <w:t>J'ai fait du bottom-up : chaque lot est découpé en tâches de 7 jours maximum comme le demande le cours, chaque tâche à une charge en jours-homme (j.h), un rôle et un TJM, et le sous-total c'est charge × TJM. Pour les postes incertains (paiement, intégration front/back) j'ai pris une valeur probable un peu au dessus de l'optimiste plutôt qu'une méthode des 3 points complète, parce qu'à ce stade on n'a pas de cahier des charges validé.</w:t>
       </w:r>
     </w:p>
     <w:p>
@@ -71,7 +83,7 @@
         <w:jc w:val="both"/>
       </w:pPr>
       <w:r>
-        <w:t>Les TJM viennent de plusieurs baromètres croisés. Le baromètre Silkhom 2025 donne pour un développeur PHP ou front JS confirmé (2 à 5 ans) une fourchette de 400 à 500 €, un chef de projet technique confirmé 600 à 700 €, un testeur QA confirmé 450 à 550 €, un DevOps confirmé 500 à 550 € et un UX/UI confirmé 430 à 530 € (source : Silkhom, baromètre des TJM informatique et digital 2025). Malt donne un TJM moyen de 401 € pour un dev Symfony de 3 à 7 ans et 523 € pour 8 à 15 ans, (source : Malt, grille des tarifs Symfony 2026 et baromètre tarifs). TJMètre, avec 3 944 réponses, donne un médian développeur à 520 €, chef de projet 600 € et DevOps 600 € (source : TJMètre, baromètre annuel 2026). Codeur.com affiche 145 € par jour en moyenne pour du Symfony mais c'est une plateforme de petites annonces avec beaucoup de profils hors France, je pense pas que ce soit une base sérieuse pour un projet de ce type (source : Codeur, page tarif développeur Symfony, septembre 2026). Pour le RGPD, Free-Work donne 665 € en direct pour un expert protection des données et un site spécialisé annonce 800 à 1 200 € en régie (source : Free-Work, page TJM expert protection des données ; donneespersonnelles.fr, tarifs DPO externalisé 2026).</w:t>
+        <w:t>Les TJM viennent de quatre baromètres croisés entre eux. Le baromètre Silkhom 2025 donne, dans sa colonne grandes villes, un développeur PHP ou front JS confirmé (2 à 5 ans) entre 350 et 450 €, un chef de projet technique confirmé 500 à 650 €, un testeur QA confirmé 350 à 450 €, un DevOps confirmé 450 à 530 € et un UX/UI confirmé 330 à 450 €. La colonne Paris est 50 à 100 € au dessus sur chaque ligne (source : Silkhom, baromètre des TJM informatique et digital 2025). Malt donne un TJM moyen de 401 € pour un dev Symfony de 3 à 7 ans et 523 € pour 8 à 15 ans (source : Malt, grille des tarifs Symfony 2026 et baromètre tarifs). TJMètre, avec 3 944 réponses, donne un médian développeur à 520 €, chef de projet 600 € et DevOps 600 € (source : TJMètre, baromètre annuel 2026). Codeur.com affiche 145 € par jour en moyenne pour du Symfony mais c'est une plateforme de petites annonces avec beaucoup de profils hors France, je pense pas que ce soit une base sérieuse pour un projet de ce type (source : Codeur, page tarif développeur Symfony, septembre 2026). Pour le RGPD, Free-Work donne 665 € en direct pour un expert protection des données et un site spécialisé annonce 800 à 1 200 € en régie (source : Free-Work, page TJM expert protection des données ; donneespersonnelles.fr, tarifs DPO externalisé 2026).</w:t>
       </w:r>
     </w:p>
     <w:p>
@@ -79,7 +91,7 @@
         <w:jc w:val="both"/>
       </w:pPr>
       <w:r>
-        <w:t>Du coup j'ai retenu des valeurs médianes pour une équipe confirmée hors Paris intra-muros : chef de projet / PO 600 €, UX/UI 450 €, développeur front (TypeScript, React) 450 €, développeur back Symfony 450 €, QA 450 €, DevOps 550 €, consultant RGPD 700 €. Perso je trouve que 450 € pour un dev Symfony confirmé c'est le bon milieu entre Malt et Silkhom, en dessous on tombe sur du junior et il faut plus de jours.</w:t>
+        <w:t>Du coup j'ai retenu le haut de la fourchette grandes villes, parce que l'école est en région parisienne et que les freelances du coin s'alignent sur Paris : chef de projet / PO 600 €, UX/UI 450 €, développeur front (TypeScript, React) 450 €, développeur back Symfony 450 €, QA 450 €, DevOps 550 €, consultant RGPD 700 €. Perso je trouve que 450 € pour un dev Symfony confirmé c'est le bon milieu entre Malt et Silkhom, en dessous on tombe sur du junior et il faut plus de jours.</w:t>
       </w:r>
     </w:p>
     <w:p>
@@ -87,6 +99,9 @@
         <w:pStyle w:val="Heading1"/>
       </w:pPr>
       <w:r>
+        <w:rPr>
+          <w:rFonts w:ascii="Arial" w:hAnsi="Arial"/>
+        </w:rPr>
         <w:t>Projet 03, découpage</w:t>
       </w:r>
     </w:p>
@@ -95,7 +110,7 @@
         <w:jc w:val="both"/>
       </w:pPr>
       <w:r>
-        <w:t>Le 03 est petit, je l'ai coupé en cinq lots. Le cadrage c'est un atelier avec Picard pour savoir qui gère le stock et comment, une spec courte et le choix technique. Je partirais sur du TypeScript sans framework avec Bootstrap, vu que c'est un outil interne pour deux personnes, un Vue ou un React là-dessus c'est du poids pour rien. L'UX c'est deux ou trois écrans (liste, fiche, formulaire), pas besoin de plus. Le lot front porte tout le fonctionnel demandé, avec une tâche à part pour la validation des saisies parce que c'est là que ca prend du temps (prix négatif, DLC dans le passé). La recette est un vrai lot, le cours insiste là dessus et en vrai c'est toujours ce qu'on sabre en premier, donc je la garde telle quelle : un plan de test, deux jours de campagne, deux jours de correction, et fait par un QA qui n'est pas le dev. La mise en prod est simple, c'est du statique, un build et un déploiement sur un hébergement statique ou sur le VPS du 07.</w:t>
+        <w:t>Le 03 est petit, je l'ai coupé en cinq lots. Le cadrage c'est un atelier avec Picard pour savoir qui gère le stock et comment, une spec courte et le choix technique. Je partirais sur du TypeScript sans framework avec Bootstrap, vu que c'est un outil interne pour deux personnes, un Vue ou un React là-dessus c'est du poids pour rien. L'UX c'est trois ou quatre écrans (liste, fiche, formulaire, stock), pas besoin d'en faire davantage. Le lot front porte tout le fonctionnel demandé, avec une tâche à part pour la validation des saisies parce que c'est là que ca prend du temps (prix négatif, DLC dans le passé). La recette est un vrai lot, le cours insiste là dessus et en vrai c'est toujours ce qu'on sabre en premier, donc je la garde telle quelle : un plan de test, deux jours de campagne, deux jours de correction, et fait par un QA qui n'est pas le dev. La mise en prod est simple, c'est du statique, un build et un déploiement sur un hébergement statique ou sur le VPS du 07.</w:t>
       </w:r>
     </w:p>
     <w:tbl>
@@ -135,7 +150,7 @@
               <w:rPr>
                 <w:rFonts w:ascii="Arial" w:hAnsi="Arial"/>
                 <w:b/>
-                <w:sz w:val="16"/>
+                <w:sz w:val="20"/>
               </w:rPr>
               <w:t>Lot</w:t>
             </w:r>
@@ -154,7 +169,7 @@
               <w:rPr>
                 <w:rFonts w:ascii="Arial" w:hAnsi="Arial"/>
                 <w:b/>
-                <w:sz w:val="16"/>
+                <w:sz w:val="20"/>
               </w:rPr>
               <w:t>Tâche</w:t>
             </w:r>
@@ -173,7 +188,7 @@
               <w:rPr>
                 <w:rFonts w:ascii="Arial" w:hAnsi="Arial"/>
                 <w:b/>
-                <w:sz w:val="16"/>
+                <w:sz w:val="20"/>
               </w:rPr>
               <w:t>Charge (j.h)</w:t>
             </w:r>
@@ -192,7 +207,7 @@
               <w:rPr>
                 <w:rFonts w:ascii="Arial" w:hAnsi="Arial"/>
                 <w:b/>
-                <w:sz w:val="16"/>
+                <w:sz w:val="20"/>
               </w:rPr>
               <w:t>Rôle</w:t>
             </w:r>
@@ -211,7 +226,7 @@
               <w:rPr>
                 <w:rFonts w:ascii="Arial" w:hAnsi="Arial"/>
                 <w:b/>
-                <w:sz w:val="16"/>
+                <w:sz w:val="20"/>
               </w:rPr>
               <w:t>TJM (€)</w:t>
             </w:r>
@@ -230,7 +245,7 @@
               <w:rPr>
                 <w:rFonts w:ascii="Arial" w:hAnsi="Arial"/>
                 <w:b/>
-                <w:sz w:val="16"/>
+                <w:sz w:val="20"/>
               </w:rPr>
               <w:t>Sous-total (€ HT)</w:t>
             </w:r>
@@ -251,7 +266,7 @@
               <w:rPr>
                 <w:rFonts w:ascii="Arial" w:hAnsi="Arial"/>
                 <w:b w:val="0"/>
-                <w:sz w:val="16"/>
+                <w:sz w:val="20"/>
               </w:rPr>
               <w:t>Cadrage</w:t>
             </w:r>
@@ -270,7 +285,7 @@
               <w:rPr>
                 <w:rFonts w:ascii="Arial" w:hAnsi="Arial"/>
                 <w:b w:val="0"/>
-                <w:sz w:val="16"/>
+                <w:sz w:val="20"/>
               </w:rPr>
               <w:t>Atelier de lancement avec Picard</w:t>
             </w:r>
@@ -290,7 +305,7 @@
               <w:rPr>
                 <w:rFonts w:ascii="Arial" w:hAnsi="Arial"/>
                 <w:b w:val="0"/>
-                <w:sz w:val="16"/>
+                <w:sz w:val="20"/>
               </w:rPr>
               <w:t>1</w:t>
             </w:r>
@@ -309,7 +324,7 @@
               <w:rPr>
                 <w:rFonts w:ascii="Arial" w:hAnsi="Arial"/>
                 <w:b w:val="0"/>
-                <w:sz w:val="16"/>
+                <w:sz w:val="20"/>
               </w:rPr>
               <w:t>Chef de projet</w:t>
             </w:r>
@@ -329,7 +344,7 @@
               <w:rPr>
                 <w:rFonts w:ascii="Arial" w:hAnsi="Arial"/>
                 <w:b w:val="0"/>
-                <w:sz w:val="16"/>
+                <w:sz w:val="20"/>
               </w:rPr>
               <w:t>600</w:t>
             </w:r>
@@ -349,7 +364,7 @@
               <w:rPr>
                 <w:rFonts w:ascii="Arial" w:hAnsi="Arial"/>
                 <w:b w:val="0"/>
-                <w:sz w:val="16"/>
+                <w:sz w:val="20"/>
               </w:rPr>
               <w:t>600,00</w:t>
             </w:r>
@@ -370,7 +385,7 @@
               <w:rPr>
                 <w:rFonts w:ascii="Arial" w:hAnsi="Arial"/>
                 <w:b w:val="0"/>
-                <w:sz w:val="16"/>
+                <w:sz w:val="20"/>
               </w:rPr>
               <w:t>Cadrage</w:t>
             </w:r>
@@ -389,7 +404,7 @@
               <w:rPr>
                 <w:rFonts w:ascii="Arial" w:hAnsi="Arial"/>
                 <w:b w:val="0"/>
-                <w:sz w:val="16"/>
+                <w:sz w:val="20"/>
               </w:rPr>
               <w:t>Spécification courte et backlog</w:t>
             </w:r>
@@ -409,7 +424,7 @@
               <w:rPr>
                 <w:rFonts w:ascii="Arial" w:hAnsi="Arial"/>
                 <w:b w:val="0"/>
-                <w:sz w:val="16"/>
+                <w:sz w:val="20"/>
               </w:rPr>
               <w:t>2</w:t>
             </w:r>
@@ -428,7 +443,7 @@
               <w:rPr>
                 <w:rFonts w:ascii="Arial" w:hAnsi="Arial"/>
                 <w:b w:val="0"/>
-                <w:sz w:val="16"/>
+                <w:sz w:val="20"/>
               </w:rPr>
               <w:t>Chef de projet</w:t>
             </w:r>
@@ -448,7 +463,7 @@
               <w:rPr>
                 <w:rFonts w:ascii="Arial" w:hAnsi="Arial"/>
                 <w:b w:val="0"/>
-                <w:sz w:val="16"/>
+                <w:sz w:val="20"/>
               </w:rPr>
               <w:t>600</w:t>
             </w:r>
@@ -468,7 +483,7 @@
               <w:rPr>
                 <w:rFonts w:ascii="Arial" w:hAnsi="Arial"/>
                 <w:b w:val="0"/>
-                <w:sz w:val="16"/>
+                <w:sz w:val="20"/>
               </w:rPr>
               <w:t>1 200,00</w:t>
             </w:r>
@@ -489,7 +504,7 @@
               <w:rPr>
                 <w:rFonts w:ascii="Arial" w:hAnsi="Arial"/>
                 <w:b w:val="0"/>
-                <w:sz w:val="16"/>
+                <w:sz w:val="20"/>
               </w:rPr>
               <w:t>Cadrage</w:t>
             </w:r>
@@ -508,7 +523,7 @@
               <w:rPr>
                 <w:rFonts w:ascii="Arial" w:hAnsi="Arial"/>
                 <w:b w:val="0"/>
-                <w:sz w:val="16"/>
+                <w:sz w:val="20"/>
               </w:rPr>
               <w:t>Choix techniques et squelette de projet</w:t>
             </w:r>
@@ -528,7 +543,7 @@
               <w:rPr>
                 <w:rFonts w:ascii="Arial" w:hAnsi="Arial"/>
                 <w:b w:val="0"/>
-                <w:sz w:val="16"/>
+                <w:sz w:val="20"/>
               </w:rPr>
               <w:t>1</w:t>
             </w:r>
@@ -547,7 +562,7 @@
               <w:rPr>
                 <w:rFonts w:ascii="Arial" w:hAnsi="Arial"/>
                 <w:b w:val="0"/>
-                <w:sz w:val="16"/>
+                <w:sz w:val="20"/>
               </w:rPr>
               <w:t>Dev front</w:t>
             </w:r>
@@ -567,7 +582,7 @@
               <w:rPr>
                 <w:rFonts w:ascii="Arial" w:hAnsi="Arial"/>
                 <w:b w:val="0"/>
-                <w:sz w:val="16"/>
+                <w:sz w:val="20"/>
               </w:rPr>
               <w:t>450</w:t>
             </w:r>
@@ -587,7 +602,7 @@
               <w:rPr>
                 <w:rFonts w:ascii="Arial" w:hAnsi="Arial"/>
                 <w:b w:val="0"/>
-                <w:sz w:val="16"/>
+                <w:sz w:val="20"/>
               </w:rPr>
               <w:t>450,00</w:t>
             </w:r>
@@ -608,7 +623,7 @@
               <w:rPr>
                 <w:rFonts w:ascii="Arial" w:hAnsi="Arial"/>
                 <w:b w:val="0"/>
-                <w:sz w:val="16"/>
+                <w:sz w:val="20"/>
               </w:rPr>
               <w:t>UX/UI</w:t>
             </w:r>
@@ -627,7 +642,7 @@
               <w:rPr>
                 <w:rFonts w:ascii="Arial" w:hAnsi="Arial"/>
                 <w:b w:val="0"/>
-                <w:sz w:val="16"/>
+                <w:sz w:val="20"/>
               </w:rPr>
               <w:t>Parcours et wireframes</w:t>
             </w:r>
@@ -647,7 +662,7 @@
               <w:rPr>
                 <w:rFonts w:ascii="Arial" w:hAnsi="Arial"/>
                 <w:b w:val="0"/>
-                <w:sz w:val="16"/>
+                <w:sz w:val="20"/>
               </w:rPr>
               <w:t>1</w:t>
             </w:r>
@@ -666,7 +681,7 @@
               <w:rPr>
                 <w:rFonts w:ascii="Arial" w:hAnsi="Arial"/>
                 <w:b w:val="0"/>
-                <w:sz w:val="16"/>
+                <w:sz w:val="20"/>
               </w:rPr>
               <w:t>UX/UI</w:t>
             </w:r>
@@ -686,7 +701,7 @@
               <w:rPr>
                 <w:rFonts w:ascii="Arial" w:hAnsi="Arial"/>
                 <w:b w:val="0"/>
-                <w:sz w:val="16"/>
+                <w:sz w:val="20"/>
               </w:rPr>
               <w:t>450</w:t>
             </w:r>
@@ -706,7 +721,7 @@
               <w:rPr>
                 <w:rFonts w:ascii="Arial" w:hAnsi="Arial"/>
                 <w:b w:val="0"/>
-                <w:sz w:val="16"/>
+                <w:sz w:val="20"/>
               </w:rPr>
               <w:t>450,00</w:t>
             </w:r>
@@ -727,7 +742,7 @@
               <w:rPr>
                 <w:rFonts w:ascii="Arial" w:hAnsi="Arial"/>
                 <w:b w:val="0"/>
-                <w:sz w:val="16"/>
+                <w:sz w:val="20"/>
               </w:rPr>
               <w:t>UX/UI</w:t>
             </w:r>
@@ -746,9 +761,9 @@
               <w:rPr>
                 <w:rFonts w:ascii="Arial" w:hAnsi="Arial"/>
                 <w:b w:val="0"/>
-                <w:sz w:val="16"/>
-              </w:rPr>
-              <w:t>Maquettes des écrans (liste, fiche, formulaire)</w:t>
+                <w:sz w:val="20"/>
+              </w:rPr>
+              <w:t>Maquettes des écrans (liste, fiche, formulaire, stock)</w:t>
             </w:r>
           </w:p>
         </w:tc>
@@ -766,7 +781,7 @@
               <w:rPr>
                 <w:rFonts w:ascii="Arial" w:hAnsi="Arial"/>
                 <w:b w:val="0"/>
-                <w:sz w:val="16"/>
+                <w:sz w:val="20"/>
               </w:rPr>
               <w:t>2</w:t>
             </w:r>
@@ -785,7 +800,7 @@
               <w:rPr>
                 <w:rFonts w:ascii="Arial" w:hAnsi="Arial"/>
                 <w:b w:val="0"/>
-                <w:sz w:val="16"/>
+                <w:sz w:val="20"/>
               </w:rPr>
               <w:t>UX/UI</w:t>
             </w:r>
@@ -805,7 +820,7 @@
               <w:rPr>
                 <w:rFonts w:ascii="Arial" w:hAnsi="Arial"/>
                 <w:b w:val="0"/>
-                <w:sz w:val="16"/>
+                <w:sz w:val="20"/>
               </w:rPr>
               <w:t>450</w:t>
             </w:r>
@@ -825,7 +840,7 @@
               <w:rPr>
                 <w:rFonts w:ascii="Arial" w:hAnsi="Arial"/>
                 <w:b w:val="0"/>
-                <w:sz w:val="16"/>
+                <w:sz w:val="20"/>
               </w:rPr>
               <w:t>900,00</w:t>
             </w:r>
@@ -846,7 +861,7 @@
               <w:rPr>
                 <w:rFonts w:ascii="Arial" w:hAnsi="Arial"/>
                 <w:b w:val="0"/>
-                <w:sz w:val="16"/>
+                <w:sz w:val="20"/>
               </w:rPr>
               <w:t>Front TypeScript</w:t>
             </w:r>
@@ -865,7 +880,7 @@
               <w:rPr>
                 <w:rFonts w:ascii="Arial" w:hAnsi="Arial"/>
                 <w:b w:val="0"/>
-                <w:sz w:val="16"/>
+                <w:sz w:val="20"/>
               </w:rPr>
               <w:t>Interfaces et types produit</w:t>
             </w:r>
@@ -885,7 +900,7 @@
               <w:rPr>
                 <w:rFonts w:ascii="Arial" w:hAnsi="Arial"/>
                 <w:b w:val="0"/>
-                <w:sz w:val="16"/>
+                <w:sz w:val="20"/>
               </w:rPr>
               <w:t>1</w:t>
             </w:r>
@@ -904,7 +919,7 @@
               <w:rPr>
                 <w:rFonts w:ascii="Arial" w:hAnsi="Arial"/>
                 <w:b w:val="0"/>
-                <w:sz w:val="16"/>
+                <w:sz w:val="20"/>
               </w:rPr>
               <w:t>Dev front</w:t>
             </w:r>
@@ -924,7 +939,7 @@
               <w:rPr>
                 <w:rFonts w:ascii="Arial" w:hAnsi="Arial"/>
                 <w:b w:val="0"/>
-                <w:sz w:val="16"/>
+                <w:sz w:val="20"/>
               </w:rPr>
               <w:t>450</w:t>
             </w:r>
@@ -944,7 +959,7 @@
               <w:rPr>
                 <w:rFonts w:ascii="Arial" w:hAnsi="Arial"/>
                 <w:b w:val="0"/>
-                <w:sz w:val="16"/>
+                <w:sz w:val="20"/>
               </w:rPr>
               <w:t>450,00</w:t>
             </w:r>
@@ -965,7 +980,7 @@
               <w:rPr>
                 <w:rFonts w:ascii="Arial" w:hAnsi="Arial"/>
                 <w:b w:val="0"/>
-                <w:sz w:val="16"/>
+                <w:sz w:val="20"/>
               </w:rPr>
               <w:t>Front TypeScript</w:t>
             </w:r>
@@ -984,7 +999,7 @@
               <w:rPr>
                 <w:rFonts w:ascii="Arial" w:hAnsi="Arial"/>
                 <w:b w:val="0"/>
-                <w:sz w:val="16"/>
+                <w:sz w:val="20"/>
               </w:rPr>
               <w:t>Ajout et suppression de produit</w:t>
             </w:r>
@@ -1004,7 +1019,7 @@
               <w:rPr>
                 <w:rFonts w:ascii="Arial" w:hAnsi="Arial"/>
                 <w:b w:val="0"/>
-                <w:sz w:val="16"/>
+                <w:sz w:val="20"/>
               </w:rPr>
               <w:t>2</w:t>
             </w:r>
@@ -1023,7 +1038,7 @@
               <w:rPr>
                 <w:rFonts w:ascii="Arial" w:hAnsi="Arial"/>
                 <w:b w:val="0"/>
-                <w:sz w:val="16"/>
+                <w:sz w:val="20"/>
               </w:rPr>
               <w:t>Dev front</w:t>
             </w:r>
@@ -1043,7 +1058,7 @@
               <w:rPr>
                 <w:rFonts w:ascii="Arial" w:hAnsi="Arial"/>
                 <w:b w:val="0"/>
-                <w:sz w:val="16"/>
+                <w:sz w:val="20"/>
               </w:rPr>
               <w:t>450</w:t>
             </w:r>
@@ -1063,7 +1078,7 @@
               <w:rPr>
                 <w:rFonts w:ascii="Arial" w:hAnsi="Arial"/>
                 <w:b w:val="0"/>
-                <w:sz w:val="16"/>
+                <w:sz w:val="20"/>
               </w:rPr>
               <w:t>900,00</w:t>
             </w:r>
@@ -1084,7 +1099,7 @@
               <w:rPr>
                 <w:rFonts w:ascii="Arial" w:hAnsi="Arial"/>
                 <w:b w:val="0"/>
-                <w:sz w:val="16"/>
+                <w:sz w:val="20"/>
               </w:rPr>
               <w:t>Front TypeScript</w:t>
             </w:r>
@@ -1103,7 +1118,7 @@
               <w:rPr>
                 <w:rFonts w:ascii="Arial" w:hAnsi="Arial"/>
                 <w:b w:val="0"/>
-                <w:sz w:val="16"/>
+                <w:sz w:val="20"/>
               </w:rPr>
               <w:t>Gestion des quantités et de la disponibilité</w:t>
             </w:r>
@@ -1123,7 +1138,7 @@
               <w:rPr>
                 <w:rFonts w:ascii="Arial" w:hAnsi="Arial"/>
                 <w:b w:val="0"/>
-                <w:sz w:val="16"/>
+                <w:sz w:val="20"/>
               </w:rPr>
               <w:t>2</w:t>
             </w:r>
@@ -1142,7 +1157,7 @@
               <w:rPr>
                 <w:rFonts w:ascii="Arial" w:hAnsi="Arial"/>
                 <w:b w:val="0"/>
-                <w:sz w:val="16"/>
+                <w:sz w:val="20"/>
               </w:rPr>
               <w:t>Dev front</w:t>
             </w:r>
@@ -1162,7 +1177,7 @@
               <w:rPr>
                 <w:rFonts w:ascii="Arial" w:hAnsi="Arial"/>
                 <w:b w:val="0"/>
-                <w:sz w:val="16"/>
+                <w:sz w:val="20"/>
               </w:rPr>
               <w:t>450</w:t>
             </w:r>
@@ -1182,7 +1197,7 @@
               <w:rPr>
                 <w:rFonts w:ascii="Arial" w:hAnsi="Arial"/>
                 <w:b w:val="0"/>
-                <w:sz w:val="16"/>
+                <w:sz w:val="20"/>
               </w:rPr>
               <w:t>900,00</w:t>
             </w:r>
@@ -1203,7 +1218,7 @@
               <w:rPr>
                 <w:rFonts w:ascii="Arial" w:hAnsi="Arial"/>
                 <w:b w:val="0"/>
-                <w:sz w:val="16"/>
+                <w:sz w:val="20"/>
               </w:rPr>
               <w:t>Front TypeScript</w:t>
             </w:r>
@@ -1222,7 +1237,7 @@
               <w:rPr>
                 <w:rFonts w:ascii="Arial" w:hAnsi="Arial"/>
                 <w:b w:val="0"/>
-                <w:sz w:val="16"/>
+                <w:sz w:val="20"/>
               </w:rPr>
               <w:t>Liste, tri et filtres</w:t>
             </w:r>
@@ -1242,7 +1257,7 @@
               <w:rPr>
                 <w:rFonts w:ascii="Arial" w:hAnsi="Arial"/>
                 <w:b w:val="0"/>
-                <w:sz w:val="16"/>
+                <w:sz w:val="20"/>
               </w:rPr>
               <w:t>2</w:t>
             </w:r>
@@ -1261,7 +1276,7 @@
               <w:rPr>
                 <w:rFonts w:ascii="Arial" w:hAnsi="Arial"/>
                 <w:b w:val="0"/>
-                <w:sz w:val="16"/>
+                <w:sz w:val="20"/>
               </w:rPr>
               <w:t>Dev front</w:t>
             </w:r>
@@ -1281,7 +1296,7 @@
               <w:rPr>
                 <w:rFonts w:ascii="Arial" w:hAnsi="Arial"/>
                 <w:b w:val="0"/>
-                <w:sz w:val="16"/>
+                <w:sz w:val="20"/>
               </w:rPr>
               <w:t>450</w:t>
             </w:r>
@@ -1301,7 +1316,7 @@
               <w:rPr>
                 <w:rFonts w:ascii="Arial" w:hAnsi="Arial"/>
                 <w:b w:val="0"/>
-                <w:sz w:val="16"/>
+                <w:sz w:val="20"/>
               </w:rPr>
               <w:t>900,00</w:t>
             </w:r>
@@ -1322,7 +1337,7 @@
               <w:rPr>
                 <w:rFonts w:ascii="Arial" w:hAnsi="Arial"/>
                 <w:b w:val="0"/>
-                <w:sz w:val="16"/>
+                <w:sz w:val="20"/>
               </w:rPr>
               <w:t>Front TypeScript</w:t>
             </w:r>
@@ -1341,7 +1356,7 @@
               <w:rPr>
                 <w:rFonts w:ascii="Arial" w:hAnsi="Arial"/>
                 <w:b w:val="0"/>
-                <w:sz w:val="16"/>
+                <w:sz w:val="20"/>
               </w:rPr>
               <w:t>Validation des saisies</w:t>
             </w:r>
@@ -1361,7 +1376,7 @@
               <w:rPr>
                 <w:rFonts w:ascii="Arial" w:hAnsi="Arial"/>
                 <w:b w:val="0"/>
-                <w:sz w:val="16"/>
+                <w:sz w:val="20"/>
               </w:rPr>
               <w:t>2</w:t>
             </w:r>
@@ -1380,7 +1395,7 @@
               <w:rPr>
                 <w:rFonts w:ascii="Arial" w:hAnsi="Arial"/>
                 <w:b w:val="0"/>
-                <w:sz w:val="16"/>
+                <w:sz w:val="20"/>
               </w:rPr>
               <w:t>Dev front</w:t>
             </w:r>
@@ -1400,7 +1415,7 @@
               <w:rPr>
                 <w:rFonts w:ascii="Arial" w:hAnsi="Arial"/>
                 <w:b w:val="0"/>
-                <w:sz w:val="16"/>
+                <w:sz w:val="20"/>
               </w:rPr>
               <w:t>450</w:t>
             </w:r>
@@ -1420,7 +1435,7 @@
               <w:rPr>
                 <w:rFonts w:ascii="Arial" w:hAnsi="Arial"/>
                 <w:b w:val="0"/>
-                <w:sz w:val="16"/>
+                <w:sz w:val="20"/>
               </w:rPr>
               <w:t>900,00</w:t>
             </w:r>
@@ -1441,7 +1456,7 @@
               <w:rPr>
                 <w:rFonts w:ascii="Arial" w:hAnsi="Arial"/>
                 <w:b w:val="0"/>
-                <w:sz w:val="16"/>
+                <w:sz w:val="20"/>
               </w:rPr>
               <w:t>Front TypeScript</w:t>
             </w:r>
@@ -1460,7 +1475,7 @@
               <w:rPr>
                 <w:rFonts w:ascii="Arial" w:hAnsi="Arial"/>
                 <w:b w:val="0"/>
-                <w:sz w:val="16"/>
+                <w:sz w:val="20"/>
               </w:rPr>
               <w:t>Illustration et stockage local</w:t>
             </w:r>
@@ -1480,7 +1495,7 @@
               <w:rPr>
                 <w:rFonts w:ascii="Arial" w:hAnsi="Arial"/>
                 <w:b w:val="0"/>
-                <w:sz w:val="16"/>
+                <w:sz w:val="20"/>
               </w:rPr>
               <w:t>1</w:t>
             </w:r>
@@ -1499,7 +1514,7 @@
               <w:rPr>
                 <w:rFonts w:ascii="Arial" w:hAnsi="Arial"/>
                 <w:b w:val="0"/>
-                <w:sz w:val="16"/>
+                <w:sz w:val="20"/>
               </w:rPr>
               <w:t>Dev front</w:t>
             </w:r>
@@ -1519,7 +1534,7 @@
               <w:rPr>
                 <w:rFonts w:ascii="Arial" w:hAnsi="Arial"/>
                 <w:b w:val="0"/>
-                <w:sz w:val="16"/>
+                <w:sz w:val="20"/>
               </w:rPr>
               <w:t>450</w:t>
             </w:r>
@@ -1539,7 +1554,7 @@
               <w:rPr>
                 <w:rFonts w:ascii="Arial" w:hAnsi="Arial"/>
                 <w:b w:val="0"/>
-                <w:sz w:val="16"/>
+                <w:sz w:val="20"/>
               </w:rPr>
               <w:t>450,00</w:t>
             </w:r>
@@ -1560,7 +1575,7 @@
               <w:rPr>
                 <w:rFonts w:ascii="Arial" w:hAnsi="Arial"/>
                 <w:b w:val="0"/>
-                <w:sz w:val="16"/>
+                <w:sz w:val="20"/>
               </w:rPr>
               <w:t>Front TypeScript</w:t>
             </w:r>
@@ -1579,7 +1594,7 @@
               <w:rPr>
                 <w:rFonts w:ascii="Arial" w:hAnsi="Arial"/>
                 <w:b w:val="0"/>
-                <w:sz w:val="16"/>
+                <w:sz w:val="20"/>
               </w:rPr>
               <w:t>Intégration des maquettes (Bootstrap)</w:t>
             </w:r>
@@ -1599,7 +1614,7 @@
               <w:rPr>
                 <w:rFonts w:ascii="Arial" w:hAnsi="Arial"/>
                 <w:b w:val="0"/>
-                <w:sz w:val="16"/>
+                <w:sz w:val="20"/>
               </w:rPr>
               <w:t>2</w:t>
             </w:r>
@@ -1618,7 +1633,7 @@
               <w:rPr>
                 <w:rFonts w:ascii="Arial" w:hAnsi="Arial"/>
                 <w:b w:val="0"/>
-                <w:sz w:val="16"/>
+                <w:sz w:val="20"/>
               </w:rPr>
               <w:t>Dev front</w:t>
             </w:r>
@@ -1638,7 +1653,7 @@
               <w:rPr>
                 <w:rFonts w:ascii="Arial" w:hAnsi="Arial"/>
                 <w:b w:val="0"/>
-                <w:sz w:val="16"/>
+                <w:sz w:val="20"/>
               </w:rPr>
               <w:t>450</w:t>
             </w:r>
@@ -1658,7 +1673,7 @@
               <w:rPr>
                 <w:rFonts w:ascii="Arial" w:hAnsi="Arial"/>
                 <w:b w:val="0"/>
-                <w:sz w:val="16"/>
+                <w:sz w:val="20"/>
               </w:rPr>
               <w:t>900,00</w:t>
             </w:r>
@@ -1679,7 +1694,7 @@
               <w:rPr>
                 <w:rFonts w:ascii="Arial" w:hAnsi="Arial"/>
                 <w:b w:val="0"/>
-                <w:sz w:val="16"/>
+                <w:sz w:val="20"/>
               </w:rPr>
               <w:t>Recette</w:t>
             </w:r>
@@ -1698,7 +1713,7 @@
               <w:rPr>
                 <w:rFonts w:ascii="Arial" w:hAnsi="Arial"/>
                 <w:b w:val="0"/>
-                <w:sz w:val="16"/>
+                <w:sz w:val="20"/>
               </w:rPr>
               <w:t>Plan de test</w:t>
             </w:r>
@@ -1718,7 +1733,7 @@
               <w:rPr>
                 <w:rFonts w:ascii="Arial" w:hAnsi="Arial"/>
                 <w:b w:val="0"/>
-                <w:sz w:val="16"/>
+                <w:sz w:val="20"/>
               </w:rPr>
               <w:t>1</w:t>
             </w:r>
@@ -1737,7 +1752,7 @@
               <w:rPr>
                 <w:rFonts w:ascii="Arial" w:hAnsi="Arial"/>
                 <w:b w:val="0"/>
-                <w:sz w:val="16"/>
+                <w:sz w:val="20"/>
               </w:rPr>
               <w:t>QA</w:t>
             </w:r>
@@ -1757,7 +1772,7 @@
               <w:rPr>
                 <w:rFonts w:ascii="Arial" w:hAnsi="Arial"/>
                 <w:b w:val="0"/>
-                <w:sz w:val="16"/>
+                <w:sz w:val="20"/>
               </w:rPr>
               <w:t>450</w:t>
             </w:r>
@@ -1777,7 +1792,7 @@
               <w:rPr>
                 <w:rFonts w:ascii="Arial" w:hAnsi="Arial"/>
                 <w:b w:val="0"/>
-                <w:sz w:val="16"/>
+                <w:sz w:val="20"/>
               </w:rPr>
               <w:t>450,00</w:t>
             </w:r>
@@ -1798,7 +1813,7 @@
               <w:rPr>
                 <w:rFonts w:ascii="Arial" w:hAnsi="Arial"/>
                 <w:b w:val="0"/>
-                <w:sz w:val="16"/>
+                <w:sz w:val="20"/>
               </w:rPr>
               <w:t>Recette</w:t>
             </w:r>
@@ -1817,7 +1832,7 @@
               <w:rPr>
                 <w:rFonts w:ascii="Arial" w:hAnsi="Arial"/>
                 <w:b w:val="0"/>
-                <w:sz w:val="16"/>
+                <w:sz w:val="20"/>
               </w:rPr>
               <w:t>Campagne de test</w:t>
             </w:r>
@@ -1837,7 +1852,7 @@
               <w:rPr>
                 <w:rFonts w:ascii="Arial" w:hAnsi="Arial"/>
                 <w:b w:val="0"/>
-                <w:sz w:val="16"/>
+                <w:sz w:val="20"/>
               </w:rPr>
               <w:t>2</w:t>
             </w:r>
@@ -1856,7 +1871,7 @@
               <w:rPr>
                 <w:rFonts w:ascii="Arial" w:hAnsi="Arial"/>
                 <w:b w:val="0"/>
-                <w:sz w:val="16"/>
+                <w:sz w:val="20"/>
               </w:rPr>
               <w:t>QA</w:t>
             </w:r>
@@ -1876,7 +1891,7 @@
               <w:rPr>
                 <w:rFonts w:ascii="Arial" w:hAnsi="Arial"/>
                 <w:b w:val="0"/>
-                <w:sz w:val="16"/>
+                <w:sz w:val="20"/>
               </w:rPr>
               <w:t>450</w:t>
             </w:r>
@@ -1896,7 +1911,7 @@
               <w:rPr>
                 <w:rFonts w:ascii="Arial" w:hAnsi="Arial"/>
                 <w:b w:val="0"/>
-                <w:sz w:val="16"/>
+                <w:sz w:val="20"/>
               </w:rPr>
               <w:t>900,00</w:t>
             </w:r>
@@ -1917,7 +1932,7 @@
               <w:rPr>
                 <w:rFonts w:ascii="Arial" w:hAnsi="Arial"/>
                 <w:b w:val="0"/>
-                <w:sz w:val="16"/>
+                <w:sz w:val="20"/>
               </w:rPr>
               <w:t>Recette</w:t>
             </w:r>
@@ -1936,7 +1951,7 @@
               <w:rPr>
                 <w:rFonts w:ascii="Arial" w:hAnsi="Arial"/>
                 <w:b w:val="0"/>
-                <w:sz w:val="16"/>
+                <w:sz w:val="20"/>
               </w:rPr>
               <w:t>Corrections</w:t>
             </w:r>
@@ -1956,7 +1971,7 @@
               <w:rPr>
                 <w:rFonts w:ascii="Arial" w:hAnsi="Arial"/>
                 <w:b w:val="0"/>
-                <w:sz w:val="16"/>
+                <w:sz w:val="20"/>
               </w:rPr>
               <w:t>2</w:t>
             </w:r>
@@ -1975,7 +1990,7 @@
               <w:rPr>
                 <w:rFonts w:ascii="Arial" w:hAnsi="Arial"/>
                 <w:b w:val="0"/>
-                <w:sz w:val="16"/>
+                <w:sz w:val="20"/>
               </w:rPr>
               <w:t>Dev front</w:t>
             </w:r>
@@ -1995,7 +2010,7 @@
               <w:rPr>
                 <w:rFonts w:ascii="Arial" w:hAnsi="Arial"/>
                 <w:b w:val="0"/>
-                <w:sz w:val="16"/>
+                <w:sz w:val="20"/>
               </w:rPr>
               <w:t>450</w:t>
             </w:r>
@@ -2015,7 +2030,7 @@
               <w:rPr>
                 <w:rFonts w:ascii="Arial" w:hAnsi="Arial"/>
                 <w:b w:val="0"/>
-                <w:sz w:val="16"/>
+                <w:sz w:val="20"/>
               </w:rPr>
               <w:t>900,00</w:t>
             </w:r>
@@ -2036,7 +2051,7 @@
               <w:rPr>
                 <w:rFonts w:ascii="Arial" w:hAnsi="Arial"/>
                 <w:b w:val="0"/>
-                <w:sz w:val="16"/>
+                <w:sz w:val="20"/>
               </w:rPr>
               <w:t>Mise en prod</w:t>
             </w:r>
@@ -2055,7 +2070,7 @@
               <w:rPr>
                 <w:rFonts w:ascii="Arial" w:hAnsi="Arial"/>
                 <w:b w:val="0"/>
-                <w:sz w:val="16"/>
+                <w:sz w:val="20"/>
               </w:rPr>
               <w:t>Build et déploiement statique</w:t>
             </w:r>
@@ -2075,7 +2090,7 @@
               <w:rPr>
                 <w:rFonts w:ascii="Arial" w:hAnsi="Arial"/>
                 <w:b w:val="0"/>
-                <w:sz w:val="16"/>
+                <w:sz w:val="20"/>
               </w:rPr>
               <w:t>1</w:t>
             </w:r>
@@ -2094,7 +2109,7 @@
               <w:rPr>
                 <w:rFonts w:ascii="Arial" w:hAnsi="Arial"/>
                 <w:b w:val="0"/>
-                <w:sz w:val="16"/>
+                <w:sz w:val="20"/>
               </w:rPr>
               <w:t>DevOps</w:t>
             </w:r>
@@ -2114,7 +2129,7 @@
               <w:rPr>
                 <w:rFonts w:ascii="Arial" w:hAnsi="Arial"/>
                 <w:b w:val="0"/>
-                <w:sz w:val="16"/>
+                <w:sz w:val="20"/>
               </w:rPr>
               <w:t>550</w:t>
             </w:r>
@@ -2134,7 +2149,7 @@
               <w:rPr>
                 <w:rFonts w:ascii="Arial" w:hAnsi="Arial"/>
                 <w:b w:val="0"/>
-                <w:sz w:val="16"/>
+                <w:sz w:val="20"/>
               </w:rPr>
               <w:t>550,00</w:t>
             </w:r>
@@ -2155,7 +2170,7 @@
               <w:rPr>
                 <w:rFonts w:ascii="Arial" w:hAnsi="Arial"/>
                 <w:b w:val="0"/>
-                <w:sz w:val="16"/>
+                <w:sz w:val="20"/>
               </w:rPr>
               <w:t>Mise en prod</w:t>
             </w:r>
@@ -2174,7 +2189,7 @@
               <w:rPr>
                 <w:rFonts w:ascii="Arial" w:hAnsi="Arial"/>
                 <w:b w:val="0"/>
-                <w:sz w:val="16"/>
+                <w:sz w:val="20"/>
               </w:rPr>
               <w:t>Documentation et passation</w:t>
             </w:r>
@@ -2194,7 +2209,7 @@
               <w:rPr>
                 <w:rFonts w:ascii="Arial" w:hAnsi="Arial"/>
                 <w:b w:val="0"/>
-                <w:sz w:val="16"/>
+                <w:sz w:val="20"/>
               </w:rPr>
               <w:t>1</w:t>
             </w:r>
@@ -2213,7 +2228,7 @@
               <w:rPr>
                 <w:rFonts w:ascii="Arial" w:hAnsi="Arial"/>
                 <w:b w:val="0"/>
-                <w:sz w:val="16"/>
+                <w:sz w:val="20"/>
               </w:rPr>
               <w:t>Dev front</w:t>
             </w:r>
@@ -2233,7 +2248,7 @@
               <w:rPr>
                 <w:rFonts w:ascii="Arial" w:hAnsi="Arial"/>
                 <w:b w:val="0"/>
-                <w:sz w:val="16"/>
+                <w:sz w:val="20"/>
               </w:rPr>
               <w:t>450</w:t>
             </w:r>
@@ -2253,7 +2268,7 @@
               <w:rPr>
                 <w:rFonts w:ascii="Arial" w:hAnsi="Arial"/>
                 <w:b w:val="0"/>
-                <w:sz w:val="16"/>
+                <w:sz w:val="20"/>
               </w:rPr>
               <w:t>450,00</w:t>
             </w:r>
@@ -2274,7 +2289,7 @@
               <w:rPr>
                 <w:rFonts w:ascii="Arial" w:hAnsi="Arial"/>
                 <w:b/>
-                <w:sz w:val="16"/>
+                <w:sz w:val="20"/>
               </w:rPr>
               <w:t>Sous-total Cadrage</w:t>
             </w:r>
@@ -2293,7 +2308,7 @@
               <w:rPr>
                 <w:rFonts w:ascii="Arial" w:hAnsi="Arial"/>
                 <w:b/>
-                <w:sz w:val="16"/>
+                <w:sz w:val="20"/>
               </w:rPr>
             </w:r>
           </w:p>
@@ -2312,7 +2327,7 @@
               <w:rPr>
                 <w:rFonts w:ascii="Arial" w:hAnsi="Arial"/>
                 <w:b/>
-                <w:sz w:val="16"/>
+                <w:sz w:val="20"/>
               </w:rPr>
               <w:t>4</w:t>
             </w:r>
@@ -2331,7 +2346,7 @@
               <w:rPr>
                 <w:rFonts w:ascii="Arial" w:hAnsi="Arial"/>
                 <w:b/>
-                <w:sz w:val="16"/>
+                <w:sz w:val="20"/>
               </w:rPr>
             </w:r>
           </w:p>
@@ -2349,7 +2364,7 @@
               <w:rPr>
                 <w:rFonts w:ascii="Arial" w:hAnsi="Arial"/>
                 <w:b/>
-                <w:sz w:val="16"/>
+                <w:sz w:val="20"/>
               </w:rPr>
             </w:r>
           </w:p>
@@ -2368,7 +2383,7 @@
               <w:rPr>
                 <w:rFonts w:ascii="Arial" w:hAnsi="Arial"/>
                 <w:b/>
-                <w:sz w:val="16"/>
+                <w:sz w:val="20"/>
               </w:rPr>
               <w:t>2 250,00</w:t>
             </w:r>
@@ -2389,7 +2404,7 @@
               <w:rPr>
                 <w:rFonts w:ascii="Arial" w:hAnsi="Arial"/>
                 <w:b/>
-                <w:sz w:val="16"/>
+                <w:sz w:val="20"/>
               </w:rPr>
               <w:t>Sous-total UX/UI</w:t>
             </w:r>
@@ -2408,7 +2423,7 @@
               <w:rPr>
                 <w:rFonts w:ascii="Arial" w:hAnsi="Arial"/>
                 <w:b/>
-                <w:sz w:val="16"/>
+                <w:sz w:val="20"/>
               </w:rPr>
             </w:r>
           </w:p>
@@ -2427,7 +2442,7 @@
               <w:rPr>
                 <w:rFonts w:ascii="Arial" w:hAnsi="Arial"/>
                 <w:b/>
-                <w:sz w:val="16"/>
+                <w:sz w:val="20"/>
               </w:rPr>
               <w:t>3</w:t>
             </w:r>
@@ -2446,7 +2461,7 @@
               <w:rPr>
                 <w:rFonts w:ascii="Arial" w:hAnsi="Arial"/>
                 <w:b/>
-                <w:sz w:val="16"/>
+                <w:sz w:val="20"/>
               </w:rPr>
             </w:r>
           </w:p>
@@ -2464,7 +2479,7 @@
               <w:rPr>
                 <w:rFonts w:ascii="Arial" w:hAnsi="Arial"/>
                 <w:b/>
-                <w:sz w:val="16"/>
+                <w:sz w:val="20"/>
               </w:rPr>
             </w:r>
           </w:p>
@@ -2483,7 +2498,7 @@
               <w:rPr>
                 <w:rFonts w:ascii="Arial" w:hAnsi="Arial"/>
                 <w:b/>
-                <w:sz w:val="16"/>
+                <w:sz w:val="20"/>
               </w:rPr>
               <w:t>1 350,00</w:t>
             </w:r>
@@ -2504,7 +2519,7 @@
               <w:rPr>
                 <w:rFonts w:ascii="Arial" w:hAnsi="Arial"/>
                 <w:b/>
-                <w:sz w:val="16"/>
+                <w:sz w:val="20"/>
               </w:rPr>
               <w:t>Sous-total Front TypeScript</w:t>
             </w:r>
@@ -2523,7 +2538,7 @@
               <w:rPr>
                 <w:rFonts w:ascii="Arial" w:hAnsi="Arial"/>
                 <w:b/>
-                <w:sz w:val="16"/>
+                <w:sz w:val="20"/>
               </w:rPr>
             </w:r>
           </w:p>
@@ -2542,7 +2557,7 @@
               <w:rPr>
                 <w:rFonts w:ascii="Arial" w:hAnsi="Arial"/>
                 <w:b/>
-                <w:sz w:val="16"/>
+                <w:sz w:val="20"/>
               </w:rPr>
               <w:t>12</w:t>
             </w:r>
@@ -2561,7 +2576,7 @@
               <w:rPr>
                 <w:rFonts w:ascii="Arial" w:hAnsi="Arial"/>
                 <w:b/>
-                <w:sz w:val="16"/>
+                <w:sz w:val="20"/>
               </w:rPr>
             </w:r>
           </w:p>
@@ -2579,7 +2594,7 @@
               <w:rPr>
                 <w:rFonts w:ascii="Arial" w:hAnsi="Arial"/>
                 <w:b/>
-                <w:sz w:val="16"/>
+                <w:sz w:val="20"/>
               </w:rPr>
             </w:r>
           </w:p>
@@ -2598,7 +2613,7 @@
               <w:rPr>
                 <w:rFonts w:ascii="Arial" w:hAnsi="Arial"/>
                 <w:b/>
-                <w:sz w:val="16"/>
+                <w:sz w:val="20"/>
               </w:rPr>
               <w:t>5 400,00</w:t>
             </w:r>
@@ -2619,7 +2634,7 @@
               <w:rPr>
                 <w:rFonts w:ascii="Arial" w:hAnsi="Arial"/>
                 <w:b/>
-                <w:sz w:val="16"/>
+                <w:sz w:val="20"/>
               </w:rPr>
               <w:t>Sous-total Recette</w:t>
             </w:r>
@@ -2638,7 +2653,7 @@
               <w:rPr>
                 <w:rFonts w:ascii="Arial" w:hAnsi="Arial"/>
                 <w:b/>
-                <w:sz w:val="16"/>
+                <w:sz w:val="20"/>
               </w:rPr>
             </w:r>
           </w:p>
@@ -2657,7 +2672,7 @@
               <w:rPr>
                 <w:rFonts w:ascii="Arial" w:hAnsi="Arial"/>
                 <w:b/>
-                <w:sz w:val="16"/>
+                <w:sz w:val="20"/>
               </w:rPr>
               <w:t>5</w:t>
             </w:r>
@@ -2676,7 +2691,7 @@
               <w:rPr>
                 <w:rFonts w:ascii="Arial" w:hAnsi="Arial"/>
                 <w:b/>
-                <w:sz w:val="16"/>
+                <w:sz w:val="20"/>
               </w:rPr>
             </w:r>
           </w:p>
@@ -2694,7 +2709,7 @@
               <w:rPr>
                 <w:rFonts w:ascii="Arial" w:hAnsi="Arial"/>
                 <w:b/>
-                <w:sz w:val="16"/>
+                <w:sz w:val="20"/>
               </w:rPr>
             </w:r>
           </w:p>
@@ -2713,7 +2728,7 @@
               <w:rPr>
                 <w:rFonts w:ascii="Arial" w:hAnsi="Arial"/>
                 <w:b/>
-                <w:sz w:val="16"/>
+                <w:sz w:val="20"/>
               </w:rPr>
               <w:t>2 250,00</w:t>
             </w:r>
@@ -2734,7 +2749,7 @@
               <w:rPr>
                 <w:rFonts w:ascii="Arial" w:hAnsi="Arial"/>
                 <w:b/>
-                <w:sz w:val="16"/>
+                <w:sz w:val="20"/>
               </w:rPr>
               <w:t>Sous-total Mise en prod</w:t>
             </w:r>
@@ -2753,7 +2768,7 @@
               <w:rPr>
                 <w:rFonts w:ascii="Arial" w:hAnsi="Arial"/>
                 <w:b/>
-                <w:sz w:val="16"/>
+                <w:sz w:val="20"/>
               </w:rPr>
             </w:r>
           </w:p>
@@ -2772,7 +2787,7 @@
               <w:rPr>
                 <w:rFonts w:ascii="Arial" w:hAnsi="Arial"/>
                 <w:b/>
-                <w:sz w:val="16"/>
+                <w:sz w:val="20"/>
               </w:rPr>
               <w:t>2</w:t>
             </w:r>
@@ -2791,7 +2806,7 @@
               <w:rPr>
                 <w:rFonts w:ascii="Arial" w:hAnsi="Arial"/>
                 <w:b/>
-                <w:sz w:val="16"/>
+                <w:sz w:val="20"/>
               </w:rPr>
             </w:r>
           </w:p>
@@ -2809,7 +2824,7 @@
               <w:rPr>
                 <w:rFonts w:ascii="Arial" w:hAnsi="Arial"/>
                 <w:b/>
-                <w:sz w:val="16"/>
+                <w:sz w:val="20"/>
               </w:rPr>
             </w:r>
           </w:p>
@@ -2828,7 +2843,7 @@
               <w:rPr>
                 <w:rFonts w:ascii="Arial" w:hAnsi="Arial"/>
                 <w:b/>
-                <w:sz w:val="16"/>
+                <w:sz w:val="20"/>
               </w:rPr>
               <w:t>1 000,00</w:t>
             </w:r>
@@ -2849,7 +2864,7 @@
               <w:rPr>
                 <w:rFonts w:ascii="Arial" w:hAnsi="Arial"/>
                 <w:b/>
-                <w:sz w:val="16"/>
+                <w:sz w:val="20"/>
               </w:rPr>
               <w:t>Total avant contingence</w:t>
             </w:r>
@@ -2868,7 +2883,7 @@
               <w:rPr>
                 <w:rFonts w:ascii="Arial" w:hAnsi="Arial"/>
                 <w:b/>
-                <w:sz w:val="16"/>
+                <w:sz w:val="20"/>
               </w:rPr>
             </w:r>
           </w:p>
@@ -2887,7 +2902,7 @@
               <w:rPr>
                 <w:rFonts w:ascii="Arial" w:hAnsi="Arial"/>
                 <w:b/>
-                <w:sz w:val="16"/>
+                <w:sz w:val="20"/>
               </w:rPr>
               <w:t>26</w:t>
             </w:r>
@@ -2906,7 +2921,7 @@
               <w:rPr>
                 <w:rFonts w:ascii="Arial" w:hAnsi="Arial"/>
                 <w:b/>
-                <w:sz w:val="16"/>
+                <w:sz w:val="20"/>
               </w:rPr>
             </w:r>
           </w:p>
@@ -2924,7 +2939,7 @@
               <w:rPr>
                 <w:rFonts w:ascii="Arial" w:hAnsi="Arial"/>
                 <w:b/>
-                <w:sz w:val="16"/>
+                <w:sz w:val="20"/>
               </w:rPr>
             </w:r>
           </w:p>
@@ -2943,7 +2958,7 @@
               <w:rPr>
                 <w:rFonts w:ascii="Arial" w:hAnsi="Arial"/>
                 <w:b/>
-                <w:sz w:val="16"/>
+                <w:sz w:val="20"/>
               </w:rPr>
               <w:t>12 250,00</w:t>
             </w:r>
@@ -2969,6 +2984,9 @@
         <w:pStyle w:val="Heading1"/>
       </w:pPr>
       <w:r>
+        <w:rPr>
+          <w:rFonts w:ascii="Arial" w:hAnsi="Arial"/>
+        </w:rPr>
         <w:t>Projet 07, découpage</w:t>
       </w:r>
     </w:p>
@@ -2993,7 +3011,7 @@
         <w:jc w:val="both"/>
       </w:pPr>
       <w:r>
-        <w:t>Là où j'ai un avis : Symfony en API + React en front, ça veut dire deux projets, deux serveurs (ou deux process) à faire tourner, du CORS, des tokens, et surtout de la coordination entre le dev front et le dev back sur le contrat d'API. Je trouve ça lourd pour un besoin comme celui là. Perso j'aurais fait du Symfony avec Twig et Bootstrap, un seul projet, un seul déploiement, et je pense qu'on serait à peu près a la moitié du prix sur les lots back, front et intégration. Mais le sujet impose React, donc je le budgète tel quel, et j'ai ajouté un lot "intégration front/back" de 8 jours qui n'existerait pas en monolithe : contrat d'API OpenAPI et mocks pour que le front avance sans attendre le back, branchement des écrans, et corrections croisées quand les deux ne parle pas pareil. Sur les projets Vue et React que j'ai touchés c'est là que les jours partent.</w:t>
+        <w:t>Là où j'ai un avis : Symfony en API + React en front, ça veut dire deux projets, deux serveurs (ou deux process) à faire tourner, du CORS, des tokens, et surtout de la coordination entre le dev front et le dev back sur le contrat d'API. Je trouve ça lourd pour un besoin comme celui là. Perso j'aurais fait du Symfony avec Twig et Bootstrap, un seul projet, un seul déploiement, et je pense qu'on serait à peu près a la moitié du prix sur les lots back, front et intégration. Mais le sujet impose React, donc je le budgète tel quel, et j'ai ajouté 8 jours qui n'existeraient pas en monolithe : 2 jours de contrat d'API (OpenAPI) et de mocks en tête du lot back, écrits en S4 pour que le front avance sans attendre le back, et un lot "intégration front/back" de 6 jours avec le branchement des écrans, la gestion des tokens et du CORS, et les corrections croisées quand les deux ne parle pas pareil. Sur les projets Vue et React que j'ai touchés, cette partie prenait facilement une semaine, d'où les 8 jours.</w:t>
       </w:r>
     </w:p>
     <w:p>
@@ -3001,7 +3019,7 @@
         <w:jc w:val="both"/>
       </w:pPr>
       <w:r>
-        <w:t>Le lot RGPD est petit mais je le mets à part : il y a un compte avec mail et historique d'achats, donc un registre de traitement, une politique courte lisible sur une borne, la suppression du compte et une durée de conservation à coder. La recette est le deuxième plus gros lot après le dev : deux passes de test, des jours de correction, et une recette utilisateur avec quelqu'un de Picard. Le déploiement c'est un VPS avec Docker, la base, HTTPS, et une CI qui déploie.</w:t>
+        <w:t>Le lot RGPD est petit mais je le mets à part : il y a un compte avec mail et historique d'achats, donc un registre de traitement, une politique courte lisible sur une borne, la suppression du compte et une durée de conservation à coder. Il se fait en deux temps, le consultant en S4 et S5 pendant les maquettes du compte, le dev en S9 avant la recette. La recette est le deuxième plus gros lot après le dev : deux passes de test, des jours de correction, une recette utilisateur avec quelqu'un de Picard, et un PV de recette signé à la fin. Le déploiement c'est un VPS avec Docker, la base, HTTPS, et une CI qui déploie. Le staging est monté en S9 et S10 pour que la recette tourne dessus, la mise en prod vient en S14.</w:t>
       </w:r>
     </w:p>
     <w:tbl>
@@ -3041,7 +3059,7 @@
               <w:rPr>
                 <w:rFonts w:ascii="Arial" w:hAnsi="Arial"/>
                 <w:b/>
-                <w:sz w:val="16"/>
+                <w:sz w:val="20"/>
               </w:rPr>
               <w:t>Lot</w:t>
             </w:r>
@@ -3060,7 +3078,7 @@
               <w:rPr>
                 <w:rFonts w:ascii="Arial" w:hAnsi="Arial"/>
                 <w:b/>
-                <w:sz w:val="16"/>
+                <w:sz w:val="20"/>
               </w:rPr>
               <w:t>Tâche</w:t>
             </w:r>
@@ -3079,7 +3097,7 @@
               <w:rPr>
                 <w:rFonts w:ascii="Arial" w:hAnsi="Arial"/>
                 <w:b/>
-                <w:sz w:val="16"/>
+                <w:sz w:val="20"/>
               </w:rPr>
               <w:t>Charge (j.h)</w:t>
             </w:r>
@@ -3098,7 +3116,7 @@
               <w:rPr>
                 <w:rFonts w:ascii="Arial" w:hAnsi="Arial"/>
                 <w:b/>
-                <w:sz w:val="16"/>
+                <w:sz w:val="20"/>
               </w:rPr>
               <w:t>Rôle</w:t>
             </w:r>
@@ -3117,7 +3135,7 @@
               <w:rPr>
                 <w:rFonts w:ascii="Arial" w:hAnsi="Arial"/>
                 <w:b/>
-                <w:sz w:val="16"/>
+                <w:sz w:val="20"/>
               </w:rPr>
               <w:t>TJM (€)</w:t>
             </w:r>
@@ -3136,7 +3154,7 @@
               <w:rPr>
                 <w:rFonts w:ascii="Arial" w:hAnsi="Arial"/>
                 <w:b/>
-                <w:sz w:val="16"/>
+                <w:sz w:val="20"/>
               </w:rPr>
               <w:t>Sous-total (€ HT)</w:t>
             </w:r>
@@ -3157,7 +3175,7 @@
               <w:rPr>
                 <w:rFonts w:ascii="Arial" w:hAnsi="Arial"/>
                 <w:b w:val="0"/>
-                <w:sz w:val="16"/>
+                <w:sz w:val="20"/>
               </w:rPr>
               <w:t>Cadrage</w:t>
             </w:r>
@@ -3176,7 +3194,7 @@
               <w:rPr>
                 <w:rFonts w:ascii="Arial" w:hAnsi="Arial"/>
                 <w:b w:val="0"/>
-                <w:sz w:val="16"/>
+                <w:sz w:val="20"/>
               </w:rPr>
               <w:t>Atelier de lancement avec Picard</w:t>
             </w:r>
@@ -3196,7 +3214,7 @@
               <w:rPr>
                 <w:rFonts w:ascii="Arial" w:hAnsi="Arial"/>
                 <w:b w:val="0"/>
-                <w:sz w:val="16"/>
+                <w:sz w:val="20"/>
               </w:rPr>
               <w:t>1</w:t>
             </w:r>
@@ -3215,7 +3233,7 @@
               <w:rPr>
                 <w:rFonts w:ascii="Arial" w:hAnsi="Arial"/>
                 <w:b w:val="0"/>
-                <w:sz w:val="16"/>
+                <w:sz w:val="20"/>
               </w:rPr>
               <w:t>Chef de projet</w:t>
             </w:r>
@@ -3235,7 +3253,7 @@
               <w:rPr>
                 <w:rFonts w:ascii="Arial" w:hAnsi="Arial"/>
                 <w:b w:val="0"/>
-                <w:sz w:val="16"/>
+                <w:sz w:val="20"/>
               </w:rPr>
               <w:t>600</w:t>
             </w:r>
@@ -3255,7 +3273,7 @@
               <w:rPr>
                 <w:rFonts w:ascii="Arial" w:hAnsi="Arial"/>
                 <w:b w:val="0"/>
-                <w:sz w:val="16"/>
+                <w:sz w:val="20"/>
               </w:rPr>
               <w:t>600,00</w:t>
             </w:r>
@@ -3276,7 +3294,7 @@
               <w:rPr>
                 <w:rFonts w:ascii="Arial" w:hAnsi="Arial"/>
                 <w:b w:val="0"/>
-                <w:sz w:val="16"/>
+                <w:sz w:val="20"/>
               </w:rPr>
               <w:t>Cadrage</w:t>
             </w:r>
@@ -3295,7 +3313,7 @@
               <w:rPr>
                 <w:rFonts w:ascii="Arial" w:hAnsi="Arial"/>
                 <w:b w:val="0"/>
-                <w:sz w:val="16"/>
+                <w:sz w:val="20"/>
               </w:rPr>
               <w:t>Spécification fonctionnelle</w:t>
             </w:r>
@@ -3315,7 +3333,7 @@
               <w:rPr>
                 <w:rFonts w:ascii="Arial" w:hAnsi="Arial"/>
                 <w:b w:val="0"/>
-                <w:sz w:val="16"/>
+                <w:sz w:val="20"/>
               </w:rPr>
               <w:t>3</w:t>
             </w:r>
@@ -3334,7 +3352,7 @@
               <w:rPr>
                 <w:rFonts w:ascii="Arial" w:hAnsi="Arial"/>
                 <w:b w:val="0"/>
-                <w:sz w:val="16"/>
+                <w:sz w:val="20"/>
               </w:rPr>
               <w:t>Chef de projet</w:t>
             </w:r>
@@ -3354,7 +3372,7 @@
               <w:rPr>
                 <w:rFonts w:ascii="Arial" w:hAnsi="Arial"/>
                 <w:b w:val="0"/>
-                <w:sz w:val="16"/>
+                <w:sz w:val="20"/>
               </w:rPr>
               <w:t>600</w:t>
             </w:r>
@@ -3374,7 +3392,7 @@
               <w:rPr>
                 <w:rFonts w:ascii="Arial" w:hAnsi="Arial"/>
                 <w:b w:val="0"/>
-                <w:sz w:val="16"/>
+                <w:sz w:val="20"/>
               </w:rPr>
               <w:t>1 800,00</w:t>
             </w:r>
@@ -3395,7 +3413,7 @@
               <w:rPr>
                 <w:rFonts w:ascii="Arial" w:hAnsi="Arial"/>
                 <w:b w:val="0"/>
-                <w:sz w:val="16"/>
+                <w:sz w:val="20"/>
               </w:rPr>
               <w:t>Cadrage</w:t>
             </w:r>
@@ -3414,7 +3432,7 @@
               <w:rPr>
                 <w:rFonts w:ascii="Arial" w:hAnsi="Arial"/>
                 <w:b w:val="0"/>
-                <w:sz w:val="16"/>
+                <w:sz w:val="20"/>
               </w:rPr>
               <w:t>Règles de paiement et de fidélité avec Picard</w:t>
             </w:r>
@@ -3434,7 +3452,7 @@
               <w:rPr>
                 <w:rFonts w:ascii="Arial" w:hAnsi="Arial"/>
                 <w:b w:val="0"/>
-                <w:sz w:val="16"/>
+                <w:sz w:val="20"/>
               </w:rPr>
               <w:t>1</w:t>
             </w:r>
@@ -3453,7 +3471,7 @@
               <w:rPr>
                 <w:rFonts w:ascii="Arial" w:hAnsi="Arial"/>
                 <w:b w:val="0"/>
-                <w:sz w:val="16"/>
+                <w:sz w:val="20"/>
               </w:rPr>
               <w:t>Chef de projet</w:t>
             </w:r>
@@ -3473,7 +3491,7 @@
               <w:rPr>
                 <w:rFonts w:ascii="Arial" w:hAnsi="Arial"/>
                 <w:b w:val="0"/>
-                <w:sz w:val="16"/>
+                <w:sz w:val="20"/>
               </w:rPr>
               <w:t>600</w:t>
             </w:r>
@@ -3493,7 +3511,7 @@
               <w:rPr>
                 <w:rFonts w:ascii="Arial" w:hAnsi="Arial"/>
                 <w:b w:val="0"/>
-                <w:sz w:val="16"/>
+                <w:sz w:val="20"/>
               </w:rPr>
               <w:t>600,00</w:t>
             </w:r>
@@ -3514,7 +3532,7 @@
               <w:rPr>
                 <w:rFonts w:ascii="Arial" w:hAnsi="Arial"/>
                 <w:b w:val="0"/>
-                <w:sz w:val="16"/>
+                <w:sz w:val="20"/>
               </w:rPr>
               <w:t>Cadrage</w:t>
             </w:r>
@@ -3533,7 +3551,7 @@
               <w:rPr>
                 <w:rFonts w:ascii="Arial" w:hAnsi="Arial"/>
                 <w:b w:val="0"/>
-                <w:sz w:val="16"/>
+                <w:sz w:val="20"/>
               </w:rPr>
               <w:t>Backlog et découpage en sprints</w:t>
             </w:r>
@@ -3553,7 +3571,7 @@
               <w:rPr>
                 <w:rFonts w:ascii="Arial" w:hAnsi="Arial"/>
                 <w:b w:val="0"/>
-                <w:sz w:val="16"/>
+                <w:sz w:val="20"/>
               </w:rPr>
               <w:t>2</w:t>
             </w:r>
@@ -3572,7 +3590,7 @@
               <w:rPr>
                 <w:rFonts w:ascii="Arial" w:hAnsi="Arial"/>
                 <w:b w:val="0"/>
-                <w:sz w:val="16"/>
+                <w:sz w:val="20"/>
               </w:rPr>
               <w:t>Chef de projet</w:t>
             </w:r>
@@ -3592,7 +3610,7 @@
               <w:rPr>
                 <w:rFonts w:ascii="Arial" w:hAnsi="Arial"/>
                 <w:b w:val="0"/>
-                <w:sz w:val="16"/>
+                <w:sz w:val="20"/>
               </w:rPr>
               <w:t>600</w:t>
             </w:r>
@@ -3612,7 +3630,7 @@
               <w:rPr>
                 <w:rFonts w:ascii="Arial" w:hAnsi="Arial"/>
                 <w:b w:val="0"/>
-                <w:sz w:val="16"/>
+                <w:sz w:val="20"/>
               </w:rPr>
               <w:t>1 200,00</w:t>
             </w:r>
@@ -3633,7 +3651,7 @@
               <w:rPr>
                 <w:rFonts w:ascii="Arial" w:hAnsi="Arial"/>
                 <w:b w:val="0"/>
-                <w:sz w:val="16"/>
+                <w:sz w:val="20"/>
               </w:rPr>
               <w:t>UX/UI</w:t>
             </w:r>
@@ -3652,7 +3670,7 @@
               <w:rPr>
                 <w:rFonts w:ascii="Arial" w:hAnsi="Arial"/>
                 <w:b w:val="0"/>
-                <w:sz w:val="16"/>
+                <w:sz w:val="20"/>
               </w:rPr>
               <w:t>Parcours utilisateur (borne et téléphone)</w:t>
             </w:r>
@@ -3672,7 +3690,7 @@
               <w:rPr>
                 <w:rFonts w:ascii="Arial" w:hAnsi="Arial"/>
                 <w:b w:val="0"/>
-                <w:sz w:val="16"/>
+                <w:sz w:val="20"/>
               </w:rPr>
               <w:t>2</w:t>
             </w:r>
@@ -3691,7 +3709,7 @@
               <w:rPr>
                 <w:rFonts w:ascii="Arial" w:hAnsi="Arial"/>
                 <w:b w:val="0"/>
-                <w:sz w:val="16"/>
+                <w:sz w:val="20"/>
               </w:rPr>
               <w:t>UX/UI</w:t>
             </w:r>
@@ -3711,7 +3729,7 @@
               <w:rPr>
                 <w:rFonts w:ascii="Arial" w:hAnsi="Arial"/>
                 <w:b w:val="0"/>
-                <w:sz w:val="16"/>
+                <w:sz w:val="20"/>
               </w:rPr>
               <w:t>450</w:t>
             </w:r>
@@ -3731,7 +3749,7 @@
               <w:rPr>
                 <w:rFonts w:ascii="Arial" w:hAnsi="Arial"/>
                 <w:b w:val="0"/>
-                <w:sz w:val="16"/>
+                <w:sz w:val="20"/>
               </w:rPr>
               <w:t>900,00</w:t>
             </w:r>
@@ -3752,7 +3770,7 @@
               <w:rPr>
                 <w:rFonts w:ascii="Arial" w:hAnsi="Arial"/>
                 <w:b w:val="0"/>
-                <w:sz w:val="16"/>
+                <w:sz w:val="20"/>
               </w:rPr>
               <w:t>UX/UI</w:t>
             </w:r>
@@ -3771,7 +3789,7 @@
               <w:rPr>
                 <w:rFonts w:ascii="Arial" w:hAnsi="Arial"/>
                 <w:b w:val="0"/>
-                <w:sz w:val="16"/>
+                <w:sz w:val="20"/>
               </w:rPr>
               <w:t>Maquettes catalogue et commande</w:t>
             </w:r>
@@ -3791,7 +3809,7 @@
               <w:rPr>
                 <w:rFonts w:ascii="Arial" w:hAnsi="Arial"/>
                 <w:b w:val="0"/>
-                <w:sz w:val="16"/>
+                <w:sz w:val="20"/>
               </w:rPr>
               <w:t>3</w:t>
             </w:r>
@@ -3810,7 +3828,7 @@
               <w:rPr>
                 <w:rFonts w:ascii="Arial" w:hAnsi="Arial"/>
                 <w:b w:val="0"/>
-                <w:sz w:val="16"/>
+                <w:sz w:val="20"/>
               </w:rPr>
               <w:t>UX/UI</w:t>
             </w:r>
@@ -3830,7 +3848,7 @@
               <w:rPr>
                 <w:rFonts w:ascii="Arial" w:hAnsi="Arial"/>
                 <w:b w:val="0"/>
-                <w:sz w:val="16"/>
+                <w:sz w:val="20"/>
               </w:rPr>
               <w:t>450</w:t>
             </w:r>
@@ -3850,7 +3868,7 @@
               <w:rPr>
                 <w:rFonts w:ascii="Arial" w:hAnsi="Arial"/>
                 <w:b w:val="0"/>
-                <w:sz w:val="16"/>
+                <w:sz w:val="20"/>
               </w:rPr>
               <w:t>1 350,00</w:t>
             </w:r>
@@ -3871,7 +3889,7 @@
               <w:rPr>
                 <w:rFonts w:ascii="Arial" w:hAnsi="Arial"/>
                 <w:b w:val="0"/>
-                <w:sz w:val="16"/>
+                <w:sz w:val="20"/>
               </w:rPr>
               <w:t>UX/UI</w:t>
             </w:r>
@@ -3890,7 +3908,7 @@
               <w:rPr>
                 <w:rFonts w:ascii="Arial" w:hAnsi="Arial"/>
                 <w:b w:val="0"/>
-                <w:sz w:val="16"/>
+                <w:sz w:val="20"/>
               </w:rPr>
               <w:t>Maquettes paiement, compte et historique</w:t>
             </w:r>
@@ -3910,7 +3928,7 @@
               <w:rPr>
                 <w:rFonts w:ascii="Arial" w:hAnsi="Arial"/>
                 <w:b w:val="0"/>
-                <w:sz w:val="16"/>
+                <w:sz w:val="20"/>
               </w:rPr>
               <w:t>3</w:t>
             </w:r>
@@ -3929,7 +3947,7 @@
               <w:rPr>
                 <w:rFonts w:ascii="Arial" w:hAnsi="Arial"/>
                 <w:b w:val="0"/>
-                <w:sz w:val="16"/>
+                <w:sz w:val="20"/>
               </w:rPr>
               <w:t>UX/UI</w:t>
             </w:r>
@@ -3949,7 +3967,7 @@
               <w:rPr>
                 <w:rFonts w:ascii="Arial" w:hAnsi="Arial"/>
                 <w:b w:val="0"/>
-                <w:sz w:val="16"/>
+                <w:sz w:val="20"/>
               </w:rPr>
               <w:t>450</w:t>
             </w:r>
@@ -3969,7 +3987,7 @@
               <w:rPr>
                 <w:rFonts w:ascii="Arial" w:hAnsi="Arial"/>
                 <w:b w:val="0"/>
-                <w:sz w:val="16"/>
+                <w:sz w:val="20"/>
               </w:rPr>
               <w:t>1 350,00</w:t>
             </w:r>
@@ -3990,7 +4008,7 @@
               <w:rPr>
                 <w:rFonts w:ascii="Arial" w:hAnsi="Arial"/>
                 <w:b w:val="0"/>
-                <w:sz w:val="16"/>
+                <w:sz w:val="20"/>
               </w:rPr>
               <w:t>UX/UI</w:t>
             </w:r>
@@ -4009,7 +4027,7 @@
               <w:rPr>
                 <w:rFonts w:ascii="Arial" w:hAnsi="Arial"/>
                 <w:b w:val="0"/>
-                <w:sz w:val="16"/>
+                <w:sz w:val="20"/>
               </w:rPr>
               <w:t>Mini design system</w:t>
             </w:r>
@@ -4029,7 +4047,7 @@
               <w:rPr>
                 <w:rFonts w:ascii="Arial" w:hAnsi="Arial"/>
                 <w:b w:val="0"/>
-                <w:sz w:val="16"/>
+                <w:sz w:val="20"/>
               </w:rPr>
               <w:t>1</w:t>
             </w:r>
@@ -4048,7 +4066,7 @@
               <w:rPr>
                 <w:rFonts w:ascii="Arial" w:hAnsi="Arial"/>
                 <w:b w:val="0"/>
-                <w:sz w:val="16"/>
+                <w:sz w:val="20"/>
               </w:rPr>
               <w:t>UX/UI</w:t>
             </w:r>
@@ -4068,7 +4086,7 @@
               <w:rPr>
                 <w:rFonts w:ascii="Arial" w:hAnsi="Arial"/>
                 <w:b w:val="0"/>
-                <w:sz w:val="16"/>
+                <w:sz w:val="20"/>
               </w:rPr>
               <w:t>450</w:t>
             </w:r>
@@ -4088,7 +4106,7 @@
               <w:rPr>
                 <w:rFonts w:ascii="Arial" w:hAnsi="Arial"/>
                 <w:b w:val="0"/>
-                <w:sz w:val="16"/>
+                <w:sz w:val="20"/>
               </w:rPr>
               <w:t>450,00</w:t>
             </w:r>
@@ -4109,7 +4127,7 @@
               <w:rPr>
                 <w:rFonts w:ascii="Arial" w:hAnsi="Arial"/>
                 <w:b w:val="0"/>
-                <w:sz w:val="16"/>
+                <w:sz w:val="20"/>
               </w:rPr>
               <w:t>Back Symfony</w:t>
             </w:r>
@@ -4128,7 +4146,7 @@
               <w:rPr>
                 <w:rFonts w:ascii="Arial" w:hAnsi="Arial"/>
                 <w:b w:val="0"/>
-                <w:sz w:val="16"/>
+                <w:sz w:val="20"/>
               </w:rPr>
               <w:t>Setup projet, Docker, authentification JWT</w:t>
             </w:r>
@@ -4148,7 +4166,7 @@
               <w:rPr>
                 <w:rFonts w:ascii="Arial" w:hAnsi="Arial"/>
                 <w:b w:val="0"/>
-                <w:sz w:val="16"/>
+                <w:sz w:val="20"/>
               </w:rPr>
               <w:t>3</w:t>
             </w:r>
@@ -4167,7 +4185,7 @@
               <w:rPr>
                 <w:rFonts w:ascii="Arial" w:hAnsi="Arial"/>
                 <w:b w:val="0"/>
-                <w:sz w:val="16"/>
+                <w:sz w:val="20"/>
               </w:rPr>
               <w:t>Dev back</w:t>
             </w:r>
@@ -4187,7 +4205,7 @@
               <w:rPr>
                 <w:rFonts w:ascii="Arial" w:hAnsi="Arial"/>
                 <w:b w:val="0"/>
-                <w:sz w:val="16"/>
+                <w:sz w:val="20"/>
               </w:rPr>
               <w:t>450</w:t>
             </w:r>
@@ -4207,7 +4225,7 @@
               <w:rPr>
                 <w:rFonts w:ascii="Arial" w:hAnsi="Arial"/>
                 <w:b w:val="0"/>
-                <w:sz w:val="16"/>
+                <w:sz w:val="20"/>
               </w:rPr>
               <w:t>1 350,00</w:t>
             </w:r>
@@ -4228,7 +4246,7 @@
               <w:rPr>
                 <w:rFonts w:ascii="Arial" w:hAnsi="Arial"/>
                 <w:b w:val="0"/>
-                <w:sz w:val="16"/>
+                <w:sz w:val="20"/>
               </w:rPr>
               <w:t>Back Symfony</w:t>
             </w:r>
@@ -4247,7 +4265,7 @@
               <w:rPr>
                 <w:rFonts w:ascii="Arial" w:hAnsi="Arial"/>
                 <w:b w:val="0"/>
-                <w:sz w:val="16"/>
+                <w:sz w:val="20"/>
               </w:rPr>
               <w:t>Modèle de données et migrations</w:t>
             </w:r>
@@ -4267,7 +4285,7 @@
               <w:rPr>
                 <w:rFonts w:ascii="Arial" w:hAnsi="Arial"/>
                 <w:b w:val="0"/>
-                <w:sz w:val="16"/>
+                <w:sz w:val="20"/>
               </w:rPr>
               <w:t>2</w:t>
             </w:r>
@@ -4286,7 +4304,7 @@
               <w:rPr>
                 <w:rFonts w:ascii="Arial" w:hAnsi="Arial"/>
                 <w:b w:val="0"/>
-                <w:sz w:val="16"/>
+                <w:sz w:val="20"/>
               </w:rPr>
               <w:t>Dev back</w:t>
             </w:r>
@@ -4306,7 +4324,7 @@
               <w:rPr>
                 <w:rFonts w:ascii="Arial" w:hAnsi="Arial"/>
                 <w:b w:val="0"/>
-                <w:sz w:val="16"/>
+                <w:sz w:val="20"/>
               </w:rPr>
               <w:t>450</w:t>
             </w:r>
@@ -4326,7 +4344,7 @@
               <w:rPr>
                 <w:rFonts w:ascii="Arial" w:hAnsi="Arial"/>
                 <w:b w:val="0"/>
-                <w:sz w:val="16"/>
+                <w:sz w:val="20"/>
               </w:rPr>
               <w:t>900,00</w:t>
             </w:r>
@@ -4347,7 +4365,7 @@
               <w:rPr>
                 <w:rFonts w:ascii="Arial" w:hAnsi="Arial"/>
                 <w:b w:val="0"/>
-                <w:sz w:val="16"/>
+                <w:sz w:val="20"/>
               </w:rPr>
               <w:t>Back Symfony</w:t>
             </w:r>
@@ -4366,7 +4384,7 @@
               <w:rPr>
                 <w:rFonts w:ascii="Arial" w:hAnsi="Arial"/>
                 <w:b w:val="0"/>
-                <w:sz w:val="16"/>
+                <w:sz w:val="20"/>
               </w:rPr>
               <w:t>API produits</w:t>
             </w:r>
@@ -4386,7 +4404,7 @@
               <w:rPr>
                 <w:rFonts w:ascii="Arial" w:hAnsi="Arial"/>
                 <w:b w:val="0"/>
-                <w:sz w:val="16"/>
+                <w:sz w:val="20"/>
               </w:rPr>
               <w:t>2</w:t>
             </w:r>
@@ -4405,7 +4423,7 @@
               <w:rPr>
                 <w:rFonts w:ascii="Arial" w:hAnsi="Arial"/>
                 <w:b w:val="0"/>
-                <w:sz w:val="16"/>
+                <w:sz w:val="20"/>
               </w:rPr>
               <w:t>Dev back</w:t>
             </w:r>
@@ -4425,7 +4443,7 @@
               <w:rPr>
                 <w:rFonts w:ascii="Arial" w:hAnsi="Arial"/>
                 <w:b w:val="0"/>
-                <w:sz w:val="16"/>
+                <w:sz w:val="20"/>
               </w:rPr>
               <w:t>450</w:t>
             </w:r>
@@ -4445,7 +4463,7 @@
               <w:rPr>
                 <w:rFonts w:ascii="Arial" w:hAnsi="Arial"/>
                 <w:b w:val="0"/>
-                <w:sz w:val="16"/>
+                <w:sz w:val="20"/>
               </w:rPr>
               <w:t>900,00</w:t>
             </w:r>
@@ -4466,7 +4484,7 @@
               <w:rPr>
                 <w:rFonts w:ascii="Arial" w:hAnsi="Arial"/>
                 <w:b w:val="0"/>
-                <w:sz w:val="16"/>
+                <w:sz w:val="20"/>
               </w:rPr>
               <w:t>Back Symfony</w:t>
             </w:r>
@@ -4485,7 +4503,7 @@
               <w:rPr>
                 <w:rFonts w:ascii="Arial" w:hAnsi="Arial"/>
                 <w:b w:val="0"/>
-                <w:sz w:val="16"/>
+                <w:sz w:val="20"/>
               </w:rPr>
               <w:t>API commande et calcul du total</w:t>
             </w:r>
@@ -4505,7 +4523,7 @@
               <w:rPr>
                 <w:rFonts w:ascii="Arial" w:hAnsi="Arial"/>
                 <w:b w:val="0"/>
-                <w:sz w:val="16"/>
+                <w:sz w:val="20"/>
               </w:rPr>
               <w:t>3</w:t>
             </w:r>
@@ -4524,7 +4542,7 @@
               <w:rPr>
                 <w:rFonts w:ascii="Arial" w:hAnsi="Arial"/>
                 <w:b w:val="0"/>
-                <w:sz w:val="16"/>
+                <w:sz w:val="20"/>
               </w:rPr>
               <w:t>Dev back</w:t>
             </w:r>
@@ -4544,7 +4562,7 @@
               <w:rPr>
                 <w:rFonts w:ascii="Arial" w:hAnsi="Arial"/>
                 <w:b w:val="0"/>
-                <w:sz w:val="16"/>
+                <w:sz w:val="20"/>
               </w:rPr>
               <w:t>450</w:t>
             </w:r>
@@ -4564,7 +4582,7 @@
               <w:rPr>
                 <w:rFonts w:ascii="Arial" w:hAnsi="Arial"/>
                 <w:b w:val="0"/>
-                <w:sz w:val="16"/>
+                <w:sz w:val="20"/>
               </w:rPr>
               <w:t>1 350,00</w:t>
             </w:r>
@@ -4585,7 +4603,7 @@
               <w:rPr>
                 <w:rFonts w:ascii="Arial" w:hAnsi="Arial"/>
                 <w:b w:val="0"/>
-                <w:sz w:val="16"/>
+                <w:sz w:val="20"/>
               </w:rPr>
               <w:t>Back Symfony</w:t>
             </w:r>
@@ -4604,7 +4622,7 @@
               <w:rPr>
                 <w:rFonts w:ascii="Arial" w:hAnsi="Arial"/>
                 <w:b w:val="0"/>
-                <w:sz w:val="16"/>
+                <w:sz w:val="20"/>
               </w:rPr>
               <w:t>Validation carte côté serveur (Luhn, expiration)</w:t>
             </w:r>
@@ -4624,7 +4642,7 @@
               <w:rPr>
                 <w:rFonts w:ascii="Arial" w:hAnsi="Arial"/>
                 <w:b w:val="0"/>
-                <w:sz w:val="16"/>
+                <w:sz w:val="20"/>
               </w:rPr>
               <w:t>1</w:t>
             </w:r>
@@ -4643,7 +4661,7 @@
               <w:rPr>
                 <w:rFonts w:ascii="Arial" w:hAnsi="Arial"/>
                 <w:b w:val="0"/>
-                <w:sz w:val="16"/>
+                <w:sz w:val="20"/>
               </w:rPr>
               <w:t>Dev back</w:t>
             </w:r>
@@ -4663,7 +4681,7 @@
               <w:rPr>
                 <w:rFonts w:ascii="Arial" w:hAnsi="Arial"/>
                 <w:b w:val="0"/>
-                <w:sz w:val="16"/>
+                <w:sz w:val="20"/>
               </w:rPr>
               <w:t>450</w:t>
             </w:r>
@@ -4683,7 +4701,7 @@
               <w:rPr>
                 <w:rFonts w:ascii="Arial" w:hAnsi="Arial"/>
                 <w:b w:val="0"/>
-                <w:sz w:val="16"/>
+                <w:sz w:val="20"/>
               </w:rPr>
               <w:t>450,00</w:t>
             </w:r>
@@ -4704,7 +4722,7 @@
               <w:rPr>
                 <w:rFonts w:ascii="Arial" w:hAnsi="Arial"/>
                 <w:b w:val="0"/>
-                <w:sz w:val="16"/>
+                <w:sz w:val="20"/>
               </w:rPr>
               <w:t>Back Symfony</w:t>
             </w:r>
@@ -4723,7 +4741,7 @@
               <w:rPr>
                 <w:rFonts w:ascii="Arial" w:hAnsi="Arial"/>
                 <w:b w:val="0"/>
-                <w:sz w:val="16"/>
+                <w:sz w:val="20"/>
               </w:rPr>
               <w:t>API compte fidélité et points</w:t>
             </w:r>
@@ -4743,7 +4761,7 @@
               <w:rPr>
                 <w:rFonts w:ascii="Arial" w:hAnsi="Arial"/>
                 <w:b w:val="0"/>
-                <w:sz w:val="16"/>
+                <w:sz w:val="20"/>
               </w:rPr>
               <w:t>2</w:t>
             </w:r>
@@ -4762,7 +4780,7 @@
               <w:rPr>
                 <w:rFonts w:ascii="Arial" w:hAnsi="Arial"/>
                 <w:b w:val="0"/>
-                <w:sz w:val="16"/>
+                <w:sz w:val="20"/>
               </w:rPr>
               <w:t>Dev back</w:t>
             </w:r>
@@ -4782,7 +4800,7 @@
               <w:rPr>
                 <w:rFonts w:ascii="Arial" w:hAnsi="Arial"/>
                 <w:b w:val="0"/>
-                <w:sz w:val="16"/>
+                <w:sz w:val="20"/>
               </w:rPr>
               <w:t>450</w:t>
             </w:r>
@@ -4802,7 +4820,7 @@
               <w:rPr>
                 <w:rFonts w:ascii="Arial" w:hAnsi="Arial"/>
                 <w:b w:val="0"/>
-                <w:sz w:val="16"/>
+                <w:sz w:val="20"/>
               </w:rPr>
               <w:t>900,00</w:t>
             </w:r>
@@ -4823,7 +4841,7 @@
               <w:rPr>
                 <w:rFonts w:ascii="Arial" w:hAnsi="Arial"/>
                 <w:b w:val="0"/>
-                <w:sz w:val="16"/>
+                <w:sz w:val="20"/>
               </w:rPr>
               <w:t>Back Symfony</w:t>
             </w:r>
@@ -4842,7 +4860,7 @@
               <w:rPr>
                 <w:rFonts w:ascii="Arial" w:hAnsi="Arial"/>
                 <w:b w:val="0"/>
-                <w:sz w:val="16"/>
+                <w:sz w:val="20"/>
               </w:rPr>
               <w:t>API historique des commandes</w:t>
             </w:r>
@@ -4862,7 +4880,7 @@
               <w:rPr>
                 <w:rFonts w:ascii="Arial" w:hAnsi="Arial"/>
                 <w:b w:val="0"/>
-                <w:sz w:val="16"/>
+                <w:sz w:val="20"/>
               </w:rPr>
               <w:t>1</w:t>
             </w:r>
@@ -4881,7 +4899,7 @@
               <w:rPr>
                 <w:rFonts w:ascii="Arial" w:hAnsi="Arial"/>
                 <w:b w:val="0"/>
-                <w:sz w:val="16"/>
+                <w:sz w:val="20"/>
               </w:rPr>
               <w:t>Dev back</w:t>
             </w:r>
@@ -4901,7 +4919,7 @@
               <w:rPr>
                 <w:rFonts w:ascii="Arial" w:hAnsi="Arial"/>
                 <w:b w:val="0"/>
-                <w:sz w:val="16"/>
+                <w:sz w:val="20"/>
               </w:rPr>
               <w:t>450</w:t>
             </w:r>
@@ -4921,7 +4939,7 @@
               <w:rPr>
                 <w:rFonts w:ascii="Arial" w:hAnsi="Arial"/>
                 <w:b w:val="0"/>
-                <w:sz w:val="16"/>
+                <w:sz w:val="20"/>
               </w:rPr>
               <w:t>450,00</w:t>
             </w:r>
@@ -4942,7 +4960,7 @@
               <w:rPr>
                 <w:rFonts w:ascii="Arial" w:hAnsi="Arial"/>
                 <w:b w:val="0"/>
-                <w:sz w:val="16"/>
+                <w:sz w:val="20"/>
               </w:rPr>
               <w:t>Back Symfony</w:t>
             </w:r>
@@ -4961,7 +4979,7 @@
               <w:rPr>
                 <w:rFonts w:ascii="Arial" w:hAnsi="Arial"/>
                 <w:b w:val="0"/>
-                <w:sz w:val="16"/>
+                <w:sz w:val="20"/>
               </w:rPr>
               <w:t>Seeders et jeu de données</w:t>
             </w:r>
@@ -4981,7 +4999,7 @@
               <w:rPr>
                 <w:rFonts w:ascii="Arial" w:hAnsi="Arial"/>
                 <w:b w:val="0"/>
-                <w:sz w:val="16"/>
+                <w:sz w:val="20"/>
               </w:rPr>
               <w:t>1</w:t>
             </w:r>
@@ -5000,7 +5018,7 @@
               <w:rPr>
                 <w:rFonts w:ascii="Arial" w:hAnsi="Arial"/>
                 <w:b w:val="0"/>
-                <w:sz w:val="16"/>
+                <w:sz w:val="20"/>
               </w:rPr>
               <w:t>Dev back</w:t>
             </w:r>
@@ -5020,7 +5038,7 @@
               <w:rPr>
                 <w:rFonts w:ascii="Arial" w:hAnsi="Arial"/>
                 <w:b w:val="0"/>
-                <w:sz w:val="16"/>
+                <w:sz w:val="20"/>
               </w:rPr>
               <w:t>450</w:t>
             </w:r>
@@ -5040,7 +5058,7 @@
               <w:rPr>
                 <w:rFonts w:ascii="Arial" w:hAnsi="Arial"/>
                 <w:b w:val="0"/>
-                <w:sz w:val="16"/>
+                <w:sz w:val="20"/>
               </w:rPr>
               <w:t>450,00</w:t>
             </w:r>
@@ -5061,7 +5079,7 @@
               <w:rPr>
                 <w:rFonts w:ascii="Arial" w:hAnsi="Arial"/>
                 <w:b w:val="0"/>
-                <w:sz w:val="16"/>
+                <w:sz w:val="20"/>
               </w:rPr>
               <w:t>Back Symfony</w:t>
             </w:r>
@@ -5080,7 +5098,7 @@
               <w:rPr>
                 <w:rFonts w:ascii="Arial" w:hAnsi="Arial"/>
                 <w:b w:val="0"/>
-                <w:sz w:val="16"/>
+                <w:sz w:val="20"/>
               </w:rPr>
               <w:t>Tests automatisés</w:t>
             </w:r>
@@ -5100,7 +5118,7 @@
               <w:rPr>
                 <w:rFonts w:ascii="Arial" w:hAnsi="Arial"/>
                 <w:b w:val="0"/>
-                <w:sz w:val="16"/>
+                <w:sz w:val="20"/>
               </w:rPr>
               <w:t>2</w:t>
             </w:r>
@@ -5119,7 +5137,7 @@
               <w:rPr>
                 <w:rFonts w:ascii="Arial" w:hAnsi="Arial"/>
                 <w:b w:val="0"/>
-                <w:sz w:val="16"/>
+                <w:sz w:val="20"/>
               </w:rPr>
               <w:t>Dev back</w:t>
             </w:r>
@@ -5139,7 +5157,7 @@
               <w:rPr>
                 <w:rFonts w:ascii="Arial" w:hAnsi="Arial"/>
                 <w:b w:val="0"/>
-                <w:sz w:val="16"/>
+                <w:sz w:val="20"/>
               </w:rPr>
               <w:t>450</w:t>
             </w:r>
@@ -5159,7 +5177,7 @@
               <w:rPr>
                 <w:rFonts w:ascii="Arial" w:hAnsi="Arial"/>
                 <w:b w:val="0"/>
-                <w:sz w:val="16"/>
+                <w:sz w:val="20"/>
               </w:rPr>
               <w:t>900,00</w:t>
             </w:r>
@@ -5180,9 +5198,9 @@
               <w:rPr>
                 <w:rFonts w:ascii="Arial" w:hAnsi="Arial"/>
                 <w:b w:val="0"/>
-                <w:sz w:val="16"/>
-              </w:rPr>
-              <w:t>Front React</w:t>
+                <w:sz w:val="20"/>
+              </w:rPr>
+              <w:t>Back Symfony</w:t>
             </w:r>
           </w:p>
         </w:tc>
@@ -5199,9 +5217,9 @@
               <w:rPr>
                 <w:rFonts w:ascii="Arial" w:hAnsi="Arial"/>
                 <w:b w:val="0"/>
-                <w:sz w:val="16"/>
-              </w:rPr>
-              <w:t>Setup, routing, gestion d'état</w:t>
+                <w:sz w:val="20"/>
+              </w:rPr>
+              <w:t>Contrat d'API (OpenAPI) et mocks</w:t>
             </w:r>
           </w:p>
         </w:tc>
@@ -5219,7 +5237,7 @@
               <w:rPr>
                 <w:rFonts w:ascii="Arial" w:hAnsi="Arial"/>
                 <w:b w:val="0"/>
-                <w:sz w:val="16"/>
+                <w:sz w:val="20"/>
               </w:rPr>
               <w:t>2</w:t>
             </w:r>
@@ -5238,9 +5256,9 @@
               <w:rPr>
                 <w:rFonts w:ascii="Arial" w:hAnsi="Arial"/>
                 <w:b w:val="0"/>
-                <w:sz w:val="16"/>
-              </w:rPr>
-              <w:t>Dev front</w:t>
+                <w:sz w:val="20"/>
+              </w:rPr>
+              <w:t>Dev back</w:t>
             </w:r>
           </w:p>
         </w:tc>
@@ -5258,7 +5276,7 @@
               <w:rPr>
                 <w:rFonts w:ascii="Arial" w:hAnsi="Arial"/>
                 <w:b w:val="0"/>
-                <w:sz w:val="16"/>
+                <w:sz w:val="20"/>
               </w:rPr>
               <w:t>450</w:t>
             </w:r>
@@ -5278,7 +5296,7 @@
               <w:rPr>
                 <w:rFonts w:ascii="Arial" w:hAnsi="Arial"/>
                 <w:b w:val="0"/>
-                <w:sz w:val="16"/>
+                <w:sz w:val="20"/>
               </w:rPr>
               <w:t>900,00</w:t>
             </w:r>
@@ -5299,7 +5317,7 @@
               <w:rPr>
                 <w:rFonts w:ascii="Arial" w:hAnsi="Arial"/>
                 <w:b w:val="0"/>
-                <w:sz w:val="16"/>
+                <w:sz w:val="20"/>
               </w:rPr>
               <w:t>Front React</w:t>
             </w:r>
@@ -5318,9 +5336,9 @@
               <w:rPr>
                 <w:rFonts w:ascii="Arial" w:hAnsi="Arial"/>
                 <w:b w:val="0"/>
-                <w:sz w:val="16"/>
-              </w:rPr>
-              <w:t>Catalogue produits</w:t>
+                <w:sz w:val="20"/>
+              </w:rPr>
+              <w:t>Setup, routing, gestion d'état</w:t>
             </w:r>
           </w:p>
         </w:tc>
@@ -5338,9 +5356,9 @@
               <w:rPr>
                 <w:rFonts w:ascii="Arial" w:hAnsi="Arial"/>
                 <w:b w:val="0"/>
-                <w:sz w:val="16"/>
-              </w:rPr>
-              <w:t>3</w:t>
+                <w:sz w:val="20"/>
+              </w:rPr>
+              <w:t>2</w:t>
             </w:r>
           </w:p>
         </w:tc>
@@ -5357,7 +5375,7 @@
               <w:rPr>
                 <w:rFonts w:ascii="Arial" w:hAnsi="Arial"/>
                 <w:b w:val="0"/>
-                <w:sz w:val="16"/>
+                <w:sz w:val="20"/>
               </w:rPr>
               <w:t>Dev front</w:t>
             </w:r>
@@ -5377,7 +5395,7 @@
               <w:rPr>
                 <w:rFonts w:ascii="Arial" w:hAnsi="Arial"/>
                 <w:b w:val="0"/>
-                <w:sz w:val="16"/>
+                <w:sz w:val="20"/>
               </w:rPr>
               <w:t>450</w:t>
             </w:r>
@@ -5397,9 +5415,9 @@
               <w:rPr>
                 <w:rFonts w:ascii="Arial" w:hAnsi="Arial"/>
                 <w:b w:val="0"/>
-                <w:sz w:val="16"/>
-              </w:rPr>
-              <w:t>1 350,00</w:t>
+                <w:sz w:val="20"/>
+              </w:rPr>
+              <w:t>900,00</w:t>
             </w:r>
           </w:p>
         </w:tc>
@@ -5418,7 +5436,7 @@
               <w:rPr>
                 <w:rFonts w:ascii="Arial" w:hAnsi="Arial"/>
                 <w:b w:val="0"/>
-                <w:sz w:val="16"/>
+                <w:sz w:val="20"/>
               </w:rPr>
               <w:t>Front React</w:t>
             </w:r>
@@ -5437,9 +5455,9 @@
               <w:rPr>
                 <w:rFonts w:ascii="Arial" w:hAnsi="Arial"/>
                 <w:b w:val="0"/>
-                <w:sz w:val="16"/>
-              </w:rPr>
-              <w:t>Panier et tunnel de commande</w:t>
+                <w:sz w:val="20"/>
+              </w:rPr>
+              <w:t>Catalogue produits</w:t>
             </w:r>
           </w:p>
         </w:tc>
@@ -5457,9 +5475,9 @@
               <w:rPr>
                 <w:rFonts w:ascii="Arial" w:hAnsi="Arial"/>
                 <w:b w:val="0"/>
-                <w:sz w:val="16"/>
-              </w:rPr>
-              <w:t>4</w:t>
+                <w:sz w:val="20"/>
+              </w:rPr>
+              <w:t>3</w:t>
             </w:r>
           </w:p>
         </w:tc>
@@ -5476,7 +5494,7 @@
               <w:rPr>
                 <w:rFonts w:ascii="Arial" w:hAnsi="Arial"/>
                 <w:b w:val="0"/>
-                <w:sz w:val="16"/>
+                <w:sz w:val="20"/>
               </w:rPr>
               <w:t>Dev front</w:t>
             </w:r>
@@ -5496,7 +5514,7 @@
               <w:rPr>
                 <w:rFonts w:ascii="Arial" w:hAnsi="Arial"/>
                 <w:b w:val="0"/>
-                <w:sz w:val="16"/>
+                <w:sz w:val="20"/>
               </w:rPr>
               <w:t>450</w:t>
             </w:r>
@@ -5516,9 +5534,9 @@
               <w:rPr>
                 <w:rFonts w:ascii="Arial" w:hAnsi="Arial"/>
                 <w:b w:val="0"/>
-                <w:sz w:val="16"/>
-              </w:rPr>
-              <w:t>1 800,00</w:t>
+                <w:sz w:val="20"/>
+              </w:rPr>
+              <w:t>1 350,00</w:t>
             </w:r>
           </w:p>
         </w:tc>
@@ -5537,7 +5555,7 @@
               <w:rPr>
                 <w:rFonts w:ascii="Arial" w:hAnsi="Arial"/>
                 <w:b w:val="0"/>
-                <w:sz w:val="16"/>
+                <w:sz w:val="20"/>
               </w:rPr>
               <w:t>Front React</w:t>
             </w:r>
@@ -5556,9 +5574,9 @@
               <w:rPr>
                 <w:rFonts w:ascii="Arial" w:hAnsi="Arial"/>
                 <w:b w:val="0"/>
-                <w:sz w:val="16"/>
-              </w:rPr>
-              <w:t>Formulaire de paiement et validation carte</w:t>
+                <w:sz w:val="20"/>
+              </w:rPr>
+              <w:t>Panier et tunnel de commande</w:t>
             </w:r>
           </w:p>
         </w:tc>
@@ -5576,9 +5594,9 @@
               <w:rPr>
                 <w:rFonts w:ascii="Arial" w:hAnsi="Arial"/>
                 <w:b w:val="0"/>
-                <w:sz w:val="16"/>
-              </w:rPr>
-              <w:t>3</w:t>
+                <w:sz w:val="20"/>
+              </w:rPr>
+              <w:t>4</w:t>
             </w:r>
           </w:p>
         </w:tc>
@@ -5595,7 +5613,7 @@
               <w:rPr>
                 <w:rFonts w:ascii="Arial" w:hAnsi="Arial"/>
                 <w:b w:val="0"/>
-                <w:sz w:val="16"/>
+                <w:sz w:val="20"/>
               </w:rPr>
               <w:t>Dev front</w:t>
             </w:r>
@@ -5615,7 +5633,7 @@
               <w:rPr>
                 <w:rFonts w:ascii="Arial" w:hAnsi="Arial"/>
                 <w:b w:val="0"/>
-                <w:sz w:val="16"/>
+                <w:sz w:val="20"/>
               </w:rPr>
               <w:t>450</w:t>
             </w:r>
@@ -5635,9 +5653,9 @@
               <w:rPr>
                 <w:rFonts w:ascii="Arial" w:hAnsi="Arial"/>
                 <w:b w:val="0"/>
-                <w:sz w:val="16"/>
-              </w:rPr>
-              <w:t>1 350,00</w:t>
+                <w:sz w:val="20"/>
+              </w:rPr>
+              <w:t>1 800,00</w:t>
             </w:r>
           </w:p>
         </w:tc>
@@ -5656,7 +5674,7 @@
               <w:rPr>
                 <w:rFonts w:ascii="Arial" w:hAnsi="Arial"/>
                 <w:b w:val="0"/>
-                <w:sz w:val="16"/>
+                <w:sz w:val="20"/>
               </w:rPr>
               <w:t>Front React</w:t>
             </w:r>
@@ -5675,9 +5693,9 @@
               <w:rPr>
                 <w:rFonts w:ascii="Arial" w:hAnsi="Arial"/>
                 <w:b w:val="0"/>
-                <w:sz w:val="16"/>
-              </w:rPr>
-              <w:t>Inscription, connexion, compte fidélité</w:t>
+                <w:sz w:val="20"/>
+              </w:rPr>
+              <w:t>Formulaire de paiement et validation carte</w:t>
             </w:r>
           </w:p>
         </w:tc>
@@ -5695,7 +5713,7 @@
               <w:rPr>
                 <w:rFonts w:ascii="Arial" w:hAnsi="Arial"/>
                 <w:b w:val="0"/>
-                <w:sz w:val="16"/>
+                <w:sz w:val="20"/>
               </w:rPr>
               <w:t>3</w:t>
             </w:r>
@@ -5714,7 +5732,7 @@
               <w:rPr>
                 <w:rFonts w:ascii="Arial" w:hAnsi="Arial"/>
                 <w:b w:val="0"/>
-                <w:sz w:val="16"/>
+                <w:sz w:val="20"/>
               </w:rPr>
               <w:t>Dev front</w:t>
             </w:r>
@@ -5734,7 +5752,7 @@
               <w:rPr>
                 <w:rFonts w:ascii="Arial" w:hAnsi="Arial"/>
                 <w:b w:val="0"/>
-                <w:sz w:val="16"/>
+                <w:sz w:val="20"/>
               </w:rPr>
               <w:t>450</w:t>
             </w:r>
@@ -5754,7 +5772,7 @@
               <w:rPr>
                 <w:rFonts w:ascii="Arial" w:hAnsi="Arial"/>
                 <w:b w:val="0"/>
-                <w:sz w:val="16"/>
+                <w:sz w:val="20"/>
               </w:rPr>
               <w:t>1 350,00</w:t>
             </w:r>
@@ -5775,7 +5793,7 @@
               <w:rPr>
                 <w:rFonts w:ascii="Arial" w:hAnsi="Arial"/>
                 <w:b w:val="0"/>
-                <w:sz w:val="16"/>
+                <w:sz w:val="20"/>
               </w:rPr>
               <w:t>Front React</w:t>
             </w:r>
@@ -5794,9 +5812,9 @@
               <w:rPr>
                 <w:rFonts w:ascii="Arial" w:hAnsi="Arial"/>
                 <w:b w:val="0"/>
-                <w:sz w:val="16"/>
-              </w:rPr>
-              <w:t>Historique des commandes</w:t>
+                <w:sz w:val="20"/>
+              </w:rPr>
+              <w:t>Inscription, connexion, compte fidélité</w:t>
             </w:r>
           </w:p>
         </w:tc>
@@ -5814,9 +5832,9 @@
               <w:rPr>
                 <w:rFonts w:ascii="Arial" w:hAnsi="Arial"/>
                 <w:b w:val="0"/>
-                <w:sz w:val="16"/>
-              </w:rPr>
-              <w:t>2</w:t>
+                <w:sz w:val="20"/>
+              </w:rPr>
+              <w:t>3</w:t>
             </w:r>
           </w:p>
         </w:tc>
@@ -5833,7 +5851,7 @@
               <w:rPr>
                 <w:rFonts w:ascii="Arial" w:hAnsi="Arial"/>
                 <w:b w:val="0"/>
-                <w:sz w:val="16"/>
+                <w:sz w:val="20"/>
               </w:rPr>
               <w:t>Dev front</w:t>
             </w:r>
@@ -5853,7 +5871,7 @@
               <w:rPr>
                 <w:rFonts w:ascii="Arial" w:hAnsi="Arial"/>
                 <w:b w:val="0"/>
-                <w:sz w:val="16"/>
+                <w:sz w:val="20"/>
               </w:rPr>
               <w:t>450</w:t>
             </w:r>
@@ -5873,9 +5891,9 @@
               <w:rPr>
                 <w:rFonts w:ascii="Arial" w:hAnsi="Arial"/>
                 <w:b w:val="0"/>
-                <w:sz w:val="16"/>
-              </w:rPr>
-              <w:t>900,00</w:t>
+                <w:sz w:val="20"/>
+              </w:rPr>
+              <w:t>1 350,00</w:t>
             </w:r>
           </w:p>
         </w:tc>
@@ -5894,7 +5912,7 @@
               <w:rPr>
                 <w:rFonts w:ascii="Arial" w:hAnsi="Arial"/>
                 <w:b w:val="0"/>
-                <w:sz w:val="16"/>
+                <w:sz w:val="20"/>
               </w:rPr>
               <w:t>Front React</w:t>
             </w:r>
@@ -5913,9 +5931,9 @@
               <w:rPr>
                 <w:rFonts w:ascii="Arial" w:hAnsi="Arial"/>
                 <w:b w:val="0"/>
-                <w:sz w:val="16"/>
-              </w:rPr>
-              <w:t>Intégration des maquettes</w:t>
+                <w:sz w:val="20"/>
+              </w:rPr>
+              <w:t>Historique des commandes</w:t>
             </w:r>
           </w:p>
         </w:tc>
@@ -5933,7 +5951,7 @@
               <w:rPr>
                 <w:rFonts w:ascii="Arial" w:hAnsi="Arial"/>
                 <w:b w:val="0"/>
-                <w:sz w:val="16"/>
+                <w:sz w:val="20"/>
               </w:rPr>
               <w:t>2</w:t>
             </w:r>
@@ -5952,7 +5970,7 @@
               <w:rPr>
                 <w:rFonts w:ascii="Arial" w:hAnsi="Arial"/>
                 <w:b w:val="0"/>
-                <w:sz w:val="16"/>
+                <w:sz w:val="20"/>
               </w:rPr>
               <w:t>Dev front</w:t>
             </w:r>
@@ -5972,7 +5990,7 @@
               <w:rPr>
                 <w:rFonts w:ascii="Arial" w:hAnsi="Arial"/>
                 <w:b w:val="0"/>
-                <w:sz w:val="16"/>
+                <w:sz w:val="20"/>
               </w:rPr>
               <w:t>450</w:t>
             </w:r>
@@ -5992,7 +6010,7 @@
               <w:rPr>
                 <w:rFonts w:ascii="Arial" w:hAnsi="Arial"/>
                 <w:b w:val="0"/>
-                <w:sz w:val="16"/>
+                <w:sz w:val="20"/>
               </w:rPr>
               <w:t>900,00</w:t>
             </w:r>
@@ -6013,9 +6031,9 @@
               <w:rPr>
                 <w:rFonts w:ascii="Arial" w:hAnsi="Arial"/>
                 <w:b w:val="0"/>
-                <w:sz w:val="16"/>
-              </w:rPr>
-              <w:t>Intégration front/back</w:t>
+                <w:sz w:val="20"/>
+              </w:rPr>
+              <w:t>Front React</w:t>
             </w:r>
           </w:p>
         </w:tc>
@@ -6032,9 +6050,9 @@
               <w:rPr>
                 <w:rFonts w:ascii="Arial" w:hAnsi="Arial"/>
                 <w:b w:val="0"/>
-                <w:sz w:val="16"/>
-              </w:rPr>
-              <w:t>Contrat d'API (OpenAPI) et mocks</w:t>
+                <w:sz w:val="20"/>
+              </w:rPr>
+              <w:t>Intégration des maquettes</w:t>
             </w:r>
           </w:p>
         </w:tc>
@@ -6052,7 +6070,7 @@
               <w:rPr>
                 <w:rFonts w:ascii="Arial" w:hAnsi="Arial"/>
                 <w:b w:val="0"/>
-                <w:sz w:val="16"/>
+                <w:sz w:val="20"/>
               </w:rPr>
               <w:t>2</w:t>
             </w:r>
@@ -6071,9 +6089,9 @@
               <w:rPr>
                 <w:rFonts w:ascii="Arial" w:hAnsi="Arial"/>
                 <w:b w:val="0"/>
-                <w:sz w:val="16"/>
-              </w:rPr>
-              <w:t>Dev back</w:t>
+                <w:sz w:val="20"/>
+              </w:rPr>
+              <w:t>Dev front</w:t>
             </w:r>
           </w:p>
         </w:tc>
@@ -6091,7 +6109,7 @@
               <w:rPr>
                 <w:rFonts w:ascii="Arial" w:hAnsi="Arial"/>
                 <w:b w:val="0"/>
-                <w:sz w:val="16"/>
+                <w:sz w:val="20"/>
               </w:rPr>
               <w:t>450</w:t>
             </w:r>
@@ -6111,7 +6129,7 @@
               <w:rPr>
                 <w:rFonts w:ascii="Arial" w:hAnsi="Arial"/>
                 <w:b w:val="0"/>
-                <w:sz w:val="16"/>
+                <w:sz w:val="20"/>
               </w:rPr>
               <w:t>900,00</w:t>
             </w:r>
@@ -6132,7 +6150,7 @@
               <w:rPr>
                 <w:rFonts w:ascii="Arial" w:hAnsi="Arial"/>
                 <w:b w:val="0"/>
-                <w:sz w:val="16"/>
+                <w:sz w:val="20"/>
               </w:rPr>
               <w:t>Intégration front/back</w:t>
             </w:r>
@@ -6151,7 +6169,7 @@
               <w:rPr>
                 <w:rFonts w:ascii="Arial" w:hAnsi="Arial"/>
                 <w:b w:val="0"/>
-                <w:sz w:val="16"/>
+                <w:sz w:val="20"/>
               </w:rPr>
               <w:t>Branchement des écrans, CORS, tokens</w:t>
             </w:r>
@@ -6171,7 +6189,7 @@
               <w:rPr>
                 <w:rFonts w:ascii="Arial" w:hAnsi="Arial"/>
                 <w:b w:val="0"/>
-                <w:sz w:val="16"/>
+                <w:sz w:val="20"/>
               </w:rPr>
               <w:t>3</w:t>
             </w:r>
@@ -6190,7 +6208,7 @@
               <w:rPr>
                 <w:rFonts w:ascii="Arial" w:hAnsi="Arial"/>
                 <w:b w:val="0"/>
-                <w:sz w:val="16"/>
+                <w:sz w:val="20"/>
               </w:rPr>
               <w:t>Dev front</w:t>
             </w:r>
@@ -6210,7 +6228,7 @@
               <w:rPr>
                 <w:rFonts w:ascii="Arial" w:hAnsi="Arial"/>
                 <w:b w:val="0"/>
-                <w:sz w:val="16"/>
+                <w:sz w:val="20"/>
               </w:rPr>
               <w:t>450</w:t>
             </w:r>
@@ -6230,7 +6248,7 @@
               <w:rPr>
                 <w:rFonts w:ascii="Arial" w:hAnsi="Arial"/>
                 <w:b w:val="0"/>
-                <w:sz w:val="16"/>
+                <w:sz w:val="20"/>
               </w:rPr>
               <w:t>1 350,00</w:t>
             </w:r>
@@ -6251,7 +6269,7 @@
               <w:rPr>
                 <w:rFonts w:ascii="Arial" w:hAnsi="Arial"/>
                 <w:b w:val="0"/>
-                <w:sz w:val="16"/>
+                <w:sz w:val="20"/>
               </w:rPr>
               <w:t>Intégration front/back</w:t>
             </w:r>
@@ -6270,7 +6288,7 @@
               <w:rPr>
                 <w:rFonts w:ascii="Arial" w:hAnsi="Arial"/>
                 <w:b w:val="0"/>
-                <w:sz w:val="16"/>
+                <w:sz w:val="20"/>
               </w:rPr>
               <w:t>Corrections croisées et cas limites</w:t>
             </w:r>
@@ -6290,7 +6308,7 @@
               <w:rPr>
                 <w:rFonts w:ascii="Arial" w:hAnsi="Arial"/>
                 <w:b w:val="0"/>
-                <w:sz w:val="16"/>
+                <w:sz w:val="20"/>
               </w:rPr>
               <w:t>3</w:t>
             </w:r>
@@ -6309,7 +6327,7 @@
               <w:rPr>
                 <w:rFonts w:ascii="Arial" w:hAnsi="Arial"/>
                 <w:b w:val="0"/>
-                <w:sz w:val="16"/>
+                <w:sz w:val="20"/>
               </w:rPr>
               <w:t>Dev back</w:t>
             </w:r>
@@ -6329,7 +6347,7 @@
               <w:rPr>
                 <w:rFonts w:ascii="Arial" w:hAnsi="Arial"/>
                 <w:b w:val="0"/>
-                <w:sz w:val="16"/>
+                <w:sz w:val="20"/>
               </w:rPr>
               <w:t>450</w:t>
             </w:r>
@@ -6349,7 +6367,7 @@
               <w:rPr>
                 <w:rFonts w:ascii="Arial" w:hAnsi="Arial"/>
                 <w:b w:val="0"/>
-                <w:sz w:val="16"/>
+                <w:sz w:val="20"/>
               </w:rPr>
               <w:t>1 350,00</w:t>
             </w:r>
@@ -6370,7 +6388,7 @@
               <w:rPr>
                 <w:rFonts w:ascii="Arial" w:hAnsi="Arial"/>
                 <w:b w:val="0"/>
-                <w:sz w:val="16"/>
+                <w:sz w:val="20"/>
               </w:rPr>
               <w:t>RGPD</w:t>
             </w:r>
@@ -6389,7 +6407,7 @@
               <w:rPr>
                 <w:rFonts w:ascii="Arial" w:hAnsi="Arial"/>
                 <w:b w:val="0"/>
-                <w:sz w:val="16"/>
+                <w:sz w:val="20"/>
               </w:rPr>
               <w:t>Registre, mentions, politique courte</w:t>
             </w:r>
@@ -6409,7 +6427,7 @@
               <w:rPr>
                 <w:rFonts w:ascii="Arial" w:hAnsi="Arial"/>
                 <w:b w:val="0"/>
-                <w:sz w:val="16"/>
+                <w:sz w:val="20"/>
               </w:rPr>
               <w:t>2</w:t>
             </w:r>
@@ -6428,7 +6446,7 @@
               <w:rPr>
                 <w:rFonts w:ascii="Arial" w:hAnsi="Arial"/>
                 <w:b w:val="0"/>
-                <w:sz w:val="16"/>
+                <w:sz w:val="20"/>
               </w:rPr>
               <w:t>Consultant RGPD</w:t>
             </w:r>
@@ -6448,7 +6466,7 @@
               <w:rPr>
                 <w:rFonts w:ascii="Arial" w:hAnsi="Arial"/>
                 <w:b w:val="0"/>
-                <w:sz w:val="16"/>
+                <w:sz w:val="20"/>
               </w:rPr>
               <w:t>700</w:t>
             </w:r>
@@ -6468,7 +6486,7 @@
               <w:rPr>
                 <w:rFonts w:ascii="Arial" w:hAnsi="Arial"/>
                 <w:b w:val="0"/>
-                <w:sz w:val="16"/>
+                <w:sz w:val="20"/>
               </w:rPr>
               <w:t>1 400,00</w:t>
             </w:r>
@@ -6489,7 +6507,7 @@
               <w:rPr>
                 <w:rFonts w:ascii="Arial" w:hAnsi="Arial"/>
                 <w:b w:val="0"/>
-                <w:sz w:val="16"/>
+                <w:sz w:val="20"/>
               </w:rPr>
               <w:t>RGPD</w:t>
             </w:r>
@@ -6508,7 +6526,7 @@
               <w:rPr>
                 <w:rFonts w:ascii="Arial" w:hAnsi="Arial"/>
                 <w:b w:val="0"/>
-                <w:sz w:val="16"/>
+                <w:sz w:val="20"/>
               </w:rPr>
               <w:t>Suppression de compte, consentement, durées</w:t>
             </w:r>
@@ -6528,7 +6546,7 @@
               <w:rPr>
                 <w:rFonts w:ascii="Arial" w:hAnsi="Arial"/>
                 <w:b w:val="0"/>
-                <w:sz w:val="16"/>
+                <w:sz w:val="20"/>
               </w:rPr>
               <w:t>2</w:t>
             </w:r>
@@ -6547,7 +6565,7 @@
               <w:rPr>
                 <w:rFonts w:ascii="Arial" w:hAnsi="Arial"/>
                 <w:b w:val="0"/>
-                <w:sz w:val="16"/>
+                <w:sz w:val="20"/>
               </w:rPr>
               <w:t>Dev back</w:t>
             </w:r>
@@ -6567,7 +6585,7 @@
               <w:rPr>
                 <w:rFonts w:ascii="Arial" w:hAnsi="Arial"/>
                 <w:b w:val="0"/>
-                <w:sz w:val="16"/>
+                <w:sz w:val="20"/>
               </w:rPr>
               <w:t>450</w:t>
             </w:r>
@@ -6587,7 +6605,7 @@
               <w:rPr>
                 <w:rFonts w:ascii="Arial" w:hAnsi="Arial"/>
                 <w:b w:val="0"/>
-                <w:sz w:val="16"/>
+                <w:sz w:val="20"/>
               </w:rPr>
               <w:t>900,00</w:t>
             </w:r>
@@ -6608,7 +6626,7 @@
               <w:rPr>
                 <w:rFonts w:ascii="Arial" w:hAnsi="Arial"/>
                 <w:b w:val="0"/>
-                <w:sz w:val="16"/>
+                <w:sz w:val="20"/>
               </w:rPr>
               <w:t>Recette</w:t>
             </w:r>
@@ -6627,7 +6645,7 @@
               <w:rPr>
                 <w:rFonts w:ascii="Arial" w:hAnsi="Arial"/>
                 <w:b w:val="0"/>
-                <w:sz w:val="16"/>
+                <w:sz w:val="20"/>
               </w:rPr>
               <w:t>Plan de test et jeux de données</w:t>
             </w:r>
@@ -6647,7 +6665,7 @@
               <w:rPr>
                 <w:rFonts w:ascii="Arial" w:hAnsi="Arial"/>
                 <w:b w:val="0"/>
-                <w:sz w:val="16"/>
+                <w:sz w:val="20"/>
               </w:rPr>
               <w:t>2</w:t>
             </w:r>
@@ -6666,7 +6684,7 @@
               <w:rPr>
                 <w:rFonts w:ascii="Arial" w:hAnsi="Arial"/>
                 <w:b w:val="0"/>
-                <w:sz w:val="16"/>
+                <w:sz w:val="20"/>
               </w:rPr>
               <w:t>QA</w:t>
             </w:r>
@@ -6686,7 +6704,7 @@
               <w:rPr>
                 <w:rFonts w:ascii="Arial" w:hAnsi="Arial"/>
                 <w:b w:val="0"/>
-                <w:sz w:val="16"/>
+                <w:sz w:val="20"/>
               </w:rPr>
               <w:t>450</w:t>
             </w:r>
@@ -6706,7 +6724,7 @@
               <w:rPr>
                 <w:rFonts w:ascii="Arial" w:hAnsi="Arial"/>
                 <w:b w:val="0"/>
-                <w:sz w:val="16"/>
+                <w:sz w:val="20"/>
               </w:rPr>
               <w:t>900,00</w:t>
             </w:r>
@@ -6727,7 +6745,7 @@
               <w:rPr>
                 <w:rFonts w:ascii="Arial" w:hAnsi="Arial"/>
                 <w:b w:val="0"/>
-                <w:sz w:val="16"/>
+                <w:sz w:val="20"/>
               </w:rPr>
               <w:t>Recette</w:t>
             </w:r>
@@ -6746,7 +6764,7 @@
               <w:rPr>
                 <w:rFonts w:ascii="Arial" w:hAnsi="Arial"/>
                 <w:b w:val="0"/>
-                <w:sz w:val="16"/>
+                <w:sz w:val="20"/>
               </w:rPr>
               <w:t>Campagnes de test (deux passes)</w:t>
             </w:r>
@@ -6766,7 +6784,7 @@
               <w:rPr>
                 <w:rFonts w:ascii="Arial" w:hAnsi="Arial"/>
                 <w:b w:val="0"/>
-                <w:sz w:val="16"/>
+                <w:sz w:val="20"/>
               </w:rPr>
               <w:t>5</w:t>
             </w:r>
@@ -6785,7 +6803,7 @@
               <w:rPr>
                 <w:rFonts w:ascii="Arial" w:hAnsi="Arial"/>
                 <w:b w:val="0"/>
-                <w:sz w:val="16"/>
+                <w:sz w:val="20"/>
               </w:rPr>
               <w:t>QA</w:t>
             </w:r>
@@ -6805,7 +6823,7 @@
               <w:rPr>
                 <w:rFonts w:ascii="Arial" w:hAnsi="Arial"/>
                 <w:b w:val="0"/>
-                <w:sz w:val="16"/>
+                <w:sz w:val="20"/>
               </w:rPr>
               <w:t>450</w:t>
             </w:r>
@@ -6825,7 +6843,7 @@
               <w:rPr>
                 <w:rFonts w:ascii="Arial" w:hAnsi="Arial"/>
                 <w:b w:val="0"/>
-                <w:sz w:val="16"/>
+                <w:sz w:val="20"/>
               </w:rPr>
               <w:t>2 250,00</w:t>
             </w:r>
@@ -6846,7 +6864,7 @@
               <w:rPr>
                 <w:rFonts w:ascii="Arial" w:hAnsi="Arial"/>
                 <w:b w:val="0"/>
-                <w:sz w:val="16"/>
+                <w:sz w:val="20"/>
               </w:rPr>
               <w:t>Recette</w:t>
             </w:r>
@@ -6865,7 +6883,7 @@
               <w:rPr>
                 <w:rFonts w:ascii="Arial" w:hAnsi="Arial"/>
                 <w:b w:val="0"/>
-                <w:sz w:val="16"/>
+                <w:sz w:val="20"/>
               </w:rPr>
               <w:t>Corrections</w:t>
             </w:r>
@@ -6885,7 +6903,7 @@
               <w:rPr>
                 <w:rFonts w:ascii="Arial" w:hAnsi="Arial"/>
                 <w:b w:val="0"/>
-                <w:sz w:val="16"/>
+                <w:sz w:val="20"/>
               </w:rPr>
               <w:t>5</w:t>
             </w:r>
@@ -6904,7 +6922,7 @@
               <w:rPr>
                 <w:rFonts w:ascii="Arial" w:hAnsi="Arial"/>
                 <w:b w:val="0"/>
-                <w:sz w:val="16"/>
+                <w:sz w:val="20"/>
               </w:rPr>
               <w:t>Dev</w:t>
             </w:r>
@@ -6924,7 +6942,7 @@
               <w:rPr>
                 <w:rFonts w:ascii="Arial" w:hAnsi="Arial"/>
                 <w:b w:val="0"/>
-                <w:sz w:val="16"/>
+                <w:sz w:val="20"/>
               </w:rPr>
               <w:t>450</w:t>
             </w:r>
@@ -6944,7 +6962,7 @@
               <w:rPr>
                 <w:rFonts w:ascii="Arial" w:hAnsi="Arial"/>
                 <w:b w:val="0"/>
-                <w:sz w:val="16"/>
+                <w:sz w:val="20"/>
               </w:rPr>
               <w:t>2 250,00</w:t>
             </w:r>
@@ -6965,7 +6983,7 @@
               <w:rPr>
                 <w:rFonts w:ascii="Arial" w:hAnsi="Arial"/>
                 <w:b w:val="0"/>
-                <w:sz w:val="16"/>
+                <w:sz w:val="20"/>
               </w:rPr>
               <w:t>Recette</w:t>
             </w:r>
@@ -6984,7 +7002,7 @@
               <w:rPr>
                 <w:rFonts w:ascii="Arial" w:hAnsi="Arial"/>
                 <w:b w:val="0"/>
-                <w:sz w:val="16"/>
+                <w:sz w:val="20"/>
               </w:rPr>
               <w:t>Recette utilisateur avec Picard</w:t>
             </w:r>
@@ -7004,7 +7022,7 @@
               <w:rPr>
                 <w:rFonts w:ascii="Arial" w:hAnsi="Arial"/>
                 <w:b w:val="0"/>
-                <w:sz w:val="16"/>
+                <w:sz w:val="20"/>
               </w:rPr>
               <w:t>1</w:t>
             </w:r>
@@ -7023,7 +7041,7 @@
               <w:rPr>
                 <w:rFonts w:ascii="Arial" w:hAnsi="Arial"/>
                 <w:b w:val="0"/>
-                <w:sz w:val="16"/>
+                <w:sz w:val="20"/>
               </w:rPr>
               <w:t>Chef de projet</w:t>
             </w:r>
@@ -7043,7 +7061,7 @@
               <w:rPr>
                 <w:rFonts w:ascii="Arial" w:hAnsi="Arial"/>
                 <w:b w:val="0"/>
-                <w:sz w:val="16"/>
+                <w:sz w:val="20"/>
               </w:rPr>
               <w:t>600</w:t>
             </w:r>
@@ -7063,7 +7081,7 @@
               <w:rPr>
                 <w:rFonts w:ascii="Arial" w:hAnsi="Arial"/>
                 <w:b w:val="0"/>
-                <w:sz w:val="16"/>
+                <w:sz w:val="20"/>
               </w:rPr>
               <w:t>600,00</w:t>
             </w:r>
@@ -7084,7 +7102,7 @@
               <w:rPr>
                 <w:rFonts w:ascii="Arial" w:hAnsi="Arial"/>
                 <w:b w:val="0"/>
-                <w:sz w:val="16"/>
+                <w:sz w:val="20"/>
               </w:rPr>
               <w:t>Déploiement</w:t>
             </w:r>
@@ -7103,7 +7121,7 @@
               <w:rPr>
                 <w:rFonts w:ascii="Arial" w:hAnsi="Arial"/>
                 <w:b w:val="0"/>
-                <w:sz w:val="16"/>
+                <w:sz w:val="20"/>
               </w:rPr>
               <w:t>Serveur, Docker, base, HTTPS</w:t>
             </w:r>
@@ -7123,7 +7141,7 @@
               <w:rPr>
                 <w:rFonts w:ascii="Arial" w:hAnsi="Arial"/>
                 <w:b w:val="0"/>
-                <w:sz w:val="16"/>
+                <w:sz w:val="20"/>
               </w:rPr>
               <w:t>3</w:t>
             </w:r>
@@ -7142,7 +7160,7 @@
               <w:rPr>
                 <w:rFonts w:ascii="Arial" w:hAnsi="Arial"/>
                 <w:b w:val="0"/>
-                <w:sz w:val="16"/>
+                <w:sz w:val="20"/>
               </w:rPr>
               <w:t>DevOps</w:t>
             </w:r>
@@ -7162,7 +7180,7 @@
               <w:rPr>
                 <w:rFonts w:ascii="Arial" w:hAnsi="Arial"/>
                 <w:b w:val="0"/>
-                <w:sz w:val="16"/>
+                <w:sz w:val="20"/>
               </w:rPr>
               <w:t>550</w:t>
             </w:r>
@@ -7182,7 +7200,7 @@
               <w:rPr>
                 <w:rFonts w:ascii="Arial" w:hAnsi="Arial"/>
                 <w:b w:val="0"/>
-                <w:sz w:val="16"/>
+                <w:sz w:val="20"/>
               </w:rPr>
               <w:t>1 650,00</w:t>
             </w:r>
@@ -7203,7 +7221,7 @@
               <w:rPr>
                 <w:rFonts w:ascii="Arial" w:hAnsi="Arial"/>
                 <w:b w:val="0"/>
-                <w:sz w:val="16"/>
+                <w:sz w:val="20"/>
               </w:rPr>
               <w:t>Déploiement</w:t>
             </w:r>
@@ -7222,7 +7240,7 @@
               <w:rPr>
                 <w:rFonts w:ascii="Arial" w:hAnsi="Arial"/>
                 <w:b w:val="0"/>
-                <w:sz w:val="16"/>
+                <w:sz w:val="20"/>
               </w:rPr>
               <w:t>CI et mise en prod</w:t>
             </w:r>
@@ -7242,7 +7260,7 @@
               <w:rPr>
                 <w:rFonts w:ascii="Arial" w:hAnsi="Arial"/>
                 <w:b w:val="0"/>
-                <w:sz w:val="16"/>
+                <w:sz w:val="20"/>
               </w:rPr>
               <w:t>2</w:t>
             </w:r>
@@ -7261,7 +7279,7 @@
               <w:rPr>
                 <w:rFonts w:ascii="Arial" w:hAnsi="Arial"/>
                 <w:b w:val="0"/>
-                <w:sz w:val="16"/>
+                <w:sz w:val="20"/>
               </w:rPr>
               <w:t>DevOps</w:t>
             </w:r>
@@ -7281,7 +7299,7 @@
               <w:rPr>
                 <w:rFonts w:ascii="Arial" w:hAnsi="Arial"/>
                 <w:b w:val="0"/>
-                <w:sz w:val="16"/>
+                <w:sz w:val="20"/>
               </w:rPr>
               <w:t>550</w:t>
             </w:r>
@@ -7301,7 +7319,7 @@
               <w:rPr>
                 <w:rFonts w:ascii="Arial" w:hAnsi="Arial"/>
                 <w:b w:val="0"/>
-                <w:sz w:val="16"/>
+                <w:sz w:val="20"/>
               </w:rPr>
               <w:t>1 100,00</w:t>
             </w:r>
@@ -7322,7 +7340,7 @@
               <w:rPr>
                 <w:rFonts w:ascii="Arial" w:hAnsi="Arial"/>
                 <w:b w:val="0"/>
-                <w:sz w:val="16"/>
+                <w:sz w:val="20"/>
               </w:rPr>
               <w:t>Déploiement</w:t>
             </w:r>
@@ -7341,7 +7359,7 @@
               <w:rPr>
                 <w:rFonts w:ascii="Arial" w:hAnsi="Arial"/>
                 <w:b w:val="0"/>
-                <w:sz w:val="16"/>
+                <w:sz w:val="20"/>
               </w:rPr>
               <w:t>Documentation technique</w:t>
             </w:r>
@@ -7361,7 +7379,7 @@
               <w:rPr>
                 <w:rFonts w:ascii="Arial" w:hAnsi="Arial"/>
                 <w:b w:val="0"/>
-                <w:sz w:val="16"/>
+                <w:sz w:val="20"/>
               </w:rPr>
               <w:t>1</w:t>
             </w:r>
@@ -7380,7 +7398,7 @@
               <w:rPr>
                 <w:rFonts w:ascii="Arial" w:hAnsi="Arial"/>
                 <w:b w:val="0"/>
-                <w:sz w:val="16"/>
+                <w:sz w:val="20"/>
               </w:rPr>
               <w:t>Dev back</w:t>
             </w:r>
@@ -7400,7 +7418,7 @@
               <w:rPr>
                 <w:rFonts w:ascii="Arial" w:hAnsi="Arial"/>
                 <w:b w:val="0"/>
-                <w:sz w:val="16"/>
+                <w:sz w:val="20"/>
               </w:rPr>
               <w:t>450</w:t>
             </w:r>
@@ -7420,7 +7438,7 @@
               <w:rPr>
                 <w:rFonts w:ascii="Arial" w:hAnsi="Arial"/>
                 <w:b w:val="0"/>
-                <w:sz w:val="16"/>
+                <w:sz w:val="20"/>
               </w:rPr>
               <w:t>450,00</w:t>
             </w:r>
@@ -7441,7 +7459,7 @@
               <w:rPr>
                 <w:rFonts w:ascii="Arial" w:hAnsi="Arial"/>
                 <w:b/>
-                <w:sz w:val="16"/>
+                <w:sz w:val="20"/>
               </w:rPr>
               <w:t>Sous-total Cadrage</w:t>
             </w:r>
@@ -7460,7 +7478,7 @@
               <w:rPr>
                 <w:rFonts w:ascii="Arial" w:hAnsi="Arial"/>
                 <w:b/>
-                <w:sz w:val="16"/>
+                <w:sz w:val="20"/>
               </w:rPr>
             </w:r>
           </w:p>
@@ -7479,7 +7497,7 @@
               <w:rPr>
                 <w:rFonts w:ascii="Arial" w:hAnsi="Arial"/>
                 <w:b/>
-                <w:sz w:val="16"/>
+                <w:sz w:val="20"/>
               </w:rPr>
               <w:t>7</w:t>
             </w:r>
@@ -7498,7 +7516,7 @@
               <w:rPr>
                 <w:rFonts w:ascii="Arial" w:hAnsi="Arial"/>
                 <w:b/>
-                <w:sz w:val="16"/>
+                <w:sz w:val="20"/>
               </w:rPr>
             </w:r>
           </w:p>
@@ -7516,7 +7534,7 @@
               <w:rPr>
                 <w:rFonts w:ascii="Arial" w:hAnsi="Arial"/>
                 <w:b/>
-                <w:sz w:val="16"/>
+                <w:sz w:val="20"/>
               </w:rPr>
             </w:r>
           </w:p>
@@ -7535,7 +7553,7 @@
               <w:rPr>
                 <w:rFonts w:ascii="Arial" w:hAnsi="Arial"/>
                 <w:b/>
-                <w:sz w:val="16"/>
+                <w:sz w:val="20"/>
               </w:rPr>
               <w:t>4 200,00</w:t>
             </w:r>
@@ -7556,7 +7574,7 @@
               <w:rPr>
                 <w:rFonts w:ascii="Arial" w:hAnsi="Arial"/>
                 <w:b/>
-                <w:sz w:val="16"/>
+                <w:sz w:val="20"/>
               </w:rPr>
               <w:t>Sous-total UX/UI</w:t>
             </w:r>
@@ -7575,7 +7593,7 @@
               <w:rPr>
                 <w:rFonts w:ascii="Arial" w:hAnsi="Arial"/>
                 <w:b/>
-                <w:sz w:val="16"/>
+                <w:sz w:val="20"/>
               </w:rPr>
             </w:r>
           </w:p>
@@ -7594,7 +7612,7 @@
               <w:rPr>
                 <w:rFonts w:ascii="Arial" w:hAnsi="Arial"/>
                 <w:b/>
-                <w:sz w:val="16"/>
+                <w:sz w:val="20"/>
               </w:rPr>
               <w:t>9</w:t>
             </w:r>
@@ -7613,7 +7631,7 @@
               <w:rPr>
                 <w:rFonts w:ascii="Arial" w:hAnsi="Arial"/>
                 <w:b/>
-                <w:sz w:val="16"/>
+                <w:sz w:val="20"/>
               </w:rPr>
             </w:r>
           </w:p>
@@ -7631,7 +7649,7 @@
               <w:rPr>
                 <w:rFonts w:ascii="Arial" w:hAnsi="Arial"/>
                 <w:b/>
-                <w:sz w:val="16"/>
+                <w:sz w:val="20"/>
               </w:rPr>
             </w:r>
           </w:p>
@@ -7650,7 +7668,7 @@
               <w:rPr>
                 <w:rFonts w:ascii="Arial" w:hAnsi="Arial"/>
                 <w:b/>
-                <w:sz w:val="16"/>
+                <w:sz w:val="20"/>
               </w:rPr>
               <w:t>4 050,00</w:t>
             </w:r>
@@ -7671,7 +7689,7 @@
               <w:rPr>
                 <w:rFonts w:ascii="Arial" w:hAnsi="Arial"/>
                 <w:b/>
-                <w:sz w:val="16"/>
+                <w:sz w:val="20"/>
               </w:rPr>
               <w:t>Sous-total Back Symfony</w:t>
             </w:r>
@@ -7690,7 +7708,7 @@
               <w:rPr>
                 <w:rFonts w:ascii="Arial" w:hAnsi="Arial"/>
                 <w:b/>
-                <w:sz w:val="16"/>
+                <w:sz w:val="20"/>
               </w:rPr>
             </w:r>
           </w:p>
@@ -7709,9 +7727,9 @@
               <w:rPr>
                 <w:rFonts w:ascii="Arial" w:hAnsi="Arial"/>
                 <w:b/>
-                <w:sz w:val="16"/>
-              </w:rPr>
-              <w:t>17</w:t>
+                <w:sz w:val="20"/>
+              </w:rPr>
+              <w:t>19</w:t>
             </w:r>
           </w:p>
         </w:tc>
@@ -7728,7 +7746,7 @@
               <w:rPr>
                 <w:rFonts w:ascii="Arial" w:hAnsi="Arial"/>
                 <w:b/>
-                <w:sz w:val="16"/>
+                <w:sz w:val="20"/>
               </w:rPr>
             </w:r>
           </w:p>
@@ -7746,7 +7764,7 @@
               <w:rPr>
                 <w:rFonts w:ascii="Arial" w:hAnsi="Arial"/>
                 <w:b/>
-                <w:sz w:val="16"/>
+                <w:sz w:val="20"/>
               </w:rPr>
             </w:r>
           </w:p>
@@ -7765,9 +7783,9 @@
               <w:rPr>
                 <w:rFonts w:ascii="Arial" w:hAnsi="Arial"/>
                 <w:b/>
-                <w:sz w:val="16"/>
-              </w:rPr>
-              <w:t>7 650,00</w:t>
+                <w:sz w:val="20"/>
+              </w:rPr>
+              <w:t>8 550,00</w:t>
             </w:r>
           </w:p>
         </w:tc>
@@ -7786,7 +7804,7 @@
               <w:rPr>
                 <w:rFonts w:ascii="Arial" w:hAnsi="Arial"/>
                 <w:b/>
-                <w:sz w:val="16"/>
+                <w:sz w:val="20"/>
               </w:rPr>
               <w:t>Sous-total Front React</w:t>
             </w:r>
@@ -7805,7 +7823,7 @@
               <w:rPr>
                 <w:rFonts w:ascii="Arial" w:hAnsi="Arial"/>
                 <w:b/>
-                <w:sz w:val="16"/>
+                <w:sz w:val="20"/>
               </w:rPr>
             </w:r>
           </w:p>
@@ -7824,7 +7842,7 @@
               <w:rPr>
                 <w:rFonts w:ascii="Arial" w:hAnsi="Arial"/>
                 <w:b/>
-                <w:sz w:val="16"/>
+                <w:sz w:val="20"/>
               </w:rPr>
               <w:t>19</w:t>
             </w:r>
@@ -7843,7 +7861,7 @@
               <w:rPr>
                 <w:rFonts w:ascii="Arial" w:hAnsi="Arial"/>
                 <w:b/>
-                <w:sz w:val="16"/>
+                <w:sz w:val="20"/>
               </w:rPr>
             </w:r>
           </w:p>
@@ -7861,7 +7879,7 @@
               <w:rPr>
                 <w:rFonts w:ascii="Arial" w:hAnsi="Arial"/>
                 <w:b/>
-                <w:sz w:val="16"/>
+                <w:sz w:val="20"/>
               </w:rPr>
             </w:r>
           </w:p>
@@ -7880,7 +7898,7 @@
               <w:rPr>
                 <w:rFonts w:ascii="Arial" w:hAnsi="Arial"/>
                 <w:b/>
-                <w:sz w:val="16"/>
+                <w:sz w:val="20"/>
               </w:rPr>
               <w:t>8 550,00</w:t>
             </w:r>
@@ -7901,7 +7919,7 @@
               <w:rPr>
                 <w:rFonts w:ascii="Arial" w:hAnsi="Arial"/>
                 <w:b/>
-                <w:sz w:val="16"/>
+                <w:sz w:val="20"/>
               </w:rPr>
               <w:t>Sous-total Intégration front/back</w:t>
             </w:r>
@@ -7920,7 +7938,7 @@
               <w:rPr>
                 <w:rFonts w:ascii="Arial" w:hAnsi="Arial"/>
                 <w:b/>
-                <w:sz w:val="16"/>
+                <w:sz w:val="20"/>
               </w:rPr>
             </w:r>
           </w:p>
@@ -7939,9 +7957,9 @@
               <w:rPr>
                 <w:rFonts w:ascii="Arial" w:hAnsi="Arial"/>
                 <w:b/>
-                <w:sz w:val="16"/>
-              </w:rPr>
-              <w:t>8</w:t>
+                <w:sz w:val="20"/>
+              </w:rPr>
+              <w:t>6</w:t>
             </w:r>
           </w:p>
         </w:tc>
@@ -7958,7 +7976,7 @@
               <w:rPr>
                 <w:rFonts w:ascii="Arial" w:hAnsi="Arial"/>
                 <w:b/>
-                <w:sz w:val="16"/>
+                <w:sz w:val="20"/>
               </w:rPr>
             </w:r>
           </w:p>
@@ -7976,7 +7994,7 @@
               <w:rPr>
                 <w:rFonts w:ascii="Arial" w:hAnsi="Arial"/>
                 <w:b/>
-                <w:sz w:val="16"/>
+                <w:sz w:val="20"/>
               </w:rPr>
             </w:r>
           </w:p>
@@ -7995,9 +8013,9 @@
               <w:rPr>
                 <w:rFonts w:ascii="Arial" w:hAnsi="Arial"/>
                 <w:b/>
-                <w:sz w:val="16"/>
-              </w:rPr>
-              <w:t>3 600,00</w:t>
+                <w:sz w:val="20"/>
+              </w:rPr>
+              <w:t>2 700,00</w:t>
             </w:r>
           </w:p>
         </w:tc>
@@ -8016,7 +8034,7 @@
               <w:rPr>
                 <w:rFonts w:ascii="Arial" w:hAnsi="Arial"/>
                 <w:b/>
-                <w:sz w:val="16"/>
+                <w:sz w:val="20"/>
               </w:rPr>
               <w:t>Sous-total RGPD</w:t>
             </w:r>
@@ -8035,7 +8053,7 @@
               <w:rPr>
                 <w:rFonts w:ascii="Arial" w:hAnsi="Arial"/>
                 <w:b/>
-                <w:sz w:val="16"/>
+                <w:sz w:val="20"/>
               </w:rPr>
             </w:r>
           </w:p>
@@ -8054,7 +8072,7 @@
               <w:rPr>
                 <w:rFonts w:ascii="Arial" w:hAnsi="Arial"/>
                 <w:b/>
-                <w:sz w:val="16"/>
+                <w:sz w:val="20"/>
               </w:rPr>
               <w:t>4</w:t>
             </w:r>
@@ -8073,7 +8091,7 @@
               <w:rPr>
                 <w:rFonts w:ascii="Arial" w:hAnsi="Arial"/>
                 <w:b/>
-                <w:sz w:val="16"/>
+                <w:sz w:val="20"/>
               </w:rPr>
             </w:r>
           </w:p>
@@ -8091,7 +8109,7 @@
               <w:rPr>
                 <w:rFonts w:ascii="Arial" w:hAnsi="Arial"/>
                 <w:b/>
-                <w:sz w:val="16"/>
+                <w:sz w:val="20"/>
               </w:rPr>
             </w:r>
           </w:p>
@@ -8110,7 +8128,7 @@
               <w:rPr>
                 <w:rFonts w:ascii="Arial" w:hAnsi="Arial"/>
                 <w:b/>
-                <w:sz w:val="16"/>
+                <w:sz w:val="20"/>
               </w:rPr>
               <w:t>2 300,00</w:t>
             </w:r>
@@ -8131,7 +8149,7 @@
               <w:rPr>
                 <w:rFonts w:ascii="Arial" w:hAnsi="Arial"/>
                 <w:b/>
-                <w:sz w:val="16"/>
+                <w:sz w:val="20"/>
               </w:rPr>
               <w:t>Sous-total Recette</w:t>
             </w:r>
@@ -8150,7 +8168,7 @@
               <w:rPr>
                 <w:rFonts w:ascii="Arial" w:hAnsi="Arial"/>
                 <w:b/>
-                <w:sz w:val="16"/>
+                <w:sz w:val="20"/>
               </w:rPr>
             </w:r>
           </w:p>
@@ -8169,7 +8187,7 @@
               <w:rPr>
                 <w:rFonts w:ascii="Arial" w:hAnsi="Arial"/>
                 <w:b/>
-                <w:sz w:val="16"/>
+                <w:sz w:val="20"/>
               </w:rPr>
               <w:t>13</w:t>
             </w:r>
@@ -8188,7 +8206,7 @@
               <w:rPr>
                 <w:rFonts w:ascii="Arial" w:hAnsi="Arial"/>
                 <w:b/>
-                <w:sz w:val="16"/>
+                <w:sz w:val="20"/>
               </w:rPr>
             </w:r>
           </w:p>
@@ -8206,7 +8224,7 @@
               <w:rPr>
                 <w:rFonts w:ascii="Arial" w:hAnsi="Arial"/>
                 <w:b/>
-                <w:sz w:val="16"/>
+                <w:sz w:val="20"/>
               </w:rPr>
             </w:r>
           </w:p>
@@ -8225,7 +8243,7 @@
               <w:rPr>
                 <w:rFonts w:ascii="Arial" w:hAnsi="Arial"/>
                 <w:b/>
-                <w:sz w:val="16"/>
+                <w:sz w:val="20"/>
               </w:rPr>
               <w:t>6 000,00</w:t>
             </w:r>
@@ -8246,7 +8264,7 @@
               <w:rPr>
                 <w:rFonts w:ascii="Arial" w:hAnsi="Arial"/>
                 <w:b/>
-                <w:sz w:val="16"/>
+                <w:sz w:val="20"/>
               </w:rPr>
               <w:t>Sous-total Déploiement</w:t>
             </w:r>
@@ -8265,7 +8283,7 @@
               <w:rPr>
                 <w:rFonts w:ascii="Arial" w:hAnsi="Arial"/>
                 <w:b/>
-                <w:sz w:val="16"/>
+                <w:sz w:val="20"/>
               </w:rPr>
             </w:r>
           </w:p>
@@ -8284,7 +8302,7 @@
               <w:rPr>
                 <w:rFonts w:ascii="Arial" w:hAnsi="Arial"/>
                 <w:b/>
-                <w:sz w:val="16"/>
+                <w:sz w:val="20"/>
               </w:rPr>
               <w:t>6</w:t>
             </w:r>
@@ -8303,7 +8321,7 @@
               <w:rPr>
                 <w:rFonts w:ascii="Arial" w:hAnsi="Arial"/>
                 <w:b/>
-                <w:sz w:val="16"/>
+                <w:sz w:val="20"/>
               </w:rPr>
             </w:r>
           </w:p>
@@ -8321,7 +8339,7 @@
               <w:rPr>
                 <w:rFonts w:ascii="Arial" w:hAnsi="Arial"/>
                 <w:b/>
-                <w:sz w:val="16"/>
+                <w:sz w:val="20"/>
               </w:rPr>
             </w:r>
           </w:p>
@@ -8340,7 +8358,7 @@
               <w:rPr>
                 <w:rFonts w:ascii="Arial" w:hAnsi="Arial"/>
                 <w:b/>
-                <w:sz w:val="16"/>
+                <w:sz w:val="20"/>
               </w:rPr>
               <w:t>3 200,00</w:t>
             </w:r>
@@ -8361,7 +8379,7 @@
               <w:rPr>
                 <w:rFonts w:ascii="Arial" w:hAnsi="Arial"/>
                 <w:b/>
-                <w:sz w:val="16"/>
+                <w:sz w:val="20"/>
               </w:rPr>
               <w:t>Total avant contingence</w:t>
             </w:r>
@@ -8380,7 +8398,7 @@
               <w:rPr>
                 <w:rFonts w:ascii="Arial" w:hAnsi="Arial"/>
                 <w:b/>
-                <w:sz w:val="16"/>
+                <w:sz w:val="20"/>
               </w:rPr>
             </w:r>
           </w:p>
@@ -8399,7 +8417,7 @@
               <w:rPr>
                 <w:rFonts w:ascii="Arial" w:hAnsi="Arial"/>
                 <w:b/>
-                <w:sz w:val="16"/>
+                <w:sz w:val="20"/>
               </w:rPr>
               <w:t>83</w:t>
             </w:r>
@@ -8418,7 +8436,7 @@
               <w:rPr>
                 <w:rFonts w:ascii="Arial" w:hAnsi="Arial"/>
                 <w:b/>
-                <w:sz w:val="16"/>
+                <w:sz w:val="20"/>
               </w:rPr>
             </w:r>
           </w:p>
@@ -8436,7 +8454,7 @@
               <w:rPr>
                 <w:rFonts w:ascii="Arial" w:hAnsi="Arial"/>
                 <w:b/>
-                <w:sz w:val="16"/>
+                <w:sz w:val="20"/>
               </w:rPr>
             </w:r>
           </w:p>
@@ -8455,7 +8473,7 @@
               <w:rPr>
                 <w:rFonts w:ascii="Arial" w:hAnsi="Arial"/>
                 <w:b/>
-                <w:sz w:val="16"/>
+                <w:sz w:val="20"/>
               </w:rPr>
               <w:t>39 550,00</w:t>
             </w:r>
@@ -8473,7 +8491,7 @@
         <w:jc w:val="both"/>
       </w:pPr>
       <w:r>
-        <w:t>Total du projet 07 : 39 550 € HT avant contingence, pour 83 jours-homme dont 36 de développement pur et 8 d'intégration.</w:t>
+        <w:t>Total du projet 07 : 39 550 € HT avant contingence, pour 83 jours-homme dont 38 de développement pur et 6 d'intégration.</w:t>
       </w:r>
     </w:p>
     <w:p>
@@ -8481,6 +8499,9 @@
         <w:pStyle w:val="Heading1"/>
       </w:pPr>
       <w:r>
+        <w:rPr>
+          <w:rFonts w:ascii="Arial" w:hAnsi="Arial"/>
+        </w:rPr>
         <w:t>Postes hors développement</w:t>
       </w:r>
     </w:p>
@@ -8497,7 +8518,7 @@
         <w:jc w:val="both"/>
       </w:pPr>
       <w:r>
-        <w:t>L'hébergement : un VPS-2 OVHcloud (4 vCores, 8 Go de RAM, 75 Go NVMe) est affiché à 7,21 € HT par mois sur la page VPS, et un VPS-1 à 3,81 € HT pour un environnement de staging (source : page VPS d'OVHcloud, consultée en septembre 2026). OVH a augmenté ses anciens VPS de 40 à 45 % au 1er avril 2026 donc le prix peut bouger à la reconduction (source : Next, article du 23 février 2026 sur la hausse des VPS OVHcloud). En comparaison, Scaleway facture une PLAY2-NANO (2 vCPU, 4 Go) autour de 20 € par mois et Render un web service Standard 25 $ plus une base Postgres Basic à 19 $ (source : page tarifs instances Scaleway ; page pricing Render). Le PaaS est plus simple a gérer mais trois à cinq fois plus cher à l'année, et pour une appli qui tourne sur une borne je vois pas l'intérêt. Pour les outils, un siège Figma Professional est à 16 $ par mois (source : page pricing Figma), pris à 15 € pour 4 mois de design et de recette, et Jira est gratuit jusqu'à 10 utilisateurs donc 0 € (source : Atlassian Community, article prix Jira 2026).</w:t>
+        <w:t>L'hébergement : un VPS-2 OVHcloud (4 vCores, 8 Go de RAM, 75 Go NVMe) est affiché à 7,21 € HT par mois sur la page VPS, et un VPS-1 à 3,81 € HT pour un environnement de staging (source : page VPS d'OVHcloud, consultée en septembre 2026). OVH a augmenté ses anciens VPS de 40 à 45 % au 1er avril 2026 donc le prix peut bouger à la reconduction (source : Next, article du 23 février 2026 sur la hausse des VPS OVHcloud). En comparaison, Scaleway facture une PLAY2-NANO (2 vCPU, 4 Go) autour de 20 € par mois et Render un web service Standard 25 $ plus une base Postgres Basic à 19 $ (source : page tarifs instances Scaleway ; page pricing Render). Le PaaS est plus simple a gérer mais trois à cinq fois plus cher à l'année, et pour une appli qui tourne sur une borne je vois pas l'intérêt. Pour les outils, un siège Figma Professional est à 16 $ par mois (source : page pricing Figma), que je prends à 14 € pour 4 mois de design et de recette, et Jira est gratuit jusqu'à 10 utilisateurs donc 0 € (source : Atlassian Community, article prix Jira 2026).</w:t>
       </w:r>
     </w:p>
     <w:p>
@@ -8505,7 +8526,7 @@
         <w:jc w:val="both"/>
       </w:pPr>
       <w:r>
-        <w:t>La formation : un support, une session pour les personnes de Picard qui vont gérer les stocks avec l'outil 03, une session pour celles qui vont suivre les commandes et le programme fidélité. La maintenance sur la première année : des jours de correctif chaque mois, plus deux jours DevOps pour les mises à jour de sécurité Symfony et des dépendances npm, parce qu'une appli avec des comptes qu'on ne met pas à jour c'est un trou.</w:t>
+        <w:t>La formation : un support écrit et deux sessions d'une demi-journée, une pour les personnes de Picard qui vont gérer les stocks avec l'outil 03 et une pour celles qui vont suivre les commandes et le programme fidélité. La maintenance sur la première année : des jours de correctif chaque mois, plus deux jours DevOps pour les mises à jour de sécurité Symfony et des dépendances npm, parce que Symfony sort des correctifs de sécurité plusieurs fois par an et qu'une appli avec des comptes doit les suivre.</w:t>
       </w:r>
     </w:p>
     <w:tbl>
@@ -8546,7 +8567,7 @@
               <w:rPr>
                 <w:rFonts w:ascii="Arial" w:hAnsi="Arial"/>
                 <w:b/>
-                <w:sz w:val="16"/>
+                <w:sz w:val="20"/>
               </w:rPr>
               <w:t>Lot</w:t>
             </w:r>
@@ -8565,7 +8586,7 @@
               <w:rPr>
                 <w:rFonts w:ascii="Arial" w:hAnsi="Arial"/>
                 <w:b/>
-                <w:sz w:val="16"/>
+                <w:sz w:val="20"/>
               </w:rPr>
               <w:t>Poste</w:t>
             </w:r>
@@ -8584,7 +8605,7 @@
               <w:rPr>
                 <w:rFonts w:ascii="Arial" w:hAnsi="Arial"/>
                 <w:b/>
-                <w:sz w:val="16"/>
+                <w:sz w:val="20"/>
               </w:rPr>
               <w:t>Quantité</w:t>
             </w:r>
@@ -8603,7 +8624,7 @@
               <w:rPr>
                 <w:rFonts w:ascii="Arial" w:hAnsi="Arial"/>
                 <w:b/>
-                <w:sz w:val="16"/>
+                <w:sz w:val="20"/>
               </w:rPr>
               <w:t>Unité</w:t>
             </w:r>
@@ -8622,7 +8643,7 @@
               <w:rPr>
                 <w:rFonts w:ascii="Arial" w:hAnsi="Arial"/>
                 <w:b/>
-                <w:sz w:val="16"/>
+                <w:sz w:val="20"/>
               </w:rPr>
               <w:t>Rôle ou fournisseur</w:t>
             </w:r>
@@ -8641,7 +8662,7 @@
               <w:rPr>
                 <w:rFonts w:ascii="Arial" w:hAnsi="Arial"/>
                 <w:b/>
-                <w:sz w:val="16"/>
+                <w:sz w:val="20"/>
               </w:rPr>
               <w:t>Prix unitaire (€)</w:t>
             </w:r>
@@ -8660,7 +8681,7 @@
               <w:rPr>
                 <w:rFonts w:ascii="Arial" w:hAnsi="Arial"/>
                 <w:b/>
-                <w:sz w:val="16"/>
+                <w:sz w:val="20"/>
               </w:rPr>
               <w:t>Sous-total (€ HT)</w:t>
             </w:r>
@@ -8681,7 +8702,7 @@
               <w:rPr>
                 <w:rFonts w:ascii="Arial" w:hAnsi="Arial"/>
                 <w:b w:val="0"/>
-                <w:sz w:val="16"/>
+                <w:sz w:val="20"/>
               </w:rPr>
               <w:t>Pilotage</w:t>
             </w:r>
@@ -8700,7 +8721,7 @@
               <w:rPr>
                 <w:rFonts w:ascii="Arial" w:hAnsi="Arial"/>
                 <w:b w:val="0"/>
-                <w:sz w:val="16"/>
+                <w:sz w:val="20"/>
               </w:rPr>
               <w:t>Suivi hebdo projet 03 (0,5 j sur 6 semaines)</w:t>
             </w:r>
@@ -8720,7 +8741,7 @@
               <w:rPr>
                 <w:rFonts w:ascii="Arial" w:hAnsi="Arial"/>
                 <w:b w:val="0"/>
-                <w:sz w:val="16"/>
+                <w:sz w:val="20"/>
               </w:rPr>
               <w:t>3</w:t>
             </w:r>
@@ -8739,7 +8760,7 @@
               <w:rPr>
                 <w:rFonts w:ascii="Arial" w:hAnsi="Arial"/>
                 <w:b w:val="0"/>
-                <w:sz w:val="16"/>
+                <w:sz w:val="20"/>
               </w:rPr>
               <w:t>j.h</w:t>
             </w:r>
@@ -8758,7 +8779,7 @@
               <w:rPr>
                 <w:rFonts w:ascii="Arial" w:hAnsi="Arial"/>
                 <w:b w:val="0"/>
-                <w:sz w:val="16"/>
+                <w:sz w:val="20"/>
               </w:rPr>
               <w:t>Chef de projet</w:t>
             </w:r>
@@ -8778,7 +8799,7 @@
               <w:rPr>
                 <w:rFonts w:ascii="Arial" w:hAnsi="Arial"/>
                 <w:b w:val="0"/>
-                <w:sz w:val="16"/>
+                <w:sz w:val="20"/>
               </w:rPr>
               <w:t>600,00</w:t>
             </w:r>
@@ -8798,7 +8819,7 @@
               <w:rPr>
                 <w:rFonts w:ascii="Arial" w:hAnsi="Arial"/>
                 <w:b w:val="0"/>
-                <w:sz w:val="16"/>
+                <w:sz w:val="20"/>
               </w:rPr>
               <w:t>1 800,00</w:t>
             </w:r>
@@ -8819,7 +8840,7 @@
               <w:rPr>
                 <w:rFonts w:ascii="Arial" w:hAnsi="Arial"/>
                 <w:b w:val="0"/>
-                <w:sz w:val="16"/>
+                <w:sz w:val="20"/>
               </w:rPr>
               <w:t>Pilotage</w:t>
             </w:r>
@@ -8838,7 +8859,7 @@
               <w:rPr>
                 <w:rFonts w:ascii="Arial" w:hAnsi="Arial"/>
                 <w:b w:val="0"/>
-                <w:sz w:val="16"/>
+                <w:sz w:val="20"/>
               </w:rPr>
               <w:t>Suivi hebdo projet 07 (0,5 j sur 14 semaines)</w:t>
             </w:r>
@@ -8858,7 +8879,7 @@
               <w:rPr>
                 <w:rFonts w:ascii="Arial" w:hAnsi="Arial"/>
                 <w:b w:val="0"/>
-                <w:sz w:val="16"/>
+                <w:sz w:val="20"/>
               </w:rPr>
               <w:t>7</w:t>
             </w:r>
@@ -8877,7 +8898,7 @@
               <w:rPr>
                 <w:rFonts w:ascii="Arial" w:hAnsi="Arial"/>
                 <w:b w:val="0"/>
-                <w:sz w:val="16"/>
+                <w:sz w:val="20"/>
               </w:rPr>
               <w:t>j.h</w:t>
             </w:r>
@@ -8896,7 +8917,7 @@
               <w:rPr>
                 <w:rFonts w:ascii="Arial" w:hAnsi="Arial"/>
                 <w:b w:val="0"/>
-                <w:sz w:val="16"/>
+                <w:sz w:val="20"/>
               </w:rPr>
               <w:t>Chef de projet</w:t>
             </w:r>
@@ -8916,7 +8937,7 @@
               <w:rPr>
                 <w:rFonts w:ascii="Arial" w:hAnsi="Arial"/>
                 <w:b w:val="0"/>
-                <w:sz w:val="16"/>
+                <w:sz w:val="20"/>
               </w:rPr>
               <w:t>600,00</w:t>
             </w:r>
@@ -8936,7 +8957,7 @@
               <w:rPr>
                 <w:rFonts w:ascii="Arial" w:hAnsi="Arial"/>
                 <w:b w:val="0"/>
-                <w:sz w:val="16"/>
+                <w:sz w:val="20"/>
               </w:rPr>
               <w:t>4 200,00</w:t>
             </w:r>
@@ -8957,7 +8978,7 @@
               <w:rPr>
                 <w:rFonts w:ascii="Arial" w:hAnsi="Arial"/>
                 <w:b w:val="0"/>
-                <w:sz w:val="16"/>
+                <w:sz w:val="20"/>
               </w:rPr>
               <w:t>Hébergement et outils</w:t>
             </w:r>
@@ -8976,7 +8997,7 @@
               <w:rPr>
                 <w:rFonts w:ascii="Arial" w:hAnsi="Arial"/>
                 <w:b w:val="0"/>
-                <w:sz w:val="16"/>
+                <w:sz w:val="20"/>
               </w:rPr>
               <w:t>VPS-2 OVHcloud, production</w:t>
             </w:r>
@@ -8996,7 +9017,7 @@
               <w:rPr>
                 <w:rFonts w:ascii="Arial" w:hAnsi="Arial"/>
                 <w:b w:val="0"/>
-                <w:sz w:val="16"/>
+                <w:sz w:val="20"/>
               </w:rPr>
               <w:t>12</w:t>
             </w:r>
@@ -9015,7 +9036,7 @@
               <w:rPr>
                 <w:rFonts w:ascii="Arial" w:hAnsi="Arial"/>
                 <w:b w:val="0"/>
-                <w:sz w:val="16"/>
+                <w:sz w:val="20"/>
               </w:rPr>
               <w:t>mois</w:t>
             </w:r>
@@ -9034,7 +9055,7 @@
               <w:rPr>
                 <w:rFonts w:ascii="Arial" w:hAnsi="Arial"/>
                 <w:b w:val="0"/>
-                <w:sz w:val="16"/>
+                <w:sz w:val="20"/>
               </w:rPr>
               <w:t>OVHcloud</w:t>
             </w:r>
@@ -9054,7 +9075,7 @@
               <w:rPr>
                 <w:rFonts w:ascii="Arial" w:hAnsi="Arial"/>
                 <w:b w:val="0"/>
-                <w:sz w:val="16"/>
+                <w:sz w:val="20"/>
               </w:rPr>
               <w:t>7,21</w:t>
             </w:r>
@@ -9074,7 +9095,7 @@
               <w:rPr>
                 <w:rFonts w:ascii="Arial" w:hAnsi="Arial"/>
                 <w:b w:val="0"/>
-                <w:sz w:val="16"/>
+                <w:sz w:val="20"/>
               </w:rPr>
               <w:t>86,52</w:t>
             </w:r>
@@ -9095,7 +9116,7 @@
               <w:rPr>
                 <w:rFonts w:ascii="Arial" w:hAnsi="Arial"/>
                 <w:b w:val="0"/>
-                <w:sz w:val="16"/>
+                <w:sz w:val="20"/>
               </w:rPr>
               <w:t>Hébergement et outils</w:t>
             </w:r>
@@ -9114,7 +9135,7 @@
               <w:rPr>
                 <w:rFonts w:ascii="Arial" w:hAnsi="Arial"/>
                 <w:b w:val="0"/>
-                <w:sz w:val="16"/>
+                <w:sz w:val="20"/>
               </w:rPr>
               <w:t>VPS-1 OVHcloud, staging</w:t>
             </w:r>
@@ -9134,7 +9155,7 @@
               <w:rPr>
                 <w:rFonts w:ascii="Arial" w:hAnsi="Arial"/>
                 <w:b w:val="0"/>
-                <w:sz w:val="16"/>
+                <w:sz w:val="20"/>
               </w:rPr>
               <w:t>12</w:t>
             </w:r>
@@ -9153,7 +9174,7 @@
               <w:rPr>
                 <w:rFonts w:ascii="Arial" w:hAnsi="Arial"/>
                 <w:b w:val="0"/>
-                <w:sz w:val="16"/>
+                <w:sz w:val="20"/>
               </w:rPr>
               <w:t>mois</w:t>
             </w:r>
@@ -9172,7 +9193,7 @@
               <w:rPr>
                 <w:rFonts w:ascii="Arial" w:hAnsi="Arial"/>
                 <w:b w:val="0"/>
-                <w:sz w:val="16"/>
+                <w:sz w:val="20"/>
               </w:rPr>
               <w:t>OVHcloud</w:t>
             </w:r>
@@ -9192,7 +9213,7 @@
               <w:rPr>
                 <w:rFonts w:ascii="Arial" w:hAnsi="Arial"/>
                 <w:b w:val="0"/>
-                <w:sz w:val="16"/>
+                <w:sz w:val="20"/>
               </w:rPr>
               <w:t>3,81</w:t>
             </w:r>
@@ -9212,7 +9233,7 @@
               <w:rPr>
                 <w:rFonts w:ascii="Arial" w:hAnsi="Arial"/>
                 <w:b w:val="0"/>
-                <w:sz w:val="16"/>
+                <w:sz w:val="20"/>
               </w:rPr>
               <w:t>45,72</w:t>
             </w:r>
@@ -9233,7 +9254,7 @@
               <w:rPr>
                 <w:rFonts w:ascii="Arial" w:hAnsi="Arial"/>
                 <w:b w:val="0"/>
-                <w:sz w:val="16"/>
+                <w:sz w:val="20"/>
               </w:rPr>
               <w:t>Hébergement et outils</w:t>
             </w:r>
@@ -9252,7 +9273,7 @@
               <w:rPr>
                 <w:rFonts w:ascii="Arial" w:hAnsi="Arial"/>
                 <w:b w:val="0"/>
-                <w:sz w:val="16"/>
+                <w:sz w:val="20"/>
               </w:rPr>
               <w:t>Figma Professional, 1 siège</w:t>
             </w:r>
@@ -9272,7 +9293,7 @@
               <w:rPr>
                 <w:rFonts w:ascii="Arial" w:hAnsi="Arial"/>
                 <w:b w:val="0"/>
-                <w:sz w:val="16"/>
+                <w:sz w:val="20"/>
               </w:rPr>
               <w:t>4</w:t>
             </w:r>
@@ -9291,7 +9312,7 @@
               <w:rPr>
                 <w:rFonts w:ascii="Arial" w:hAnsi="Arial"/>
                 <w:b w:val="0"/>
-                <w:sz w:val="16"/>
+                <w:sz w:val="20"/>
               </w:rPr>
               <w:t>mois</w:t>
             </w:r>
@@ -9310,7 +9331,7 @@
               <w:rPr>
                 <w:rFonts w:ascii="Arial" w:hAnsi="Arial"/>
                 <w:b w:val="0"/>
-                <w:sz w:val="16"/>
+                <w:sz w:val="20"/>
               </w:rPr>
               <w:t>Figma</w:t>
             </w:r>
@@ -9330,9 +9351,9 @@
               <w:rPr>
                 <w:rFonts w:ascii="Arial" w:hAnsi="Arial"/>
                 <w:b w:val="0"/>
-                <w:sz w:val="16"/>
-              </w:rPr>
-              <w:t>15,00</w:t>
+                <w:sz w:val="20"/>
+              </w:rPr>
+              <w:t>14,00</w:t>
             </w:r>
           </w:p>
         </w:tc>
@@ -9350,9 +9371,9 @@
               <w:rPr>
                 <w:rFonts w:ascii="Arial" w:hAnsi="Arial"/>
                 <w:b w:val="0"/>
-                <w:sz w:val="16"/>
-              </w:rPr>
-              <w:t>60,00</w:t>
+                <w:sz w:val="20"/>
+              </w:rPr>
+              <w:t>56,00</w:t>
             </w:r>
           </w:p>
         </w:tc>
@@ -9371,7 +9392,7 @@
               <w:rPr>
                 <w:rFonts w:ascii="Arial" w:hAnsi="Arial"/>
                 <w:b w:val="0"/>
-                <w:sz w:val="16"/>
+                <w:sz w:val="20"/>
               </w:rPr>
               <w:t>Formation</w:t>
             </w:r>
@@ -9390,7 +9411,7 @@
               <w:rPr>
                 <w:rFonts w:ascii="Arial" w:hAnsi="Arial"/>
                 <w:b w:val="0"/>
-                <w:sz w:val="16"/>
+                <w:sz w:val="20"/>
               </w:rPr>
               <w:t>Support de formation</w:t>
             </w:r>
@@ -9410,7 +9431,7 @@
               <w:rPr>
                 <w:rFonts w:ascii="Arial" w:hAnsi="Arial"/>
                 <w:b w:val="0"/>
-                <w:sz w:val="16"/>
+                <w:sz w:val="20"/>
               </w:rPr>
               <w:t>1</w:t>
             </w:r>
@@ -9429,7 +9450,7 @@
               <w:rPr>
                 <w:rFonts w:ascii="Arial" w:hAnsi="Arial"/>
                 <w:b w:val="0"/>
-                <w:sz w:val="16"/>
+                <w:sz w:val="20"/>
               </w:rPr>
               <w:t>j.h</w:t>
             </w:r>
@@ -9448,7 +9469,7 @@
               <w:rPr>
                 <w:rFonts w:ascii="Arial" w:hAnsi="Arial"/>
                 <w:b w:val="0"/>
-                <w:sz w:val="16"/>
+                <w:sz w:val="20"/>
               </w:rPr>
               <w:t>Chef de projet</w:t>
             </w:r>
@@ -9468,7 +9489,7 @@
               <w:rPr>
                 <w:rFonts w:ascii="Arial" w:hAnsi="Arial"/>
                 <w:b w:val="0"/>
-                <w:sz w:val="16"/>
+                <w:sz w:val="20"/>
               </w:rPr>
               <w:t>600,00</w:t>
             </w:r>
@@ -9488,7 +9509,7 @@
               <w:rPr>
                 <w:rFonts w:ascii="Arial" w:hAnsi="Arial"/>
                 <w:b w:val="0"/>
-                <w:sz w:val="16"/>
+                <w:sz w:val="20"/>
               </w:rPr>
               <w:t>600,00</w:t>
             </w:r>
@@ -9509,7 +9530,7 @@
               <w:rPr>
                 <w:rFonts w:ascii="Arial" w:hAnsi="Arial"/>
                 <w:b w:val="0"/>
-                <w:sz w:val="16"/>
+                <w:sz w:val="20"/>
               </w:rPr>
               <w:t>Formation</w:t>
             </w:r>
@@ -9528,7 +9549,7 @@
               <w:rPr>
                 <w:rFonts w:ascii="Arial" w:hAnsi="Arial"/>
                 <w:b w:val="0"/>
-                <w:sz w:val="16"/>
+                <w:sz w:val="20"/>
               </w:rPr>
               <w:t>Session gestion des stocks (outil 03)</w:t>
             </w:r>
@@ -9548,7 +9569,7 @@
               <w:rPr>
                 <w:rFonts w:ascii="Arial" w:hAnsi="Arial"/>
                 <w:b w:val="0"/>
-                <w:sz w:val="16"/>
+                <w:sz w:val="20"/>
               </w:rPr>
               <w:t>0,5</w:t>
             </w:r>
@@ -9567,7 +9588,7 @@
               <w:rPr>
                 <w:rFonts w:ascii="Arial" w:hAnsi="Arial"/>
                 <w:b w:val="0"/>
-                <w:sz w:val="16"/>
+                <w:sz w:val="20"/>
               </w:rPr>
               <w:t>j.h</w:t>
             </w:r>
@@ -9586,7 +9607,7 @@
               <w:rPr>
                 <w:rFonts w:ascii="Arial" w:hAnsi="Arial"/>
                 <w:b w:val="0"/>
-                <w:sz w:val="16"/>
+                <w:sz w:val="20"/>
               </w:rPr>
               <w:t>Chef de projet</w:t>
             </w:r>
@@ -9606,7 +9627,7 @@
               <w:rPr>
                 <w:rFonts w:ascii="Arial" w:hAnsi="Arial"/>
                 <w:b w:val="0"/>
-                <w:sz w:val="16"/>
+                <w:sz w:val="20"/>
               </w:rPr>
               <w:t>600,00</w:t>
             </w:r>
@@ -9626,7 +9647,7 @@
               <w:rPr>
                 <w:rFonts w:ascii="Arial" w:hAnsi="Arial"/>
                 <w:b w:val="0"/>
-                <w:sz w:val="16"/>
+                <w:sz w:val="20"/>
               </w:rPr>
               <w:t>300,00</w:t>
             </w:r>
@@ -9647,7 +9668,7 @@
               <w:rPr>
                 <w:rFonts w:ascii="Arial" w:hAnsi="Arial"/>
                 <w:b w:val="0"/>
-                <w:sz w:val="16"/>
+                <w:sz w:val="20"/>
               </w:rPr>
               <w:t>Formation</w:t>
             </w:r>
@@ -9666,7 +9687,7 @@
               <w:rPr>
                 <w:rFonts w:ascii="Arial" w:hAnsi="Arial"/>
                 <w:b w:val="0"/>
-                <w:sz w:val="16"/>
+                <w:sz w:val="20"/>
               </w:rPr>
               <w:t>Session commandes et fidélité (outil 07)</w:t>
             </w:r>
@@ -9686,7 +9707,7 @@
               <w:rPr>
                 <w:rFonts w:ascii="Arial" w:hAnsi="Arial"/>
                 <w:b w:val="0"/>
-                <w:sz w:val="16"/>
+                <w:sz w:val="20"/>
               </w:rPr>
               <w:t>0,5</w:t>
             </w:r>
@@ -9705,7 +9726,7 @@
               <w:rPr>
                 <w:rFonts w:ascii="Arial" w:hAnsi="Arial"/>
                 <w:b w:val="0"/>
-                <w:sz w:val="16"/>
+                <w:sz w:val="20"/>
               </w:rPr>
               <w:t>j.h</w:t>
             </w:r>
@@ -9724,7 +9745,7 @@
               <w:rPr>
                 <w:rFonts w:ascii="Arial" w:hAnsi="Arial"/>
                 <w:b w:val="0"/>
-                <w:sz w:val="16"/>
+                <w:sz w:val="20"/>
               </w:rPr>
               <w:t>Chef de projet</w:t>
             </w:r>
@@ -9744,7 +9765,7 @@
               <w:rPr>
                 <w:rFonts w:ascii="Arial" w:hAnsi="Arial"/>
                 <w:b w:val="0"/>
-                <w:sz w:val="16"/>
+                <w:sz w:val="20"/>
               </w:rPr>
               <w:t>600,00</w:t>
             </w:r>
@@ -9764,7 +9785,7 @@
               <w:rPr>
                 <w:rFonts w:ascii="Arial" w:hAnsi="Arial"/>
                 <w:b w:val="0"/>
-                <w:sz w:val="16"/>
+                <w:sz w:val="20"/>
               </w:rPr>
               <w:t>300,00</w:t>
             </w:r>
@@ -9785,7 +9806,7 @@
               <w:rPr>
                 <w:rFonts w:ascii="Arial" w:hAnsi="Arial"/>
                 <w:b w:val="0"/>
-                <w:sz w:val="16"/>
+                <w:sz w:val="20"/>
               </w:rPr>
               <w:t>Maintenance an 1</w:t>
             </w:r>
@@ -9804,7 +9825,7 @@
               <w:rPr>
                 <w:rFonts w:ascii="Arial" w:hAnsi="Arial"/>
                 <w:b w:val="0"/>
-                <w:sz w:val="16"/>
+                <w:sz w:val="20"/>
               </w:rPr>
               <w:t>Correctifs projet 03 (0,25 j par mois)</w:t>
             </w:r>
@@ -9824,7 +9845,7 @@
               <w:rPr>
                 <w:rFonts w:ascii="Arial" w:hAnsi="Arial"/>
                 <w:b w:val="0"/>
-                <w:sz w:val="16"/>
+                <w:sz w:val="20"/>
               </w:rPr>
               <w:t>3</w:t>
             </w:r>
@@ -9843,7 +9864,7 @@
               <w:rPr>
                 <w:rFonts w:ascii="Arial" w:hAnsi="Arial"/>
                 <w:b w:val="0"/>
-                <w:sz w:val="16"/>
+                <w:sz w:val="20"/>
               </w:rPr>
               <w:t>j.h</w:t>
             </w:r>
@@ -9862,7 +9883,7 @@
               <w:rPr>
                 <w:rFonts w:ascii="Arial" w:hAnsi="Arial"/>
                 <w:b w:val="0"/>
-                <w:sz w:val="16"/>
+                <w:sz w:val="20"/>
               </w:rPr>
               <w:t>Dev</w:t>
             </w:r>
@@ -9882,7 +9903,7 @@
               <w:rPr>
                 <w:rFonts w:ascii="Arial" w:hAnsi="Arial"/>
                 <w:b w:val="0"/>
-                <w:sz w:val="16"/>
+                <w:sz w:val="20"/>
               </w:rPr>
               <w:t>450,00</w:t>
             </w:r>
@@ -9902,7 +9923,7 @@
               <w:rPr>
                 <w:rFonts w:ascii="Arial" w:hAnsi="Arial"/>
                 <w:b w:val="0"/>
-                <w:sz w:val="16"/>
+                <w:sz w:val="20"/>
               </w:rPr>
               <w:t>1 350,00</w:t>
             </w:r>
@@ -9923,7 +9944,7 @@
               <w:rPr>
                 <w:rFonts w:ascii="Arial" w:hAnsi="Arial"/>
                 <w:b w:val="0"/>
-                <w:sz w:val="16"/>
+                <w:sz w:val="20"/>
               </w:rPr>
               <w:t>Maintenance an 1</w:t>
             </w:r>
@@ -9942,7 +9963,7 @@
               <w:rPr>
                 <w:rFonts w:ascii="Arial" w:hAnsi="Arial"/>
                 <w:b w:val="0"/>
-                <w:sz w:val="16"/>
+                <w:sz w:val="20"/>
               </w:rPr>
               <w:t>Correctifs projet 07, mois 1 à 6</w:t>
             </w:r>
@@ -9962,7 +9983,7 @@
               <w:rPr>
                 <w:rFonts w:ascii="Arial" w:hAnsi="Arial"/>
                 <w:b w:val="0"/>
-                <w:sz w:val="16"/>
+                <w:sz w:val="20"/>
               </w:rPr>
               <w:t>4,5</w:t>
             </w:r>
@@ -9981,7 +10002,7 @@
               <w:rPr>
                 <w:rFonts w:ascii="Arial" w:hAnsi="Arial"/>
                 <w:b w:val="0"/>
-                <w:sz w:val="16"/>
+                <w:sz w:val="20"/>
               </w:rPr>
               <w:t>j.h</w:t>
             </w:r>
@@ -10000,7 +10021,7 @@
               <w:rPr>
                 <w:rFonts w:ascii="Arial" w:hAnsi="Arial"/>
                 <w:b w:val="0"/>
-                <w:sz w:val="16"/>
+                <w:sz w:val="20"/>
               </w:rPr>
               <w:t>Dev</w:t>
             </w:r>
@@ -10020,7 +10041,7 @@
               <w:rPr>
                 <w:rFonts w:ascii="Arial" w:hAnsi="Arial"/>
                 <w:b w:val="0"/>
-                <w:sz w:val="16"/>
+                <w:sz w:val="20"/>
               </w:rPr>
               <w:t>450,00</w:t>
             </w:r>
@@ -10040,7 +10061,7 @@
               <w:rPr>
                 <w:rFonts w:ascii="Arial" w:hAnsi="Arial"/>
                 <w:b w:val="0"/>
-                <w:sz w:val="16"/>
+                <w:sz w:val="20"/>
               </w:rPr>
               <w:t>2 025,00</w:t>
             </w:r>
@@ -10061,7 +10082,7 @@
               <w:rPr>
                 <w:rFonts w:ascii="Arial" w:hAnsi="Arial"/>
                 <w:b w:val="0"/>
-                <w:sz w:val="16"/>
+                <w:sz w:val="20"/>
               </w:rPr>
               <w:t>Maintenance an 1</w:t>
             </w:r>
@@ -10080,7 +10101,7 @@
               <w:rPr>
                 <w:rFonts w:ascii="Arial" w:hAnsi="Arial"/>
                 <w:b w:val="0"/>
-                <w:sz w:val="16"/>
+                <w:sz w:val="20"/>
               </w:rPr>
               <w:t>Correctifs projet 07, mois 7 à 12</w:t>
             </w:r>
@@ -10100,7 +10121,7 @@
               <w:rPr>
                 <w:rFonts w:ascii="Arial" w:hAnsi="Arial"/>
                 <w:b w:val="0"/>
-                <w:sz w:val="16"/>
+                <w:sz w:val="20"/>
               </w:rPr>
               <w:t>4,5</w:t>
             </w:r>
@@ -10119,7 +10140,7 @@
               <w:rPr>
                 <w:rFonts w:ascii="Arial" w:hAnsi="Arial"/>
                 <w:b w:val="0"/>
-                <w:sz w:val="16"/>
+                <w:sz w:val="20"/>
               </w:rPr>
               <w:t>j.h</w:t>
             </w:r>
@@ -10138,7 +10159,7 @@
               <w:rPr>
                 <w:rFonts w:ascii="Arial" w:hAnsi="Arial"/>
                 <w:b w:val="0"/>
-                <w:sz w:val="16"/>
+                <w:sz w:val="20"/>
               </w:rPr>
               <w:t>Dev</w:t>
             </w:r>
@@ -10158,7 +10179,7 @@
               <w:rPr>
                 <w:rFonts w:ascii="Arial" w:hAnsi="Arial"/>
                 <w:b w:val="0"/>
-                <w:sz w:val="16"/>
+                <w:sz w:val="20"/>
               </w:rPr>
               <w:t>450,00</w:t>
             </w:r>
@@ -10178,7 +10199,7 @@
               <w:rPr>
                 <w:rFonts w:ascii="Arial" w:hAnsi="Arial"/>
                 <w:b w:val="0"/>
-                <w:sz w:val="16"/>
+                <w:sz w:val="20"/>
               </w:rPr>
               <w:t>2 025,00</w:t>
             </w:r>
@@ -10199,7 +10220,7 @@
               <w:rPr>
                 <w:rFonts w:ascii="Arial" w:hAnsi="Arial"/>
                 <w:b w:val="0"/>
-                <w:sz w:val="16"/>
+                <w:sz w:val="20"/>
               </w:rPr>
               <w:t>Maintenance an 1</w:t>
             </w:r>
@@ -10218,7 +10239,7 @@
               <w:rPr>
                 <w:rFonts w:ascii="Arial" w:hAnsi="Arial"/>
                 <w:b w:val="0"/>
-                <w:sz w:val="16"/>
+                <w:sz w:val="20"/>
               </w:rPr>
               <w:t>Mises à jour sécurité et dépendances</w:t>
             </w:r>
@@ -10238,7 +10259,7 @@
               <w:rPr>
                 <w:rFonts w:ascii="Arial" w:hAnsi="Arial"/>
                 <w:b w:val="0"/>
-                <w:sz w:val="16"/>
+                <w:sz w:val="20"/>
               </w:rPr>
               <w:t>2</w:t>
             </w:r>
@@ -10257,7 +10278,7 @@
               <w:rPr>
                 <w:rFonts w:ascii="Arial" w:hAnsi="Arial"/>
                 <w:b w:val="0"/>
-                <w:sz w:val="16"/>
+                <w:sz w:val="20"/>
               </w:rPr>
               <w:t>j.h</w:t>
             </w:r>
@@ -10276,7 +10297,7 @@
               <w:rPr>
                 <w:rFonts w:ascii="Arial" w:hAnsi="Arial"/>
                 <w:b w:val="0"/>
-                <w:sz w:val="16"/>
+                <w:sz w:val="20"/>
               </w:rPr>
               <w:t>DevOps</w:t>
             </w:r>
@@ -10296,7 +10317,7 @@
               <w:rPr>
                 <w:rFonts w:ascii="Arial" w:hAnsi="Arial"/>
                 <w:b w:val="0"/>
-                <w:sz w:val="16"/>
+                <w:sz w:val="20"/>
               </w:rPr>
               <w:t>550,00</w:t>
             </w:r>
@@ -10316,7 +10337,7 @@
               <w:rPr>
                 <w:rFonts w:ascii="Arial" w:hAnsi="Arial"/>
                 <w:b w:val="0"/>
-                <w:sz w:val="16"/>
+                <w:sz w:val="20"/>
               </w:rPr>
               <w:t>1 100,00</w:t>
             </w:r>
@@ -10337,7 +10358,7 @@
               <w:rPr>
                 <w:rFonts w:ascii="Arial" w:hAnsi="Arial"/>
                 <w:b/>
-                <w:sz w:val="16"/>
+                <w:sz w:val="20"/>
               </w:rPr>
               <w:t>Total avant contingence</w:t>
             </w:r>
@@ -10356,7 +10377,7 @@
               <w:rPr>
                 <w:rFonts w:ascii="Arial" w:hAnsi="Arial"/>
                 <w:b/>
-                <w:sz w:val="16"/>
+                <w:sz w:val="20"/>
               </w:rPr>
             </w:r>
           </w:p>
@@ -10374,7 +10395,7 @@
               <w:rPr>
                 <w:rFonts w:ascii="Arial" w:hAnsi="Arial"/>
                 <w:b/>
-                <w:sz w:val="16"/>
+                <w:sz w:val="20"/>
               </w:rPr>
             </w:r>
           </w:p>
@@ -10392,7 +10413,7 @@
               <w:rPr>
                 <w:rFonts w:ascii="Arial" w:hAnsi="Arial"/>
                 <w:b/>
-                <w:sz w:val="16"/>
+                <w:sz w:val="20"/>
               </w:rPr>
             </w:r>
           </w:p>
@@ -10410,7 +10431,7 @@
               <w:rPr>
                 <w:rFonts w:ascii="Arial" w:hAnsi="Arial"/>
                 <w:b/>
-                <w:sz w:val="16"/>
+                <w:sz w:val="20"/>
               </w:rPr>
             </w:r>
           </w:p>
@@ -10428,7 +10449,7 @@
               <w:rPr>
                 <w:rFonts w:ascii="Arial" w:hAnsi="Arial"/>
                 <w:b/>
-                <w:sz w:val="16"/>
+                <w:sz w:val="20"/>
               </w:rPr>
             </w:r>
           </w:p>
@@ -10447,9 +10468,9 @@
               <w:rPr>
                 <w:rFonts w:ascii="Arial" w:hAnsi="Arial"/>
                 <w:b/>
-                <w:sz w:val="16"/>
-              </w:rPr>
-              <w:t>13 892,24</w:t>
+                <w:sz w:val="20"/>
+              </w:rPr>
+              <w:t>13 888,24</w:t>
             </w:r>
           </w:p>
         </w:tc>
@@ -10465,7 +10486,7 @@
         <w:jc w:val="both"/>
       </w:pPr>
       <w:r>
-        <w:t>Total transverse : 13 892,24 € HT avant contingence.</w:t>
+        <w:t>Total transverse : 13 888,24 € HT avant contingence.</w:t>
       </w:r>
     </w:p>
     <w:p>
@@ -10473,6 +10494,9 @@
         <w:pStyle w:val="Heading1"/>
       </w:pPr>
       <w:r>
+        <w:rPr>
+          <w:rFonts w:ascii="Arial" w:hAnsi="Arial"/>
+        </w:rPr>
         <w:t>Contingence, TVA, totaux</w:t>
       </w:r>
     </w:p>
@@ -10520,7 +10544,7 @@
               <w:rPr>
                 <w:rFonts w:ascii="Arial" w:hAnsi="Arial"/>
                 <w:b/>
-                <w:sz w:val="16"/>
+                <w:sz w:val="20"/>
               </w:rPr>
               <w:t>Poste</w:t>
             </w:r>
@@ -10539,7 +10563,7 @@
               <w:rPr>
                 <w:rFonts w:ascii="Arial" w:hAnsi="Arial"/>
                 <w:b/>
-                <w:sz w:val="16"/>
+                <w:sz w:val="20"/>
               </w:rPr>
               <w:t>Sous-total HT (€)</w:t>
             </w:r>
@@ -10558,7 +10582,7 @@
               <w:rPr>
                 <w:rFonts w:ascii="Arial" w:hAnsi="Arial"/>
                 <w:b/>
-                <w:sz w:val="16"/>
+                <w:sz w:val="20"/>
               </w:rPr>
               <w:t>Contingence</w:t>
             </w:r>
@@ -10577,7 +10601,7 @@
               <w:rPr>
                 <w:rFonts w:ascii="Arial" w:hAnsi="Arial"/>
                 <w:b/>
-                <w:sz w:val="16"/>
+                <w:sz w:val="20"/>
               </w:rPr>
               <w:t>Montant contingence (€)</w:t>
             </w:r>
@@ -10596,7 +10620,7 @@
               <w:rPr>
                 <w:rFonts w:ascii="Arial" w:hAnsi="Arial"/>
                 <w:b/>
-                <w:sz w:val="16"/>
+                <w:sz w:val="20"/>
               </w:rPr>
               <w:t>Total HT (€)</w:t>
             </w:r>
@@ -10617,7 +10641,7 @@
               <w:rPr>
                 <w:rFonts w:ascii="Arial" w:hAnsi="Arial"/>
                 <w:b w:val="0"/>
-                <w:sz w:val="16"/>
+                <w:sz w:val="20"/>
               </w:rPr>
               <w:t>Projet 03</w:t>
             </w:r>
@@ -10637,7 +10661,7 @@
               <w:rPr>
                 <w:rFonts w:ascii="Arial" w:hAnsi="Arial"/>
                 <w:b w:val="0"/>
-                <w:sz w:val="16"/>
+                <w:sz w:val="20"/>
               </w:rPr>
               <w:t>12 250,00</w:t>
             </w:r>
@@ -10657,7 +10681,7 @@
               <w:rPr>
                 <w:rFonts w:ascii="Arial" w:hAnsi="Arial"/>
                 <w:b w:val="0"/>
-                <w:sz w:val="16"/>
+                <w:sz w:val="20"/>
               </w:rPr>
               <w:t>8 %</w:t>
             </w:r>
@@ -10677,7 +10701,7 @@
               <w:rPr>
                 <w:rFonts w:ascii="Arial" w:hAnsi="Arial"/>
                 <w:b w:val="0"/>
-                <w:sz w:val="16"/>
+                <w:sz w:val="20"/>
               </w:rPr>
               <w:t>980,00</w:t>
             </w:r>
@@ -10697,7 +10721,7 @@
               <w:rPr>
                 <w:rFonts w:ascii="Arial" w:hAnsi="Arial"/>
                 <w:b w:val="0"/>
-                <w:sz w:val="16"/>
+                <w:sz w:val="20"/>
               </w:rPr>
               <w:t>13 230,00</w:t>
             </w:r>
@@ -10718,7 +10742,7 @@
               <w:rPr>
                 <w:rFonts w:ascii="Arial" w:hAnsi="Arial"/>
                 <w:b w:val="0"/>
-                <w:sz w:val="16"/>
+                <w:sz w:val="20"/>
               </w:rPr>
               <w:t>Projet 07</w:t>
             </w:r>
@@ -10738,7 +10762,7 @@
               <w:rPr>
                 <w:rFonts w:ascii="Arial" w:hAnsi="Arial"/>
                 <w:b w:val="0"/>
-                <w:sz w:val="16"/>
+                <w:sz w:val="20"/>
               </w:rPr>
               <w:t>39 550,00</w:t>
             </w:r>
@@ -10758,7 +10782,7 @@
               <w:rPr>
                 <w:rFonts w:ascii="Arial" w:hAnsi="Arial"/>
                 <w:b w:val="0"/>
-                <w:sz w:val="16"/>
+                <w:sz w:val="20"/>
               </w:rPr>
               <w:t>15 %</w:t>
             </w:r>
@@ -10778,7 +10802,7 @@
               <w:rPr>
                 <w:rFonts w:ascii="Arial" w:hAnsi="Arial"/>
                 <w:b w:val="0"/>
-                <w:sz w:val="16"/>
+                <w:sz w:val="20"/>
               </w:rPr>
               <w:t>5 932,50</w:t>
             </w:r>
@@ -10798,7 +10822,7 @@
               <w:rPr>
                 <w:rFonts w:ascii="Arial" w:hAnsi="Arial"/>
                 <w:b w:val="0"/>
-                <w:sz w:val="16"/>
+                <w:sz w:val="20"/>
               </w:rPr>
               <w:t>45 482,50</w:t>
             </w:r>
@@ -10819,7 +10843,7 @@
               <w:rPr>
                 <w:rFonts w:ascii="Arial" w:hAnsi="Arial"/>
                 <w:b w:val="0"/>
-                <w:sz w:val="16"/>
+                <w:sz w:val="20"/>
               </w:rPr>
               <w:t>Transverse</w:t>
             </w:r>
@@ -10839,9 +10863,9 @@
               <w:rPr>
                 <w:rFonts w:ascii="Arial" w:hAnsi="Arial"/>
                 <w:b w:val="0"/>
-                <w:sz w:val="16"/>
-              </w:rPr>
-              <w:t>13 892,24</w:t>
+                <w:sz w:val="20"/>
+              </w:rPr>
+              <w:t>13 888,24</w:t>
             </w:r>
           </w:p>
         </w:tc>
@@ -10859,7 +10883,7 @@
               <w:rPr>
                 <w:rFonts w:ascii="Arial" w:hAnsi="Arial"/>
                 <w:b w:val="0"/>
-                <w:sz w:val="16"/>
+                <w:sz w:val="20"/>
               </w:rPr>
               <w:t>5 %</w:t>
             </w:r>
@@ -10879,9 +10903,9 @@
               <w:rPr>
                 <w:rFonts w:ascii="Arial" w:hAnsi="Arial"/>
                 <w:b w:val="0"/>
-                <w:sz w:val="16"/>
-              </w:rPr>
-              <w:t>694,61</w:t>
+                <w:sz w:val="20"/>
+              </w:rPr>
+              <w:t>694,41</w:t>
             </w:r>
           </w:p>
         </w:tc>
@@ -10899,9 +10923,9 @@
               <w:rPr>
                 <w:rFonts w:ascii="Arial" w:hAnsi="Arial"/>
                 <w:b w:val="0"/>
-                <w:sz w:val="16"/>
-              </w:rPr>
-              <w:t>14 586,85</w:t>
+                <w:sz w:val="20"/>
+              </w:rPr>
+              <w:t>14 582,65</w:t>
             </w:r>
           </w:p>
         </w:tc>
@@ -10920,7 +10944,7 @@
               <w:rPr>
                 <w:rFonts w:ascii="Arial" w:hAnsi="Arial"/>
                 <w:b/>
-                <w:sz w:val="16"/>
+                <w:sz w:val="20"/>
               </w:rPr>
               <w:t>Total HT</w:t>
             </w:r>
@@ -10939,7 +10963,7 @@
               <w:rPr>
                 <w:rFonts w:ascii="Arial" w:hAnsi="Arial"/>
                 <w:b/>
-                <w:sz w:val="16"/>
+                <w:sz w:val="20"/>
               </w:rPr>
             </w:r>
           </w:p>
@@ -10957,7 +10981,7 @@
               <w:rPr>
                 <w:rFonts w:ascii="Arial" w:hAnsi="Arial"/>
                 <w:b/>
-                <w:sz w:val="16"/>
+                <w:sz w:val="20"/>
               </w:rPr>
             </w:r>
           </w:p>
@@ -10975,7 +10999,7 @@
               <w:rPr>
                 <w:rFonts w:ascii="Arial" w:hAnsi="Arial"/>
                 <w:b/>
-                <w:sz w:val="16"/>
+                <w:sz w:val="20"/>
               </w:rPr>
             </w:r>
           </w:p>
@@ -10994,9 +11018,9 @@
               <w:rPr>
                 <w:rFonts w:ascii="Arial" w:hAnsi="Arial"/>
                 <w:b/>
-                <w:sz w:val="16"/>
-              </w:rPr>
-              <w:t>73 299,35</w:t>
+                <w:sz w:val="20"/>
+              </w:rPr>
+              <w:t>73 295,15</w:t>
             </w:r>
           </w:p>
         </w:tc>
@@ -11015,7 +11039,7 @@
               <w:rPr>
                 <w:rFonts w:ascii="Arial" w:hAnsi="Arial"/>
                 <w:b w:val="0"/>
-                <w:sz w:val="16"/>
+                <w:sz w:val="20"/>
               </w:rPr>
               <w:t>TVA 20 %</w:t>
             </w:r>
@@ -11034,7 +11058,7 @@
               <w:rPr>
                 <w:rFonts w:ascii="Arial" w:hAnsi="Arial"/>
                 <w:b w:val="0"/>
-                <w:sz w:val="16"/>
+                <w:sz w:val="20"/>
               </w:rPr>
             </w:r>
           </w:p>
@@ -11052,7 +11076,7 @@
               <w:rPr>
                 <w:rFonts w:ascii="Arial" w:hAnsi="Arial"/>
                 <w:b w:val="0"/>
-                <w:sz w:val="16"/>
+                <w:sz w:val="20"/>
               </w:rPr>
             </w:r>
           </w:p>
@@ -11070,7 +11094,7 @@
               <w:rPr>
                 <w:rFonts w:ascii="Arial" w:hAnsi="Arial"/>
                 <w:b w:val="0"/>
-                <w:sz w:val="16"/>
+                <w:sz w:val="20"/>
               </w:rPr>
             </w:r>
           </w:p>
@@ -11089,9 +11113,9 @@
               <w:rPr>
                 <w:rFonts w:ascii="Arial" w:hAnsi="Arial"/>
                 <w:b w:val="0"/>
-                <w:sz w:val="16"/>
-              </w:rPr>
-              <w:t>14 659,87</w:t>
+                <w:sz w:val="20"/>
+              </w:rPr>
+              <w:t>14 659,03</w:t>
             </w:r>
           </w:p>
         </w:tc>
@@ -11110,7 +11134,7 @@
               <w:rPr>
                 <w:rFonts w:ascii="Arial" w:hAnsi="Arial"/>
                 <w:b/>
-                <w:sz w:val="16"/>
+                <w:sz w:val="20"/>
               </w:rPr>
               <w:t>Total TTC</w:t>
             </w:r>
@@ -11129,7 +11153,7 @@
               <w:rPr>
                 <w:rFonts w:ascii="Arial" w:hAnsi="Arial"/>
                 <w:b/>
-                <w:sz w:val="16"/>
+                <w:sz w:val="20"/>
               </w:rPr>
             </w:r>
           </w:p>
@@ -11147,7 +11171,7 @@
               <w:rPr>
                 <w:rFonts w:ascii="Arial" w:hAnsi="Arial"/>
                 <w:b/>
-                <w:sz w:val="16"/>
+                <w:sz w:val="20"/>
               </w:rPr>
             </w:r>
           </w:p>
@@ -11165,7 +11189,7 @@
               <w:rPr>
                 <w:rFonts w:ascii="Arial" w:hAnsi="Arial"/>
                 <w:b/>
-                <w:sz w:val="16"/>
+                <w:sz w:val="20"/>
               </w:rPr>
             </w:r>
           </w:p>
@@ -11184,9 +11208,9 @@
               <w:rPr>
                 <w:rFonts w:ascii="Arial" w:hAnsi="Arial"/>
                 <w:b/>
-                <w:sz w:val="16"/>
-              </w:rPr>
-              <w:t>87 959,22</w:t>
+                <w:sz w:val="20"/>
+              </w:rPr>
+              <w:t>87 954,18</w:t>
             </w:r>
           </w:p>
         </w:tc>
@@ -11210,6 +11234,9 @@
         <w:pStyle w:val="Heading1"/>
       </w:pPr>
       <w:r>
+        <w:rPr>
+          <w:rFonts w:ascii="Arial" w:hAnsi="Arial"/>
+        </w:rPr>
         <w:t>Planning indicatif</w:t>
       </w:r>
     </w:p>
@@ -11218,7 +11245,7 @@
         <w:jc w:val="both"/>
       </w:pPr>
       <w:r>
-        <w:t>Sur 14 semaines, avec le 03 mené en parallèle du début du 07 par le dev front pendant que le dev back attaque l'API. Les dépendances : UX avant le front, back avant l'intégration, intégration avant la recette, recette avant la prod. Le lot RGPD est calé en S9 pour que ses changements soient dans le code avant la recette. Le Gantt par semaine est dans l'onglet Planning du fichier Excel.</w:t>
+        <w:t>Sur 14 semaines, avec le 03 mené en parallèle du début du 07 par le dev front pendant que le dev back attaque l'API. Le cadrage du 07 est étalé sur trois semaines parce que le chef de projet a aussi le cadrage du 03 et le pilotage sur S1 et S2, sinon il est à 12 jours sur 10 jours ouvrés. Les dépendances : UX avant le front, contrat d'API avant le front, back avant l'intégration, staging avant la recette, recette avant la prod. Le Gantt par semaine est dans l'onglet Planning du fichier Excel.</w:t>
       </w:r>
     </w:p>
     <w:p>
@@ -11226,7 +11253,7 @@
         <w:jc w:val="both"/>
       </w:pPr>
       <w:r>
-        <w:t>Projet 03 : cadrage S1, UX/UI S2, front S3 à S5, recette S5 à S6, mise en prod S6. Projet 07 : cadrage S1 à S2, UX/UI S3 à S4, back Symfony S4 à S8, front React S6 à S10, RGPD S9, intégration S10 à S11, recette S12 à S13, déploiement S14. Le pilotage court sur les 14 semaines et la formation se fait en S14.</w:t>
+        <w:t>Projet 03 : cadrage S1, UX/UI S2, front S3 à S5, recette S5 à S6, mise en prod S6. Projet 07 : cadrage S1 à S3, UX/UI S3 à S4, back Symfony S4 à S8 avec le contrat d'API et les mocks en S4 et S5, RGPD consultant S4 à S5, front React S6 à S10, RGPD dev S9, staging S9 à S10, intégration S10 à S11, recette S12 à S13, mise en prod S14. Le pilotage court sur les 14 semaines et la formation se fait en S14.</w:t>
       </w:r>
     </w:p>
     <w:p>
@@ -11234,7 +11261,7 @@
         <w:jc w:val="both"/>
       </w:pPr>
       <w:r>
-        <w:t>Jalons : kick-off en S1, validation des maquettes 03 fin S2, validation des maquettes 07 fin S4, mise en prod du 03 fin S6, PV de recette du 07 fin S13, mise en prod du 07 et formation en S14. Chaque jalon c'est un comité avec Picard où on signe. Pour le suivi, un tableau par lot avec le consommé et le reste à faire, mis à jour au point hebdo.</w:t>
+        <w:t>Jalons : kick-off en S1, validation des maquettes 03 fin S2, validation des maquettes 07 fin S4, mise en prod du 03 fin S6, PV de recette du 07 fin S13, mise en prod du 07 et formation en S14. Chaque jalon c'est un comité avec Picard où on signe. Pour le suivi, un tableau par lot avec l'avancement en pourcentage, le consommé en jours face au prévu et le reste à faire, mis à jour au point hebdo. Si un lot a consommé 80 % de ses jours pour 50 % d'avancement on le voit tout de suite et on recale avant que la contingence y passe. A côté, un journal des décisions et des risques (qui a décidé quoi, quand, et ce que ça change au budget) et une nouvelle version du budget à chaque avenant, pour pouvoir expliquer à Picard d'où vient chaque écart entre le premier chiffre et le dernier.</w:t>
       </w:r>
     </w:p>
     <w:p>
@@ -11242,6 +11269,9 @@
         <w:pStyle w:val="Heading1"/>
       </w:pPr>
       <w:r>
+        <w:rPr>
+          <w:rFonts w:ascii="Arial" w:hAnsi="Arial"/>
+        </w:rPr>
         <w:t>Risques</w:t>
       </w:r>
     </w:p>
@@ -11250,7 +11280,7 @@
         <w:jc w:val="both"/>
       </w:pPr>
       <w:r>
-        <w:t>Le premier risque c'est que Picard change les règles de fidélité en cours de route, les points par euro ou ce qui se passe quand on supprime le compte. Traitement : on fige les règles au cadrage dans un doc signé, et tout changement après la validation des maquettes passe en avenant. Le deuxième c'est le contrat d'API entre front et back qui dérive, chacun avance dans son coin est à l'intégration rien ne colle. Traitement : le fichier OpenAPI est écrit en S4 avant que le front commence, et le front bosse sur des mocks générés depuis ce fichier. Le troisième, une seule personne par rôle, donc si le dev back est malade deux semaines le planning glisse d'autant. Traitement : la contingence de 15 %, un jalon de contrôle toutes les deux semaines pour voir le glissement tôt, et le dev front qui connait Symfony peut dépanner. Le quatrième c'est le RGPD traité trop tard, on se rend compte à la recette que la suppression de compte ne supprime pas l'historique. Traitement : le lot RGPD est planifié en S9 avant la recette, et le consultant relit les maquettes du compte dès S4. Le cinquième, un hébergeur qui augmente ses prix ou change de gamme comme OVH l'a fait en avril 2026, ce qui fausse le budget maintenance. Traitement : le montant est petit, et l'image Docker permet de changer de VPS en une journée.</w:t>
+        <w:t>Le risque que je vois en premier c'est que Picard change les règles de fidélité en cours de route, les points par euro ou ce qui se passe quand on supprime le compte. Pour ça on fige les règles au cadrage dans un doc signé, et tout changement après la validation des maquettes passe en avenant, c'est prévu dans la ligne marge et avenants plus haut. Le deuxième c'est le contrat d'API entre front et back qui dérive, chacun avance dans son coin est à l'intégration rien ne colle. C'est pour ça que le fichier OpenAPI est écrit en S4 et S5 avant que le front commence, et que le front bosse sur des mocks générés depuis ce fichier plutôt que sur ce qu'il imagine de l'API. Ensuite il y a une seule personne par rôle, donc si le dev back est malade deux semaines le planning glisse d'autant. La contingence de 15 % sert à ça, avec un jalon de contrôle toutes les deux semaines pour voir le glissement tôt, et le dev front qui connait Symfony peut dépanner sur l'API le temps que ça revienne. Le dernier c'est le RGPD traité trop tard, le cas classique où on se rend compte à la recette que la suppression de compte ne supprime pas l'historique. Le consultant relit les maquettes du compte en S4 et S5 et la partie dev est en S9, avant la recette, donc si quelque chose manque on le voit avec deux semaines d'avance.</w:t>
       </w:r>
     </w:p>
     <w:p>
@@ -11258,6 +11288,9 @@
         <w:pStyle w:val="Heading1"/>
       </w:pPr>
       <w:r>
+        <w:rPr>
+          <w:rFonts w:ascii="Arial" w:hAnsi="Arial"/>
+        </w:rPr>
         <w:t>Conduite du changement</w:t>
       </w:r>
     </w:p>
@@ -11266,11 +11299,11 @@
         <w:jc w:val="both"/>
       </w:pPr>
       <w:r>
-        <w:t>Ce qui va coincer ce n'est pas la technique. Le cours dit que le plus dur dans un projet de transformation c'est l'humain, et ici il y a deux populations chez Picard : les personnes en magasin ou en logistique qui vont réapprovisionner les machines et tenir les stocks avec l'outil 03, et l'équipe marketing ou relation client qui va suivre les commandes et le programme fidélité via le 07. Les premières ont déjà leurs habitudes, un tableur ou un cahier, et un nouvel écran c'est d'abord une contrainte, on est dans la phase déni puis colère de la courbe. La formation compte pour ça, mais une demi-journée ne suffit pas si personne ne relance après, donc je mets aussi la maintenance et les points hebdo avec un référent chez Picard, quelqu'un qui teste avec nous à la recette et qui devient la personne à qui les collègues posent leurs questions. Ce référent c'est la partie mimétisme dont parle le cours, les gens copie un collègue plus qu'un formateur. Côté étudiants il n'y a pas grand chose à conduire, le vrai sujet c'est que la borne fonctionne du premier coup, une borne planté devant une file d'attente à midi se fait une réputation en une semaine et personne ne revient.</w:t>
+        <w:t>Le cours dit que le plus dur dans un projet de transformation c'est l'humain, et ici il y a deux populations chez Picard : les personnes en magasin ou en logistique qui vont réapprovisionner les machines et tenir les stocks avec l'outil 03, et l'équipe marketing ou relation client qui va suivre les commandes et le programme fidélité via le 07. Les premières ont déjà leurs habitudes, un tableur ou un cahier, et un nouvel écran c'est d'abord une contrainte, on est dans la phase déni puis colère de la courbe. La formation compte pour ça, mais une demi-journée ne suffit pas si personne ne relance après, donc je mets aussi la maintenance et les points hebdo avec un référent chez Picard, quelqu'un qui teste avec nous à la recette et qui devient la personne à qui les collègues posent leurs questions. Ce référent c'est la partie mimétisme dont parle le cours, les gens copie un collègue plus qu'un formateur. Côté étudiants il n'y a pas grand chose à conduire, le vrai sujet c'est que la borne fonctionne du premier coup, d'où la deuxième passe de recette faite de bout en bout sur la borne elle-même et pas sur un navigateur de bureau.</w:t>
       </w:r>
     </w:p>
     <w:sectPr>
-      <w:pgSz w:w="12240" w:h="15840"/>
+      <w:pgSz w:w="11906" w:h="16838"/>
       <w:pgMar w:top="1134" w:right="1134" w:bottom="1134" w:left="1134" w:header="720" w:footer="720" w:gutter="0"/>
       <w:cols w:space="720"/>
       <w:docGrid w:linePitch="360"/>
@@ -11709,7 +11742,7 @@
       <w:outlineLvl w:val="0"/>
     </w:pPr>
     <w:rPr>
-      <w:rFonts w:asciiTheme="majorHAnsi" w:eastAsiaTheme="majorEastAsia" w:hAnsiTheme="majorHAnsi" w:cstheme="majorBidi" w:ascii="Arial" w:hAnsi="Arial" w:eastAsia="Arial"/>
+      <w:rFonts w:ascii="Arial" w:hAnsi="Arial" w:eastAsia="Arial" w:cs="Arial"/>
       <w:b/>
       <w:bCs/>
       <w:sz w:val="28"/>
@@ -11732,7 +11765,7 @@
       <w:outlineLvl w:val="1"/>
     </w:pPr>
     <w:rPr>
-      <w:rFonts w:asciiTheme="majorHAnsi" w:eastAsiaTheme="majorEastAsia" w:hAnsiTheme="majorHAnsi" w:cstheme="majorBidi" w:ascii="Arial" w:hAnsi="Arial" w:eastAsia="Arial"/>
+      <w:rFonts w:ascii="Arial" w:hAnsi="Arial" w:eastAsia="Arial" w:cs="Arial"/>
       <w:b/>
       <w:bCs/>
       <w:sz w:val="28"/>
@@ -11996,7 +12029,7 @@
       <w:contextualSpacing/>
     </w:pPr>
     <w:rPr>
-      <w:rFonts w:asciiTheme="majorHAnsi" w:eastAsiaTheme="majorEastAsia" w:hAnsiTheme="majorHAnsi" w:cstheme="majorBidi" w:ascii="Arial" w:hAnsi="Arial" w:eastAsia="Arial"/>
+      <w:rFonts w:ascii="Arial" w:hAnsi="Arial" w:eastAsia="Arial" w:cs="Arial"/>
       <w:b/>
       <w:spacing w:val="5"/>
       <w:kern w:val="28"/>
